--- a/Daily Reports/09_08_2026-CBOT Reports.docx
+++ b/Daily Reports/09_08_2026-CBOT Reports.docx
@@ -104,7 +104,7 @@
           <w:color w:val="5C768D"/>
           <w:sz w:val="19"/>
         </w:rPr>
-        <w:t>Cập nhật tự động qua `macro_tracker.py` vào lúc 06:32 ICT ngày 09/08/2026</w:t>
+        <w:t>Cập nhật tự động qua `macro_tracker.py` vào lúc 10:33 ICT ngày 09/08/2026</w:t>
       </w:r>
     </w:p>
     <w:tbl>
@@ -1316,7 +1316,7 @@
           <w:color w:val="5C768D"/>
           <w:sz w:val="19"/>
         </w:rPr>
-        <w:t>Cập nhật tự động lúc 06:32 ICT ngày 09/08/2026 — Nguồn: NOAA, USDA, BOM Australia</w:t>
+        <w:t>Cập nhật tự động lúc 10:33 ICT ngày 09/08/2026 — Nguồn: NOAA, USDA, BOM Australia</w:t>
       </w:r>
     </w:p>
     <w:p>
@@ -13482,7 +13482,7 @@
         <w:t>Export Sales (Báo Cáo Mới Nhất):</w:t>
       </w:r>
       <w:r>
-        <w:t xml:space="preserve"> NoData</w:t>
+        <w:t xml:space="preserve"> OK</w:t>
       </w:r>
     </w:p>
     <w:p>
@@ -23663,7 +23663,7 @@
         <w:t>Export Sales (Báo Cáo Mới Nhất):</w:t>
       </w:r>
       <w:r>
-        <w:t xml:space="preserve"> NoData</w:t>
+        <w:t xml:space="preserve"> OK</w:t>
       </w:r>
     </w:p>
     <w:p>

--- a/Daily Reports/09_08_2026-CBOT Reports.docx
+++ b/Daily Reports/09_08_2026-CBOT Reports.docx
@@ -104,7 +104,7 @@
           <w:color w:val="5C768D"/>
           <w:sz w:val="19"/>
         </w:rPr>
-        <w:t>Cập nhật tự động qua `macro_tracker.py` vào lúc 11:20 ICT ngày 09/08/2026</w:t>
+        <w:t>Cập nhật tự động qua `macro_tracker.py` vào lúc 15:51 ICT ngày 09/08/2026</w:t>
       </w:r>
     </w:p>
     <w:tbl>
@@ -1316,7 +1316,7 @@
           <w:color w:val="5C768D"/>
           <w:sz w:val="19"/>
         </w:rPr>
-        <w:t>Cập nhật tự động lúc 11:20 ICT ngày 09/08/2026 — Nguồn: NOAA, USDA, BOM Australia</w:t>
+        <w:t>Cập nhật tự động lúc 15:51 ICT ngày 09/08/2026 — Nguồn: NOAA, USDA, BOM Australia</w:t>
       </w:r>
     </w:p>
     <w:p>
@@ -3832,7 +3832,7 @@
               <w:rPr>
                 <w:b/>
               </w:rPr>
-              <w:t>638.25</w:t>
+              <w:t>639.75</w:t>
             </w:r>
           </w:p>
         </w:tc>
@@ -3863,7 +3863,7 @@
               <w:rPr>
                 <w:b/>
               </w:rPr>
-              <w:t>640.43 (+2.18)</w:t>
+              <w:t>641.94 (+2.19)</w:t>
             </w:r>
           </w:p>
         </w:tc>
@@ -3891,7 +3891,7 @@
             </w:pPr>
             <w:r/>
             <w:r>
-              <w:t>Bearish (637.86 &lt; 638.81)</w:t>
+              <w:t>Bearish (638.00 &lt; 638.87)</w:t>
             </w:r>
           </w:p>
         </w:tc>
@@ -4955,7 +4955,7 @@
               <w:rPr>
                 <w:b/>
               </w:rPr>
-              <w:t>449.29 - 457.25 cents</w:t>
+              <w:t>439.54 - 447.50 cents</w:t>
             </w:r>
           </w:p>
         </w:tc>
@@ -5136,7 +5136,7 @@
                 <w:b/>
                 <w:color w:val="B91C1C"/>
               </w:rPr>
-              <w:t>637.86 - 638.81 cents (Canh bán hồi kỹ thuật H1)</w:t>
+              <w:t>638.00 - 638.87 cents (Canh bán hồi kỹ thuật H1)</w:t>
             </w:r>
           </w:p>
         </w:tc>
@@ -5167,7 +5167,7 @@
               <w:rPr>
                 <w:b/>
               </w:rPr>
-              <w:t>712.34 cents (Trên kháng cự R2 + 1.5x ATR)</w:t>
+              <w:t>717.59 cents (Trên kháng cự R2 + 1.5x ATR)</w:t>
             </w:r>
           </w:p>
         </w:tc>
@@ -5203,7 +5203,7 @@
                 <w:color w:val="D97706"/>
                 <w:sz w:val="19"/>
               </w:rPr>
-              <w:t xml:space="preserve"> 635.50 cents </w:t>
+              <w:t xml:space="preserve"> 636.50 cents </w:t>
             </w:r>
             <w:r>
               <w:t xml:space="preserve"> / TP2: </w:t>
@@ -5214,7 +5214,7 @@
                 <w:color w:val="D97706"/>
                 <w:sz w:val="19"/>
               </w:rPr>
-              <w:t xml:space="preserve"> 626.75 cents </w:t>
+              <w:t xml:space="preserve"> 602.25 cents </w:t>
             </w:r>
           </w:p>
         </w:tc>
@@ -5345,7 +5345,7 @@
               <w:rPr>
                 <w:b/>
               </w:rPr>
-              <w:t>633.50 - 635.50 cents</w:t>
+              <w:t>634.50 - 636.50 cents</w:t>
             </w:r>
           </w:p>
         </w:tc>
@@ -5376,7 +5376,7 @@
               <w:rPr>
                 <w:b/>
               </w:rPr>
-              <w:t>622.53 cents</w:t>
+              <w:t>598.03 cents</w:t>
             </w:r>
           </w:p>
         </w:tc>
@@ -5407,7 +5407,7 @@
               <w:rPr>
                 <w:b/>
               </w:rPr>
-              <w:t>641.25 cents (Đón sóng hồi trung hạn ~14.5 giá)</w:t>
+              <w:t>642.00 cents (Đón sóng hồi trung hạn ~14.5 giá)</w:t>
             </w:r>
           </w:p>
         </w:tc>
@@ -5538,7 +5538,7 @@
               <w:rPr>
                 <w:b/>
               </w:rPr>
-              <w:t>641.25 - 643.25 cents</w:t>
+              <w:t>642.00 - 644.00 cents</w:t>
             </w:r>
           </w:p>
         </w:tc>
@@ -5569,7 +5569,7 @@
               <w:rPr>
                 <w:b/>
               </w:rPr>
-              <w:t>645.47 cents</w:t>
+              <w:t>646.22 cents</w:t>
             </w:r>
           </w:p>
         </w:tc>
@@ -5600,7 +5600,7 @@
               <w:rPr>
                 <w:b/>
               </w:rPr>
-              <w:t>626.75 cents (Thuận xu hướng giảm ngắn hạn)</w:t>
+              <w:t>602.25 cents (Thuận xu hướng giảm ngắn hạn)</w:t>
             </w:r>
           </w:p>
         </w:tc>
@@ -13759,7 +13759,7 @@
         <w:rPr>
           <w:b/>
         </w:rPr>
-        <w:t>`449.29 - 457.25 cents`</w:t>
+        <w:t>`439.54 - 447.50 cents`</w:t>
       </w:r>
     </w:p>
     <w:p>
@@ -21791,7 +21791,7 @@
         <w:t>Giá Chốt Phiên (Close):</w:t>
       </w:r>
       <w:r>
-        <w:t xml:space="preserve"> 638.25 cents | </w:t>
+        <w:t xml:space="preserve"> 639.75 cents | </w:t>
       </w:r>
       <w:r>
         <w:rPr>
@@ -21806,10 +21806,10 @@
         <w:rPr>
           <w:b/>
         </w:rPr>
-        <w:t>`640.43 cents`</w:t>
+        <w:t>`641.94 cents`</w:t>
       </w:r>
       <w:r>
-        <w:t xml:space="preserve"> (+2.18).</w:t>
+        <w:t xml:space="preserve"> (+2.19).</w:t>
       </w:r>
     </w:p>
     <w:p>
@@ -21881,7 +21881,7 @@
         <w:rPr>
           <w:b/>
         </w:rPr>
-        <w:t>`Bearish Marubozu (Lực bán áp đảo tuyệt đối)`</w:t>
+        <w:t>`Không phát hiện mô hình nến đặc biệt`</w:t>
       </w:r>
     </w:p>
     <w:p>
@@ -21917,16 +21917,16 @@
         <w:t>Đánh giá xu hướng kết hợp:</w:t>
       </w:r>
       <w:r>
-        <w:t xml:space="preserve"> ️ </w:t>
+        <w:t xml:space="preserve"> </w:t>
       </w:r>
       <w:r>
         <w:rPr>
           <w:b/>
         </w:rPr>
-        <w:t>BÁN THÁO YẾU (Weak Bearish Retest):</w:t>
+        <w:t>TÍCH LŨY TÍCH CỰC (Accumulation):</w:t>
       </w:r>
       <w:r>
-        <w:t xml:space="preserve"> Nến giảm xuất hiện nhưng thanh khoản thấp, có thể là nhịp rũ bỏ ngắn hạn trước khi hồi phục.</w:t>
+        <w:t xml:space="preserve"> Nến đi ngang nhưng dòng tiền âm thầm gia tăng (OI tăng), báo hiệu chuẩn bị có nhịp bứt phá tăng.</w:t>
       </w:r>
     </w:p>
     <w:p>
@@ -22940,7 +22940,7 @@
         <w:t xml:space="preserve"> EMA_21 </w:t>
       </w:r>
       <w:r>
-        <w:t xml:space="preserve"> (637.86) &lt; </w:t>
+        <w:t xml:space="preserve"> (638.00) &lt; </w:t>
       </w:r>
       <w:r>
         <w:rPr>
@@ -22951,7 +22951,7 @@
         <w:t xml:space="preserve"> EMA_50 </w:t>
       </w:r>
       <w:r>
-        <w:t xml:space="preserve"> (638.81).</w:t>
+        <w:t xml:space="preserve"> (638.87).</w:t>
       </w:r>
     </w:p>
     <w:p>
@@ -22972,7 +22972,7 @@
         <w:rPr>
           <w:b/>
         </w:rPr>
-        <w:t>`50.71`</w:t>
+        <w:t>`52.95`</w:t>
       </w:r>
       <w:r>
         <w:t xml:space="preserve"> | ATR (14) = </w:t>
@@ -23014,7 +23014,7 @@
         <w:rPr>
           <w:b/>
         </w:rPr>
-        <w:t>`635.50`</w:t>
+        <w:t>`636.50`</w:t>
       </w:r>
       <w:r>
         <w:t xml:space="preserve"> | S2: </w:t>
@@ -23023,7 +23023,7 @@
         <w:rPr>
           <w:b/>
         </w:rPr>
-        <w:t>`626.75`</w:t>
+        <w:t>`602.25`</w:t>
       </w:r>
       <w:r>
         <w:t xml:space="preserve"> || Kháng cự R1: </w:t>
@@ -23032,7 +23032,7 @@
         <w:rPr>
           <w:b/>
         </w:rPr>
-        <w:t>`641.25`</w:t>
+        <w:t>`642.00`</w:t>
       </w:r>
       <w:r>
         <w:t xml:space="preserve"> | R2: </w:t>
@@ -23041,7 +23041,7 @@
         <w:rPr>
           <w:b/>
         </w:rPr>
-        <w:t>`706.00`</w:t>
+        <w:t>`711.25`</w:t>
       </w:r>
     </w:p>
     <w:p>
@@ -23765,7 +23765,7 @@
           <w:b/>
           <w:color w:val="B91C1C"/>
         </w:rPr>
-        <w:t>`637.86 - 638.81 cents (Canh bán hồi kỹ thuật H1)`</w:t>
+        <w:t>`638.00 - 638.87 cents (Canh bán hồi kỹ thuật H1)`</w:t>
       </w:r>
       <w:r>
         <w:t xml:space="preserve"> | SL: </w:t>
@@ -23774,7 +23774,7 @@
         <w:rPr>
           <w:b/>
         </w:rPr>
-        <w:t>`712.34 cents (Trên kháng cự R2 + 1.5x ATR)`</w:t>
+        <w:t>`717.59 cents (Trên kháng cự R2 + 1.5x ATR)`</w:t>
       </w:r>
       <w:r>
         <w:t xml:space="preserve"> | TP: </w:t>
@@ -23785,7 +23785,7 @@
           <w:color w:val="D97706"/>
           <w:sz w:val="19"/>
         </w:rPr>
-        <w:t xml:space="preserve"> 635.50 cents </w:t>
+        <w:t xml:space="preserve"> 636.50 cents </w:t>
       </w:r>
       <w:r>
         <w:t xml:space="preserve"> / </w:t>
@@ -23796,7 +23796,7 @@
           <w:color w:val="D97706"/>
           <w:sz w:val="19"/>
         </w:rPr>
-        <w:t xml:space="preserve"> 626.75 cents </w:t>
+        <w:t xml:space="preserve"> 602.25 cents </w:t>
       </w:r>
       <w:r>
         <w:t>.</w:t>
@@ -23836,7 +23836,7 @@
         <w:rPr>
           <w:b/>
         </w:rPr>
-        <w:t>`633.50 - 635.50 cents`</w:t>
+        <w:t>`634.50 - 636.50 cents`</w:t>
       </w:r>
       <w:r>
         <w:t xml:space="preserve"> | SL: </w:t>
@@ -23845,7 +23845,7 @@
         <w:rPr>
           <w:b/>
         </w:rPr>
-        <w:t>`622.53 cents`</w:t>
+        <w:t>`598.03 cents`</w:t>
       </w:r>
       <w:r>
         <w:t xml:space="preserve"> | TP: </w:t>
@@ -23854,7 +23854,7 @@
         <w:rPr>
           <w:b/>
         </w:rPr>
-        <w:t>`641.25 cents (Đón sóng hồi trung hạn ~14.5 giá)`</w:t>
+        <w:t>`642.00 cents (Đón sóng hồi trung hạn ~14.5 giá)`</w:t>
       </w:r>
       <w:r>
         <w:t>.</w:t>
@@ -23882,7 +23882,7 @@
         <w:rPr>
           <w:b/>
         </w:rPr>
-        <w:t>`641.25 - 643.25 cents`</w:t>
+        <w:t>`642.00 - 644.00 cents`</w:t>
       </w:r>
       <w:r>
         <w:t xml:space="preserve"> | SL: </w:t>
@@ -23891,7 +23891,7 @@
         <w:rPr>
           <w:b/>
         </w:rPr>
-        <w:t>`645.47 cents`</w:t>
+        <w:t>`646.22 cents`</w:t>
       </w:r>
       <w:r>
         <w:t xml:space="preserve"> | TP: </w:t>
@@ -23900,7 +23900,7 @@
         <w:rPr>
           <w:b/>
         </w:rPr>
-        <w:t>`626.75 cents (Thuận xu hướng giảm ngắn hạn)`</w:t>
+        <w:t>`602.25 cents (Thuận xu hướng giảm ngắn hạn)`</w:t>
       </w:r>
       <w:r>
         <w:t>.</w:t>
@@ -24347,7 +24347,7 @@
             </w:pPr>
             <w:r/>
             <w:r>
-              <w:t>638.25</w:t>
+              <w:t>639.75</w:t>
             </w:r>
           </w:p>
         </w:tc>
@@ -24375,7 +24375,7 @@
             </w:pPr>
             <w:r/>
             <w:r>
-              <w:t>649.50</w:t>
+              <w:t>651.00</w:t>
             </w:r>
           </w:p>
         </w:tc>
@@ -24403,7 +24403,7 @@
             </w:pPr>
             <w:r/>
             <w:r>
-              <w:t>632.75</w:t>
+              <w:t>634.25</w:t>
             </w:r>
           </w:p>
         </w:tc>
@@ -24434,7 +24434,7 @@
               <w:rPr>
                 <w:b/>
               </w:rPr>
-              <w:t>637.50</w:t>
+              <w:t>639.00</w:t>
             </w:r>
           </w:p>
         </w:tc>
@@ -24582,7 +24582,7 @@
             </w:pPr>
             <w:r/>
             <w:r>
-              <w:t>637.50</w:t>
+              <w:t>639.00</w:t>
             </w:r>
           </w:p>
         </w:tc>
@@ -24610,7 +24610,7 @@
             </w:pPr>
             <w:r/>
             <w:r>
-              <w:t>645.00</w:t>
+              <w:t>646.50</w:t>
             </w:r>
           </w:p>
         </w:tc>
@@ -24638,7 +24638,7 @@
             </w:pPr>
             <w:r/>
             <w:r>
-              <w:t>631.50</w:t>
+              <w:t>633.00</w:t>
             </w:r>
           </w:p>
         </w:tc>
@@ -24669,7 +24669,7 @@
               <w:rPr>
                 <w:b/>
               </w:rPr>
-              <w:t>637.00</w:t>
+              <w:t>638.50</w:t>
             </w:r>
           </w:p>
         </w:tc>
@@ -24817,7 +24817,7 @@
             </w:pPr>
             <w:r/>
             <w:r>
-              <w:t>637.00</w:t>
+              <w:t>638.50</w:t>
             </w:r>
           </w:p>
         </w:tc>
@@ -24845,7 +24845,7 @@
             </w:pPr>
             <w:r/>
             <w:r>
-              <w:t>650.75</w:t>
+              <w:t>652.25</w:t>
             </w:r>
           </w:p>
         </w:tc>
@@ -24873,7 +24873,7 @@
             </w:pPr>
             <w:r/>
             <w:r>
-              <w:t>622.25</w:t>
+              <w:t>623.75</w:t>
             </w:r>
           </w:p>
         </w:tc>
@@ -24904,7 +24904,7 @@
               <w:rPr>
                 <w:b/>
               </w:rPr>
-              <w:t>639.00</w:t>
+              <w:t>640.50</w:t>
             </w:r>
           </w:p>
         </w:tc>
@@ -25052,7 +25052,7 @@
             </w:pPr>
             <w:r/>
             <w:r>
-              <w:t>639.00</w:t>
+              <w:t>640.50</w:t>
             </w:r>
           </w:p>
         </w:tc>
@@ -25080,7 +25080,7 @@
             </w:pPr>
             <w:r/>
             <w:r>
-              <w:t>652.25</w:t>
+              <w:t>653.75</w:t>
             </w:r>
           </w:p>
         </w:tc>
@@ -25108,7 +25108,7 @@
             </w:pPr>
             <w:r/>
             <w:r>
-              <w:t>630.75</w:t>
+              <w:t>632.25</w:t>
             </w:r>
           </w:p>
         </w:tc>
@@ -25139,7 +25139,7 @@
               <w:rPr>
                 <w:b/>
               </w:rPr>
-              <w:t>640.25</w:t>
+              <w:t>641.75</w:t>
             </w:r>
           </w:p>
         </w:tc>
@@ -25287,7 +25287,7 @@
             </w:pPr>
             <w:r/>
             <w:r>
-              <w:t>640.25</w:t>
+              <w:t>641.75</w:t>
             </w:r>
           </w:p>
         </w:tc>
@@ -25315,7 +25315,7 @@
             </w:pPr>
             <w:r/>
             <w:r>
-              <w:t>656.75</w:t>
+              <w:t>658.25</w:t>
             </w:r>
           </w:p>
         </w:tc>
@@ -25343,7 +25343,7 @@
             </w:pPr>
             <w:r/>
             <w:r>
-              <w:t>629.75</w:t>
+              <w:t>631.25</w:t>
             </w:r>
           </w:p>
         </w:tc>
@@ -25374,7 +25374,7 @@
               <w:rPr>
                 <w:b/>
               </w:rPr>
-              <w:t>644.75</w:t>
+              <w:t>646.25</w:t>
             </w:r>
           </w:p>
         </w:tc>
@@ -25522,7 +25522,7 @@
             </w:pPr>
             <w:r/>
             <w:r>
-              <w:t>644.75</w:t>
+              <w:t>646.25</w:t>
             </w:r>
           </w:p>
         </w:tc>
@@ -25550,7 +25550,7 @@
             </w:pPr>
             <w:r/>
             <w:r>
-              <w:t>652.50</w:t>
+              <w:t>654.00</w:t>
             </w:r>
           </w:p>
         </w:tc>
@@ -25578,7 +25578,7 @@
             </w:pPr>
             <w:r/>
             <w:r>
-              <w:t>633.75</w:t>
+              <w:t>635.25</w:t>
             </w:r>
           </w:p>
         </w:tc>
@@ -25609,7 +25609,7 @@
               <w:rPr>
                 <w:b/>
               </w:rPr>
-              <w:t>646.00</w:t>
+              <w:t>647.50</w:t>
             </w:r>
           </w:p>
         </w:tc>
@@ -25757,7 +25757,7 @@
             </w:pPr>
             <w:r/>
             <w:r>
-              <w:t>646.00</w:t>
+              <w:t>647.50</w:t>
             </w:r>
           </w:p>
         </w:tc>
@@ -25785,7 +25785,7 @@
             </w:pPr>
             <w:r/>
             <w:r>
-              <w:t>654.25</w:t>
+              <w:t>655.75</w:t>
             </w:r>
           </w:p>
         </w:tc>
@@ -25813,7 +25813,7 @@
             </w:pPr>
             <w:r/>
             <w:r>
-              <w:t>635.50</w:t>
+              <w:t>637.00</w:t>
             </w:r>
           </w:p>
         </w:tc>
@@ -25844,7 +25844,7 @@
               <w:rPr>
                 <w:b/>
               </w:rPr>
-              <w:t>647.75</w:t>
+              <w:t>649.25</w:t>
             </w:r>
           </w:p>
         </w:tc>
@@ -25992,7 +25992,7 @@
             </w:pPr>
             <w:r/>
             <w:r>
-              <w:t>647.75</w:t>
+              <w:t>649.25</w:t>
             </w:r>
           </w:p>
         </w:tc>
@@ -26020,7 +26020,7 @@
             </w:pPr>
             <w:r/>
             <w:r>
-              <w:t>660.00</w:t>
+              <w:t>661.50</w:t>
             </w:r>
           </w:p>
         </w:tc>
@@ -26048,7 +26048,7 @@
             </w:pPr>
             <w:r/>
             <w:r>
-              <w:t>638.00</w:t>
+              <w:t>639.50</w:t>
             </w:r>
           </w:p>
         </w:tc>
@@ -26079,7 +26079,7 @@
               <w:rPr>
                 <w:b/>
               </w:rPr>
-              <w:t>646.75</w:t>
+              <w:t>648.25</w:t>
             </w:r>
           </w:p>
         </w:tc>
@@ -26227,7 +26227,7 @@
             </w:pPr>
             <w:r/>
             <w:r>
-              <w:t>646.75</w:t>
+              <w:t>648.25</w:t>
             </w:r>
           </w:p>
         </w:tc>
@@ -26255,7 +26255,7 @@
             </w:pPr>
             <w:r/>
             <w:r>
-              <w:t>657.25</w:t>
+              <w:t>658.75</w:t>
             </w:r>
           </w:p>
         </w:tc>
@@ -26283,7 +26283,7 @@
             </w:pPr>
             <w:r/>
             <w:r>
-              <w:t>632.00</w:t>
+              <w:t>633.50</w:t>
             </w:r>
           </w:p>
         </w:tc>
@@ -26314,7 +26314,7 @@
               <w:rPr>
                 <w:b/>
               </w:rPr>
-              <w:t>649.00</w:t>
+              <w:t>650.50</w:t>
             </w:r>
           </w:p>
         </w:tc>
@@ -26462,7 +26462,7 @@
             </w:pPr>
             <w:r/>
             <w:r>
-              <w:t>649.00</w:t>
+              <w:t>650.50</w:t>
             </w:r>
           </w:p>
         </w:tc>
@@ -26490,7 +26490,7 @@
             </w:pPr>
             <w:r/>
             <w:r>
-              <w:t>659.50</w:t>
+              <w:t>661.00</w:t>
             </w:r>
           </w:p>
         </w:tc>
@@ -26518,7 +26518,7 @@
             </w:pPr>
             <w:r/>
             <w:r>
-              <w:t>642.75</w:t>
+              <w:t>644.25</w:t>
             </w:r>
           </w:p>
         </w:tc>
@@ -26549,7 +26549,7 @@
               <w:rPr>
                 <w:b/>
               </w:rPr>
-              <w:t>649.75</w:t>
+              <w:t>651.25</w:t>
             </w:r>
           </w:p>
         </w:tc>
@@ -26697,7 +26697,7 @@
             </w:pPr>
             <w:r/>
             <w:r>
-              <w:t>649.75</w:t>
+              <w:t>651.25</w:t>
             </w:r>
           </w:p>
         </w:tc>
@@ -26725,7 +26725,7 @@
             </w:pPr>
             <w:r/>
             <w:r>
-              <w:t>664.00</w:t>
+              <w:t>665.50</w:t>
             </w:r>
           </w:p>
         </w:tc>
@@ -26753,7 +26753,7 @@
             </w:pPr>
             <w:r/>
             <w:r>
-              <w:t>635.00</w:t>
+              <w:t>636.50</w:t>
             </w:r>
           </w:p>
         </w:tc>
@@ -26784,7 +26784,7 @@
               <w:rPr>
                 <w:b/>
               </w:rPr>
-              <w:t>651.75</w:t>
+              <w:t>653.25</w:t>
             </w:r>
           </w:p>
         </w:tc>
@@ -26932,7 +26932,7 @@
             </w:pPr>
             <w:r/>
             <w:r>
-              <w:t>651.75</w:t>
+              <w:t>653.25</w:t>
             </w:r>
           </w:p>
         </w:tc>
@@ -26960,7 +26960,7 @@
             </w:pPr>
             <w:r/>
             <w:r>
-              <w:t>658.25</w:t>
+              <w:t>659.75</w:t>
             </w:r>
           </w:p>
         </w:tc>
@@ -26988,7 +26988,7 @@
             </w:pPr>
             <w:r/>
             <w:r>
-              <w:t>645.00</w:t>
+              <w:t>646.50</w:t>
             </w:r>
           </w:p>
         </w:tc>
@@ -27019,7 +27019,7 @@
               <w:rPr>
                 <w:b/>
               </w:rPr>
-              <w:t>652.00</w:t>
+              <w:t>653.50</w:t>
             </w:r>
           </w:p>
         </w:tc>
@@ -27167,7 +27167,7 @@
             </w:pPr>
             <w:r/>
             <w:r>
-              <w:t>652.00</w:t>
+              <w:t>653.50</w:t>
             </w:r>
           </w:p>
         </w:tc>
@@ -27195,7 +27195,7 @@
             </w:pPr>
             <w:r/>
             <w:r>
-              <w:t>662.25</w:t>
+              <w:t>663.75</w:t>
             </w:r>
           </w:p>
         </w:tc>
@@ -27223,7 +27223,7 @@
             </w:pPr>
             <w:r/>
             <w:r>
-              <w:t>644.00</w:t>
+              <w:t>645.50</w:t>
             </w:r>
           </w:p>
         </w:tc>
@@ -27254,7 +27254,7 @@
               <w:rPr>
                 <w:b/>
               </w:rPr>
-              <w:t>652.50</w:t>
+              <w:t>654.00</w:t>
             </w:r>
           </w:p>
         </w:tc>
@@ -27402,7 +27402,7 @@
             </w:pPr>
             <w:r/>
             <w:r>
-              <w:t>652.50</w:t>
+              <w:t>654.00</w:t>
             </w:r>
           </w:p>
         </w:tc>
@@ -27430,7 +27430,7 @@
             </w:pPr>
             <w:r/>
             <w:r>
-              <w:t>659.50</w:t>
+              <w:t>661.00</w:t>
             </w:r>
           </w:p>
         </w:tc>
@@ -27458,7 +27458,7 @@
             </w:pPr>
             <w:r/>
             <w:r>
-              <w:t>646.50</w:t>
+              <w:t>648.00</w:t>
             </w:r>
           </w:p>
         </w:tc>
@@ -27489,7 +27489,7 @@
               <w:rPr>
                 <w:b/>
               </w:rPr>
-              <w:t>651.75</w:t>
+              <w:t>653.25</w:t>
             </w:r>
           </w:p>
         </w:tc>
@@ -27637,7 +27637,7 @@
             </w:pPr>
             <w:r/>
             <w:r>
-              <w:t>651.75</w:t>
+              <w:t>653.25</w:t>
             </w:r>
           </w:p>
         </w:tc>
@@ -27665,7 +27665,7 @@
             </w:pPr>
             <w:r/>
             <w:r>
-              <w:t>665.25</w:t>
+              <w:t>666.75</w:t>
             </w:r>
           </w:p>
         </w:tc>
@@ -27693,7 +27693,7 @@
             </w:pPr>
             <w:r/>
             <w:r>
-              <w:t>638.75</w:t>
+              <w:t>640.25</w:t>
             </w:r>
           </w:p>
         </w:tc>
@@ -27724,7 +27724,7 @@
               <w:rPr>
                 <w:b/>
               </w:rPr>
-              <w:t>653.50</w:t>
+              <w:t>655.00</w:t>
             </w:r>
           </w:p>
         </w:tc>
@@ -27872,7 +27872,7 @@
             </w:pPr>
             <w:r/>
             <w:r>
-              <w:t>653.50</w:t>
+              <w:t>655.00</w:t>
             </w:r>
           </w:p>
         </w:tc>
@@ -27900,7 +27900,7 @@
             </w:pPr>
             <w:r/>
             <w:r>
-              <w:t>662.75</w:t>
+              <w:t>664.25</w:t>
             </w:r>
           </w:p>
         </w:tc>
@@ -27928,7 +27928,7 @@
             </w:pPr>
             <w:r/>
             <w:r>
-              <w:t>642.75</w:t>
+              <w:t>644.25</w:t>
             </w:r>
           </w:p>
         </w:tc>
@@ -27936,6 +27936,241 @@
           <w:tcPr>
             <w:tcW w:type="dxa" w:w="1728"/>
             <w:shd w:fill="FFFFFF"/>
+            <w:tcMar>
+              <w:top w:w="100" w:type="dxa"/>
+              <w:bottom w:w="100" w:type="dxa"/>
+              <w:left w:w="120" w:type="dxa"/>
+              <w:right w:w="120" w:type="dxa"/>
+            </w:tcMar>
+            <w:tcBorders>
+              <w:top w:val="single" w:sz="4" w:space="0" w:color="CCCCCC"/>
+              <w:bottom w:val="single" w:sz="4" w:space="0" w:color="CCCCCC"/>
+              <w:left w:val="single" w:sz="4" w:space="0" w:color="CCCCCC"/>
+              <w:right w:val="single" w:sz="4" w:space="0" w:color="CCCCCC"/>
+            </w:tcBorders>
+          </w:tcPr>
+          <w:p>
+            <w:pPr>
+              <w:spacing w:before="60" w:after="60" w:line="252" w:lineRule="auto"/>
+              <w:jc w:val="left"/>
+            </w:pPr>
+            <w:r/>
+            <w:r>
+              <w:rPr>
+                <w:b/>
+              </w:rPr>
+              <w:t>655.50</w:t>
+            </w:r>
+          </w:p>
+        </w:tc>
+        <w:tc>
+          <w:tcPr>
+            <w:tcW w:type="dxa" w:w="3456"/>
+            <w:shd w:fill="FFFFFF"/>
+            <w:tcMar>
+              <w:top w:w="100" w:type="dxa"/>
+              <w:bottom w:w="100" w:type="dxa"/>
+              <w:left w:w="120" w:type="dxa"/>
+              <w:right w:w="120" w:type="dxa"/>
+            </w:tcMar>
+            <w:tcBorders>
+              <w:top w:val="single" w:sz="4" w:space="0" w:color="CCCCCC"/>
+              <w:bottom w:val="single" w:sz="4" w:space="0" w:color="CCCCCC"/>
+              <w:left w:val="single" w:sz="4" w:space="0" w:color="CCCCCC"/>
+              <w:right w:val="single" w:sz="4" w:space="0" w:color="CCCCCC"/>
+            </w:tcBorders>
+          </w:tcPr>
+          <w:p>
+            <w:pPr>
+              <w:spacing w:before="60" w:after="60" w:line="252" w:lineRule="auto"/>
+              <w:jc w:val="left"/>
+            </w:pPr>
+            <w:r/>
+            <w:r>
+              <w:rPr>
+                <w:b/>
+              </w:rPr>
+              <w:t>+0.50</w:t>
+            </w:r>
+          </w:p>
+        </w:tc>
+        <w:tc>
+          <w:tcPr>
+            <w:tcW w:type="dxa" w:w="1440"/>
+            <w:shd w:fill="FFFFFF"/>
+            <w:tcMar>
+              <w:top w:w="100" w:type="dxa"/>
+              <w:bottom w:w="100" w:type="dxa"/>
+              <w:left w:w="120" w:type="dxa"/>
+              <w:right w:w="120" w:type="dxa"/>
+            </w:tcMar>
+            <w:tcBorders>
+              <w:top w:val="single" w:sz="4" w:space="0" w:color="CCCCCC"/>
+              <w:bottom w:val="single" w:sz="4" w:space="0" w:color="CCCCCC"/>
+              <w:left w:val="single" w:sz="4" w:space="0" w:color="CCCCCC"/>
+              <w:right w:val="single" w:sz="4" w:space="0" w:color="CCCCCC"/>
+            </w:tcBorders>
+          </w:tcPr>
+          <w:p>
+            <w:pPr>
+              <w:spacing w:before="60" w:after="60" w:line="252" w:lineRule="auto"/>
+              <w:jc w:val="left"/>
+            </w:pPr>
+            <w:r/>
+            <w:r>
+              <w:t>BULL</w:t>
+            </w:r>
+          </w:p>
+        </w:tc>
+      </w:tr>
+      <w:tr>
+        <w:tc>
+          <w:tcPr>
+            <w:tcW w:type="dxa" w:w="1584"/>
+            <w:shd w:fill="F8FAFC"/>
+            <w:tcMar>
+              <w:top w:w="100" w:type="dxa"/>
+              <w:bottom w:w="100" w:type="dxa"/>
+              <w:left w:w="120" w:type="dxa"/>
+              <w:right w:w="120" w:type="dxa"/>
+            </w:tcMar>
+            <w:tcBorders>
+              <w:top w:val="single" w:sz="4" w:space="0" w:color="CCCCCC"/>
+              <w:bottom w:val="single" w:sz="4" w:space="0" w:color="CCCCCC"/>
+              <w:left w:val="single" w:sz="4" w:space="0" w:color="CCCCCC"/>
+              <w:right w:val="single" w:sz="4" w:space="0" w:color="CCCCCC"/>
+            </w:tcBorders>
+          </w:tcPr>
+          <w:p>
+            <w:pPr>
+              <w:spacing w:before="60" w:after="60" w:line="252" w:lineRule="auto"/>
+              <w:jc w:val="left"/>
+            </w:pPr>
+            <w:r/>
+            <w:r>
+              <w:rPr>
+                <w:b/>
+              </w:rPr>
+              <w:t>Wed 12/08</w:t>
+            </w:r>
+          </w:p>
+        </w:tc>
+        <w:tc>
+          <w:tcPr>
+            <w:tcW w:type="dxa" w:w="864"/>
+            <w:shd w:fill="F8FAFC"/>
+            <w:tcMar>
+              <w:top w:w="100" w:type="dxa"/>
+              <w:bottom w:w="100" w:type="dxa"/>
+              <w:left w:w="120" w:type="dxa"/>
+              <w:right w:w="120" w:type="dxa"/>
+            </w:tcMar>
+            <w:tcBorders>
+              <w:top w:val="single" w:sz="4" w:space="0" w:color="CCCCCC"/>
+              <w:bottom w:val="single" w:sz="4" w:space="0" w:color="CCCCCC"/>
+              <w:left w:val="single" w:sz="4" w:space="0" w:color="CCCCCC"/>
+              <w:right w:val="single" w:sz="4" w:space="0" w:color="CCCCCC"/>
+            </w:tcBorders>
+          </w:tcPr>
+          <w:p>
+            <w:pPr>
+              <w:spacing w:before="60" w:after="60" w:line="252" w:lineRule="auto"/>
+              <w:jc w:val="left"/>
+            </w:pPr>
+            <w:r/>
+            <w:r>
+              <w:t>NY Open 21-23</w:t>
+            </w:r>
+          </w:p>
+        </w:tc>
+        <w:tc>
+          <w:tcPr>
+            <w:tcW w:type="dxa" w:w="1440"/>
+            <w:shd w:fill="F8FAFC"/>
+            <w:tcMar>
+              <w:top w:w="100" w:type="dxa"/>
+              <w:bottom w:w="100" w:type="dxa"/>
+              <w:left w:w="120" w:type="dxa"/>
+              <w:right w:w="120" w:type="dxa"/>
+            </w:tcMar>
+            <w:tcBorders>
+              <w:top w:val="single" w:sz="4" w:space="0" w:color="CCCCCC"/>
+              <w:bottom w:val="single" w:sz="4" w:space="0" w:color="CCCCCC"/>
+              <w:left w:val="single" w:sz="4" w:space="0" w:color="CCCCCC"/>
+              <w:right w:val="single" w:sz="4" w:space="0" w:color="CCCCCC"/>
+            </w:tcBorders>
+          </w:tcPr>
+          <w:p>
+            <w:pPr>
+              <w:spacing w:before="60" w:after="60" w:line="252" w:lineRule="auto"/>
+              <w:jc w:val="left"/>
+            </w:pPr>
+            <w:r/>
+            <w:r>
+              <w:t>655.50</w:t>
+            </w:r>
+          </w:p>
+        </w:tc>
+        <w:tc>
+          <w:tcPr>
+            <w:tcW w:type="dxa" w:w="2016"/>
+            <w:shd w:fill="F8FAFC"/>
+            <w:tcMar>
+              <w:top w:w="100" w:type="dxa"/>
+              <w:bottom w:w="100" w:type="dxa"/>
+              <w:left w:w="120" w:type="dxa"/>
+              <w:right w:w="120" w:type="dxa"/>
+            </w:tcMar>
+            <w:tcBorders>
+              <w:top w:val="single" w:sz="4" w:space="0" w:color="CCCCCC"/>
+              <w:bottom w:val="single" w:sz="4" w:space="0" w:color="CCCCCC"/>
+              <w:left w:val="single" w:sz="4" w:space="0" w:color="CCCCCC"/>
+              <w:right w:val="single" w:sz="4" w:space="0" w:color="CCCCCC"/>
+            </w:tcBorders>
+          </w:tcPr>
+          <w:p>
+            <w:pPr>
+              <w:spacing w:before="60" w:after="60" w:line="252" w:lineRule="auto"/>
+              <w:jc w:val="left"/>
+            </w:pPr>
+            <w:r/>
+            <w:r>
+              <w:t>667.75</w:t>
+            </w:r>
+          </w:p>
+        </w:tc>
+        <w:tc>
+          <w:tcPr>
+            <w:tcW w:type="dxa" w:w="1152"/>
+            <w:shd w:fill="F8FAFC"/>
+            <w:tcMar>
+              <w:top w:w="100" w:type="dxa"/>
+              <w:bottom w:w="100" w:type="dxa"/>
+              <w:left w:w="120" w:type="dxa"/>
+              <w:right w:w="120" w:type="dxa"/>
+            </w:tcMar>
+            <w:tcBorders>
+              <w:top w:val="single" w:sz="4" w:space="0" w:color="CCCCCC"/>
+              <w:bottom w:val="single" w:sz="4" w:space="0" w:color="CCCCCC"/>
+              <w:left w:val="single" w:sz="4" w:space="0" w:color="CCCCCC"/>
+              <w:right w:val="single" w:sz="4" w:space="0" w:color="CCCCCC"/>
+            </w:tcBorders>
+          </w:tcPr>
+          <w:p>
+            <w:pPr>
+              <w:spacing w:before="60" w:after="60" w:line="252" w:lineRule="auto"/>
+              <w:jc w:val="left"/>
+            </w:pPr>
+            <w:r/>
+            <w:r>
+              <w:t>641.25</w:t>
+            </w:r>
+          </w:p>
+        </w:tc>
+        <w:tc>
+          <w:tcPr>
+            <w:tcW w:type="dxa" w:w="1728"/>
+            <w:shd w:fill="F8FAFC"/>
             <w:tcMar>
               <w:top w:w="100" w:type="dxa"/>
               <w:bottom w:w="100" w:type="dxa"/>
@@ -27966,6 +28201,241 @@
         <w:tc>
           <w:tcPr>
             <w:tcW w:type="dxa" w:w="3456"/>
+            <w:shd w:fill="F8FAFC"/>
+            <w:tcMar>
+              <w:top w:w="100" w:type="dxa"/>
+              <w:bottom w:w="100" w:type="dxa"/>
+              <w:left w:w="120" w:type="dxa"/>
+              <w:right w:w="120" w:type="dxa"/>
+            </w:tcMar>
+            <w:tcBorders>
+              <w:top w:val="single" w:sz="4" w:space="0" w:color="CCCCCC"/>
+              <w:bottom w:val="single" w:sz="4" w:space="0" w:color="CCCCCC"/>
+              <w:left w:val="single" w:sz="4" w:space="0" w:color="CCCCCC"/>
+              <w:right w:val="single" w:sz="4" w:space="0" w:color="CCCCCC"/>
+            </w:tcBorders>
+          </w:tcPr>
+          <w:p>
+            <w:pPr>
+              <w:spacing w:before="60" w:after="60" w:line="252" w:lineRule="auto"/>
+              <w:jc w:val="left"/>
+            </w:pPr>
+            <w:r/>
+            <w:r>
+              <w:rPr>
+                <w:b/>
+              </w:rPr>
+              <w:t>-1.50</w:t>
+            </w:r>
+          </w:p>
+        </w:tc>
+        <w:tc>
+          <w:tcPr>
+            <w:tcW w:type="dxa" w:w="1440"/>
+            <w:shd w:fill="F8FAFC"/>
+            <w:tcMar>
+              <w:top w:w="100" w:type="dxa"/>
+              <w:bottom w:w="100" w:type="dxa"/>
+              <w:left w:w="120" w:type="dxa"/>
+              <w:right w:w="120" w:type="dxa"/>
+            </w:tcMar>
+            <w:tcBorders>
+              <w:top w:val="single" w:sz="4" w:space="0" w:color="CCCCCC"/>
+              <w:bottom w:val="single" w:sz="4" w:space="0" w:color="CCCCCC"/>
+              <w:left w:val="single" w:sz="4" w:space="0" w:color="CCCCCC"/>
+              <w:right w:val="single" w:sz="4" w:space="0" w:color="CCCCCC"/>
+            </w:tcBorders>
+          </w:tcPr>
+          <w:p>
+            <w:pPr>
+              <w:spacing w:before="60" w:after="60" w:line="252" w:lineRule="auto"/>
+              <w:jc w:val="left"/>
+            </w:pPr>
+            <w:r/>
+            <w:r>
+              <w:t>BEAR</w:t>
+            </w:r>
+          </w:p>
+        </w:tc>
+      </w:tr>
+      <w:tr>
+        <w:tc>
+          <w:tcPr>
+            <w:tcW w:type="dxa" w:w="1584"/>
+            <w:shd w:fill="FFFFFF"/>
+            <w:tcMar>
+              <w:top w:w="100" w:type="dxa"/>
+              <w:bottom w:w="100" w:type="dxa"/>
+              <w:left w:w="120" w:type="dxa"/>
+              <w:right w:w="120" w:type="dxa"/>
+            </w:tcMar>
+            <w:tcBorders>
+              <w:top w:val="single" w:sz="4" w:space="0" w:color="CCCCCC"/>
+              <w:bottom w:val="single" w:sz="4" w:space="0" w:color="CCCCCC"/>
+              <w:left w:val="single" w:sz="4" w:space="0" w:color="CCCCCC"/>
+              <w:right w:val="single" w:sz="4" w:space="0" w:color="CCCCCC"/>
+            </w:tcBorders>
+          </w:tcPr>
+          <w:p>
+            <w:pPr>
+              <w:spacing w:before="60" w:after="60" w:line="252" w:lineRule="auto"/>
+              <w:jc w:val="left"/>
+            </w:pPr>
+            <w:r/>
+            <w:r>
+              <w:rPr>
+                <w:b/>
+              </w:rPr>
+              <w:t>Wed 12/08</w:t>
+            </w:r>
+          </w:p>
+        </w:tc>
+        <w:tc>
+          <w:tcPr>
+            <w:tcW w:type="dxa" w:w="864"/>
+            <w:shd w:fill="FFFFFF"/>
+            <w:tcMar>
+              <w:top w:w="100" w:type="dxa"/>
+              <w:bottom w:w="100" w:type="dxa"/>
+              <w:left w:w="120" w:type="dxa"/>
+              <w:right w:w="120" w:type="dxa"/>
+            </w:tcMar>
+            <w:tcBorders>
+              <w:top w:val="single" w:sz="4" w:space="0" w:color="CCCCCC"/>
+              <w:bottom w:val="single" w:sz="4" w:space="0" w:color="CCCCCC"/>
+              <w:left w:val="single" w:sz="4" w:space="0" w:color="CCCCCC"/>
+              <w:right w:val="single" w:sz="4" w:space="0" w:color="CCCCCC"/>
+            </w:tcBorders>
+          </w:tcPr>
+          <w:p>
+            <w:pPr>
+              <w:spacing w:before="60" w:after="60" w:line="252" w:lineRule="auto"/>
+              <w:jc w:val="left"/>
+            </w:pPr>
+            <w:r/>
+            <w:r>
+              <w:t>NY Close 23-01</w:t>
+            </w:r>
+          </w:p>
+        </w:tc>
+        <w:tc>
+          <w:tcPr>
+            <w:tcW w:type="dxa" w:w="1440"/>
+            <w:shd w:fill="FFFFFF"/>
+            <w:tcMar>
+              <w:top w:w="100" w:type="dxa"/>
+              <w:bottom w:w="100" w:type="dxa"/>
+              <w:left w:w="120" w:type="dxa"/>
+              <w:right w:w="120" w:type="dxa"/>
+            </w:tcMar>
+            <w:tcBorders>
+              <w:top w:val="single" w:sz="4" w:space="0" w:color="CCCCCC"/>
+              <w:bottom w:val="single" w:sz="4" w:space="0" w:color="CCCCCC"/>
+              <w:left w:val="single" w:sz="4" w:space="0" w:color="CCCCCC"/>
+              <w:right w:val="single" w:sz="4" w:space="0" w:color="CCCCCC"/>
+            </w:tcBorders>
+          </w:tcPr>
+          <w:p>
+            <w:pPr>
+              <w:spacing w:before="60" w:after="60" w:line="252" w:lineRule="auto"/>
+              <w:jc w:val="left"/>
+            </w:pPr>
+            <w:r/>
+            <w:r>
+              <w:t>654.00</w:t>
+            </w:r>
+          </w:p>
+        </w:tc>
+        <w:tc>
+          <w:tcPr>
+            <w:tcW w:type="dxa" w:w="2016"/>
+            <w:shd w:fill="FFFFFF"/>
+            <w:tcMar>
+              <w:top w:w="100" w:type="dxa"/>
+              <w:bottom w:w="100" w:type="dxa"/>
+              <w:left w:w="120" w:type="dxa"/>
+              <w:right w:w="120" w:type="dxa"/>
+            </w:tcMar>
+            <w:tcBorders>
+              <w:top w:val="single" w:sz="4" w:space="0" w:color="CCCCCC"/>
+              <w:bottom w:val="single" w:sz="4" w:space="0" w:color="CCCCCC"/>
+              <w:left w:val="single" w:sz="4" w:space="0" w:color="CCCCCC"/>
+              <w:right w:val="single" w:sz="4" w:space="0" w:color="CCCCCC"/>
+            </w:tcBorders>
+          </w:tcPr>
+          <w:p>
+            <w:pPr>
+              <w:spacing w:before="60" w:after="60" w:line="252" w:lineRule="auto"/>
+              <w:jc w:val="left"/>
+            </w:pPr>
+            <w:r/>
+            <w:r>
+              <w:t>661.00</w:t>
+            </w:r>
+          </w:p>
+        </w:tc>
+        <w:tc>
+          <w:tcPr>
+            <w:tcW w:type="dxa" w:w="1152"/>
+            <w:shd w:fill="FFFFFF"/>
+            <w:tcMar>
+              <w:top w:w="100" w:type="dxa"/>
+              <w:bottom w:w="100" w:type="dxa"/>
+              <w:left w:w="120" w:type="dxa"/>
+              <w:right w:w="120" w:type="dxa"/>
+            </w:tcMar>
+            <w:tcBorders>
+              <w:top w:val="single" w:sz="4" w:space="0" w:color="CCCCCC"/>
+              <w:bottom w:val="single" w:sz="4" w:space="0" w:color="CCCCCC"/>
+              <w:left w:val="single" w:sz="4" w:space="0" w:color="CCCCCC"/>
+              <w:right w:val="single" w:sz="4" w:space="0" w:color="CCCCCC"/>
+            </w:tcBorders>
+          </w:tcPr>
+          <w:p>
+            <w:pPr>
+              <w:spacing w:before="60" w:after="60" w:line="252" w:lineRule="auto"/>
+              <w:jc w:val="left"/>
+            </w:pPr>
+            <w:r/>
+            <w:r>
+              <w:t>644.50</w:t>
+            </w:r>
+          </w:p>
+        </w:tc>
+        <w:tc>
+          <w:tcPr>
+            <w:tcW w:type="dxa" w:w="1728"/>
+            <w:shd w:fill="FFFFFF"/>
+            <w:tcMar>
+              <w:top w:w="100" w:type="dxa"/>
+              <w:bottom w:w="100" w:type="dxa"/>
+              <w:left w:w="120" w:type="dxa"/>
+              <w:right w:w="120" w:type="dxa"/>
+            </w:tcMar>
+            <w:tcBorders>
+              <w:top w:val="single" w:sz="4" w:space="0" w:color="CCCCCC"/>
+              <w:bottom w:val="single" w:sz="4" w:space="0" w:color="CCCCCC"/>
+              <w:left w:val="single" w:sz="4" w:space="0" w:color="CCCCCC"/>
+              <w:right w:val="single" w:sz="4" w:space="0" w:color="CCCCCC"/>
+            </w:tcBorders>
+          </w:tcPr>
+          <w:p>
+            <w:pPr>
+              <w:spacing w:before="60" w:after="60" w:line="252" w:lineRule="auto"/>
+              <w:jc w:val="left"/>
+            </w:pPr>
+            <w:r/>
+            <w:r>
+              <w:rPr>
+                <w:b/>
+              </w:rPr>
+              <w:t>654.50</w:t>
+            </w:r>
+          </w:p>
+        </w:tc>
+        <w:tc>
+          <w:tcPr>
+            <w:tcW w:type="dxa" w:w="3456"/>
             <w:shd w:fill="FFFFFF"/>
             <w:tcMar>
               <w:top w:w="100" w:type="dxa"/>
@@ -28051,7 +28521,7 @@
               <w:rPr>
                 <w:b/>
               </w:rPr>
-              <w:t>Wed 12/08</w:t>
+              <w:t>Thu 13/08</w:t>
             </w:r>
           </w:p>
         </w:tc>
@@ -28079,7 +28549,7 @@
             </w:pPr>
             <w:r/>
             <w:r>
-              <w:t>NY Open 21-23</w:t>
+              <w:t>Asia 07-11</w:t>
             </w:r>
           </w:p>
         </w:tc>
@@ -28107,7 +28577,7 @@
             </w:pPr>
             <w:r/>
             <w:r>
-              <w:t>654.00</w:t>
+              <w:t>654.50</w:t>
             </w:r>
           </w:p>
         </w:tc>
@@ -28135,7 +28605,7 @@
             </w:pPr>
             <w:r/>
             <w:r>
-              <w:t>666.25</w:t>
+              <w:t>665.00</w:t>
             </w:r>
           </w:p>
         </w:tc>
@@ -28163,7 +28633,7 @@
             </w:pPr>
             <w:r/>
             <w:r>
-              <w:t>639.75</w:t>
+              <w:t>647.25</w:t>
             </w:r>
           </w:p>
         </w:tc>
@@ -28194,7 +28664,7 @@
               <w:rPr>
                 <w:b/>
               </w:rPr>
-              <w:t>652.50</w:t>
+              <w:t>654.25</w:t>
             </w:r>
           </w:p>
         </w:tc>
@@ -28225,7 +28695,7 @@
               <w:rPr>
                 <w:b/>
               </w:rPr>
-              <w:t>-1.50</w:t>
+              <w:t>-0.25</w:t>
             </w:r>
           </w:p>
         </w:tc>
@@ -28286,7 +28756,7 @@
               <w:rPr>
                 <w:b/>
               </w:rPr>
-              <w:t>Wed 12/08</w:t>
+              <w:t>Thu 13/08</w:t>
             </w:r>
           </w:p>
         </w:tc>
@@ -28314,7 +28784,7 @@
             </w:pPr>
             <w:r/>
             <w:r>
-              <w:t>NY Close 23-01</w:t>
+              <w:t>Asia 11-15</w:t>
             </w:r>
           </w:p>
         </w:tc>
@@ -28342,7 +28812,7 @@
             </w:pPr>
             <w:r/>
             <w:r>
-              <w:t>652.50</w:t>
+              <w:t>654.25</w:t>
             </w:r>
           </w:p>
         </w:tc>
@@ -28370,7 +28840,7 @@
             </w:pPr>
             <w:r/>
             <w:r>
-              <w:t>659.50</w:t>
+              <w:t>664.00</w:t>
             </w:r>
           </w:p>
         </w:tc>
@@ -28398,7 +28868,7 @@
             </w:pPr>
             <w:r/>
             <w:r>
-              <w:t>643.00</w:t>
+              <w:t>644.50</w:t>
             </w:r>
           </w:p>
         </w:tc>
@@ -28429,7 +28899,7 @@
               <w:rPr>
                 <w:b/>
               </w:rPr>
-              <w:t>653.00</w:t>
+              <w:t>654.75</w:t>
             </w:r>
           </w:p>
         </w:tc>
@@ -28549,7 +29019,7 @@
             </w:pPr>
             <w:r/>
             <w:r>
-              <w:t>Asia 07-11</w:t>
+              <w:t>London 15-19</w:t>
             </w:r>
           </w:p>
         </w:tc>
@@ -28577,7 +29047,7 @@
             </w:pPr>
             <w:r/>
             <w:r>
-              <w:t>653.00</w:t>
+              <w:t>654.75</w:t>
             </w:r>
           </w:p>
         </w:tc>
@@ -28605,7 +29075,7 @@
             </w:pPr>
             <w:r/>
             <w:r>
-              <w:t>663.50</w:t>
+              <w:t>665.50</w:t>
             </w:r>
           </w:p>
         </w:tc>
@@ -28633,7 +29103,7 @@
             </w:pPr>
             <w:r/>
             <w:r>
-              <w:t>645.75</w:t>
+              <w:t>647.50</w:t>
             </w:r>
           </w:p>
         </w:tc>
@@ -28664,7 +29134,7 @@
               <w:rPr>
                 <w:b/>
               </w:rPr>
-              <w:t>652.75</w:t>
+              <w:t>655.50</w:t>
             </w:r>
           </w:p>
         </w:tc>
@@ -28672,6 +29142,1651 @@
           <w:tcPr>
             <w:tcW w:type="dxa" w:w="3456"/>
             <w:shd w:fill="F8FAFC"/>
+            <w:tcMar>
+              <w:top w:w="100" w:type="dxa"/>
+              <w:bottom w:w="100" w:type="dxa"/>
+              <w:left w:w="120" w:type="dxa"/>
+              <w:right w:w="120" w:type="dxa"/>
+            </w:tcMar>
+            <w:tcBorders>
+              <w:top w:val="single" w:sz="4" w:space="0" w:color="CCCCCC"/>
+              <w:bottom w:val="single" w:sz="4" w:space="0" w:color="CCCCCC"/>
+              <w:left w:val="single" w:sz="4" w:space="0" w:color="CCCCCC"/>
+              <w:right w:val="single" w:sz="4" w:space="0" w:color="CCCCCC"/>
+            </w:tcBorders>
+          </w:tcPr>
+          <w:p>
+            <w:pPr>
+              <w:spacing w:before="60" w:after="60" w:line="252" w:lineRule="auto"/>
+              <w:jc w:val="left"/>
+            </w:pPr>
+            <w:r/>
+            <w:r>
+              <w:rPr>
+                <w:b/>
+              </w:rPr>
+              <w:t>+0.75</w:t>
+            </w:r>
+          </w:p>
+        </w:tc>
+        <w:tc>
+          <w:tcPr>
+            <w:tcW w:type="dxa" w:w="1440"/>
+            <w:shd w:fill="F8FAFC"/>
+            <w:tcMar>
+              <w:top w:w="100" w:type="dxa"/>
+              <w:bottom w:w="100" w:type="dxa"/>
+              <w:left w:w="120" w:type="dxa"/>
+              <w:right w:w="120" w:type="dxa"/>
+            </w:tcMar>
+            <w:tcBorders>
+              <w:top w:val="single" w:sz="4" w:space="0" w:color="CCCCCC"/>
+              <w:bottom w:val="single" w:sz="4" w:space="0" w:color="CCCCCC"/>
+              <w:left w:val="single" w:sz="4" w:space="0" w:color="CCCCCC"/>
+              <w:right w:val="single" w:sz="4" w:space="0" w:color="CCCCCC"/>
+            </w:tcBorders>
+          </w:tcPr>
+          <w:p>
+            <w:pPr>
+              <w:spacing w:before="60" w:after="60" w:line="252" w:lineRule="auto"/>
+              <w:jc w:val="left"/>
+            </w:pPr>
+            <w:r/>
+            <w:r>
+              <w:t>BULL</w:t>
+            </w:r>
+          </w:p>
+        </w:tc>
+      </w:tr>
+      <w:tr>
+        <w:tc>
+          <w:tcPr>
+            <w:tcW w:type="dxa" w:w="1584"/>
+            <w:shd w:fill="FFFFFF"/>
+            <w:tcMar>
+              <w:top w:w="100" w:type="dxa"/>
+              <w:bottom w:w="100" w:type="dxa"/>
+              <w:left w:w="120" w:type="dxa"/>
+              <w:right w:w="120" w:type="dxa"/>
+            </w:tcMar>
+            <w:tcBorders>
+              <w:top w:val="single" w:sz="4" w:space="0" w:color="CCCCCC"/>
+              <w:bottom w:val="single" w:sz="4" w:space="0" w:color="CCCCCC"/>
+              <w:left w:val="single" w:sz="4" w:space="0" w:color="CCCCCC"/>
+              <w:right w:val="single" w:sz="4" w:space="0" w:color="CCCCCC"/>
+            </w:tcBorders>
+          </w:tcPr>
+          <w:p>
+            <w:pPr>
+              <w:spacing w:before="60" w:after="60" w:line="252" w:lineRule="auto"/>
+              <w:jc w:val="left"/>
+            </w:pPr>
+            <w:r/>
+            <w:r>
+              <w:rPr>
+                <w:b/>
+              </w:rPr>
+              <w:t>Thu 13/08</w:t>
+            </w:r>
+          </w:p>
+        </w:tc>
+        <w:tc>
+          <w:tcPr>
+            <w:tcW w:type="dxa" w:w="864"/>
+            <w:shd w:fill="FFFFFF"/>
+            <w:tcMar>
+              <w:top w:w="100" w:type="dxa"/>
+              <w:bottom w:w="100" w:type="dxa"/>
+              <w:left w:w="120" w:type="dxa"/>
+              <w:right w:w="120" w:type="dxa"/>
+            </w:tcMar>
+            <w:tcBorders>
+              <w:top w:val="single" w:sz="4" w:space="0" w:color="CCCCCC"/>
+              <w:bottom w:val="single" w:sz="4" w:space="0" w:color="CCCCCC"/>
+              <w:left w:val="single" w:sz="4" w:space="0" w:color="CCCCCC"/>
+              <w:right w:val="single" w:sz="4" w:space="0" w:color="CCCCCC"/>
+            </w:tcBorders>
+          </w:tcPr>
+          <w:p>
+            <w:pPr>
+              <w:spacing w:before="60" w:after="60" w:line="252" w:lineRule="auto"/>
+              <w:jc w:val="left"/>
+            </w:pPr>
+            <w:r/>
+            <w:r>
+              <w:t>Pre-NY 19-21</w:t>
+            </w:r>
+          </w:p>
+        </w:tc>
+        <w:tc>
+          <w:tcPr>
+            <w:tcW w:type="dxa" w:w="1440"/>
+            <w:shd w:fill="FFFFFF"/>
+            <w:tcMar>
+              <w:top w:w="100" w:type="dxa"/>
+              <w:bottom w:w="100" w:type="dxa"/>
+              <w:left w:w="120" w:type="dxa"/>
+              <w:right w:w="120" w:type="dxa"/>
+            </w:tcMar>
+            <w:tcBorders>
+              <w:top w:val="single" w:sz="4" w:space="0" w:color="CCCCCC"/>
+              <w:bottom w:val="single" w:sz="4" w:space="0" w:color="CCCCCC"/>
+              <w:left w:val="single" w:sz="4" w:space="0" w:color="CCCCCC"/>
+              <w:right w:val="single" w:sz="4" w:space="0" w:color="CCCCCC"/>
+            </w:tcBorders>
+          </w:tcPr>
+          <w:p>
+            <w:pPr>
+              <w:spacing w:before="60" w:after="60" w:line="252" w:lineRule="auto"/>
+              <w:jc w:val="left"/>
+            </w:pPr>
+            <w:r/>
+            <w:r>
+              <w:t>655.50</w:t>
+            </w:r>
+          </w:p>
+        </w:tc>
+        <w:tc>
+          <w:tcPr>
+            <w:tcW w:type="dxa" w:w="2016"/>
+            <w:shd w:fill="FFFFFF"/>
+            <w:tcMar>
+              <w:top w:w="100" w:type="dxa"/>
+              <w:bottom w:w="100" w:type="dxa"/>
+              <w:left w:w="120" w:type="dxa"/>
+              <w:right w:w="120" w:type="dxa"/>
+            </w:tcMar>
+            <w:tcBorders>
+              <w:top w:val="single" w:sz="4" w:space="0" w:color="CCCCCC"/>
+              <w:bottom w:val="single" w:sz="4" w:space="0" w:color="CCCCCC"/>
+              <w:left w:val="single" w:sz="4" w:space="0" w:color="CCCCCC"/>
+              <w:right w:val="single" w:sz="4" w:space="0" w:color="CCCCCC"/>
+            </w:tcBorders>
+          </w:tcPr>
+          <w:p>
+            <w:pPr>
+              <w:spacing w:before="60" w:after="60" w:line="252" w:lineRule="auto"/>
+              <w:jc w:val="left"/>
+            </w:pPr>
+            <w:r/>
+            <w:r>
+              <w:t>662.00</w:t>
+            </w:r>
+          </w:p>
+        </w:tc>
+        <w:tc>
+          <w:tcPr>
+            <w:tcW w:type="dxa" w:w="1152"/>
+            <w:shd w:fill="FFFFFF"/>
+            <w:tcMar>
+              <w:top w:w="100" w:type="dxa"/>
+              <w:bottom w:w="100" w:type="dxa"/>
+              <w:left w:w="120" w:type="dxa"/>
+              <w:right w:w="120" w:type="dxa"/>
+            </w:tcMar>
+            <w:tcBorders>
+              <w:top w:val="single" w:sz="4" w:space="0" w:color="CCCCCC"/>
+              <w:bottom w:val="single" w:sz="4" w:space="0" w:color="CCCCCC"/>
+              <w:left w:val="single" w:sz="4" w:space="0" w:color="CCCCCC"/>
+              <w:right w:val="single" w:sz="4" w:space="0" w:color="CCCCCC"/>
+            </w:tcBorders>
+          </w:tcPr>
+          <w:p>
+            <w:pPr>
+              <w:spacing w:before="60" w:after="60" w:line="252" w:lineRule="auto"/>
+              <w:jc w:val="left"/>
+            </w:pPr>
+            <w:r/>
+            <w:r>
+              <w:t>647.00</w:t>
+            </w:r>
+          </w:p>
+        </w:tc>
+        <w:tc>
+          <w:tcPr>
+            <w:tcW w:type="dxa" w:w="1728"/>
+            <w:shd w:fill="FFFFFF"/>
+            <w:tcMar>
+              <w:top w:w="100" w:type="dxa"/>
+              <w:bottom w:w="100" w:type="dxa"/>
+              <w:left w:w="120" w:type="dxa"/>
+              <w:right w:w="120" w:type="dxa"/>
+            </w:tcMar>
+            <w:tcBorders>
+              <w:top w:val="single" w:sz="4" w:space="0" w:color="CCCCCC"/>
+              <w:bottom w:val="single" w:sz="4" w:space="0" w:color="CCCCCC"/>
+              <w:left w:val="single" w:sz="4" w:space="0" w:color="CCCCCC"/>
+              <w:right w:val="single" w:sz="4" w:space="0" w:color="CCCCCC"/>
+            </w:tcBorders>
+          </w:tcPr>
+          <w:p>
+            <w:pPr>
+              <w:spacing w:before="60" w:after="60" w:line="252" w:lineRule="auto"/>
+              <w:jc w:val="left"/>
+            </w:pPr>
+            <w:r/>
+            <w:r>
+              <w:rPr>
+                <w:b/>
+              </w:rPr>
+              <w:t>656.00</w:t>
+            </w:r>
+          </w:p>
+        </w:tc>
+        <w:tc>
+          <w:tcPr>
+            <w:tcW w:type="dxa" w:w="3456"/>
+            <w:shd w:fill="FFFFFF"/>
+            <w:tcMar>
+              <w:top w:w="100" w:type="dxa"/>
+              <w:bottom w:w="100" w:type="dxa"/>
+              <w:left w:w="120" w:type="dxa"/>
+              <w:right w:w="120" w:type="dxa"/>
+            </w:tcMar>
+            <w:tcBorders>
+              <w:top w:val="single" w:sz="4" w:space="0" w:color="CCCCCC"/>
+              <w:bottom w:val="single" w:sz="4" w:space="0" w:color="CCCCCC"/>
+              <w:left w:val="single" w:sz="4" w:space="0" w:color="CCCCCC"/>
+              <w:right w:val="single" w:sz="4" w:space="0" w:color="CCCCCC"/>
+            </w:tcBorders>
+          </w:tcPr>
+          <w:p>
+            <w:pPr>
+              <w:spacing w:before="60" w:after="60" w:line="252" w:lineRule="auto"/>
+              <w:jc w:val="left"/>
+            </w:pPr>
+            <w:r/>
+            <w:r>
+              <w:rPr>
+                <w:b/>
+              </w:rPr>
+              <w:t>+0.50</w:t>
+            </w:r>
+          </w:p>
+        </w:tc>
+        <w:tc>
+          <w:tcPr>
+            <w:tcW w:type="dxa" w:w="1440"/>
+            <w:shd w:fill="FFFFFF"/>
+            <w:tcMar>
+              <w:top w:w="100" w:type="dxa"/>
+              <w:bottom w:w="100" w:type="dxa"/>
+              <w:left w:w="120" w:type="dxa"/>
+              <w:right w:w="120" w:type="dxa"/>
+            </w:tcMar>
+            <w:tcBorders>
+              <w:top w:val="single" w:sz="4" w:space="0" w:color="CCCCCC"/>
+              <w:bottom w:val="single" w:sz="4" w:space="0" w:color="CCCCCC"/>
+              <w:left w:val="single" w:sz="4" w:space="0" w:color="CCCCCC"/>
+              <w:right w:val="single" w:sz="4" w:space="0" w:color="CCCCCC"/>
+            </w:tcBorders>
+          </w:tcPr>
+          <w:p>
+            <w:pPr>
+              <w:spacing w:before="60" w:after="60" w:line="252" w:lineRule="auto"/>
+              <w:jc w:val="left"/>
+            </w:pPr>
+            <w:r/>
+            <w:r>
+              <w:t>BULL</w:t>
+            </w:r>
+          </w:p>
+        </w:tc>
+      </w:tr>
+      <w:tr>
+        <w:tc>
+          <w:tcPr>
+            <w:tcW w:type="dxa" w:w="1584"/>
+            <w:shd w:fill="F8FAFC"/>
+            <w:tcMar>
+              <w:top w:w="100" w:type="dxa"/>
+              <w:bottom w:w="100" w:type="dxa"/>
+              <w:left w:w="120" w:type="dxa"/>
+              <w:right w:w="120" w:type="dxa"/>
+            </w:tcMar>
+            <w:tcBorders>
+              <w:top w:val="single" w:sz="4" w:space="0" w:color="CCCCCC"/>
+              <w:bottom w:val="single" w:sz="4" w:space="0" w:color="CCCCCC"/>
+              <w:left w:val="single" w:sz="4" w:space="0" w:color="CCCCCC"/>
+              <w:right w:val="single" w:sz="4" w:space="0" w:color="CCCCCC"/>
+            </w:tcBorders>
+          </w:tcPr>
+          <w:p>
+            <w:pPr>
+              <w:spacing w:before="60" w:after="60" w:line="252" w:lineRule="auto"/>
+              <w:jc w:val="left"/>
+            </w:pPr>
+            <w:r/>
+            <w:r>
+              <w:rPr>
+                <w:b/>
+              </w:rPr>
+              <w:t>Thu 13/08</w:t>
+            </w:r>
+          </w:p>
+        </w:tc>
+        <w:tc>
+          <w:tcPr>
+            <w:tcW w:type="dxa" w:w="864"/>
+            <w:shd w:fill="F8FAFC"/>
+            <w:tcMar>
+              <w:top w:w="100" w:type="dxa"/>
+              <w:bottom w:w="100" w:type="dxa"/>
+              <w:left w:w="120" w:type="dxa"/>
+              <w:right w:w="120" w:type="dxa"/>
+            </w:tcMar>
+            <w:tcBorders>
+              <w:top w:val="single" w:sz="4" w:space="0" w:color="CCCCCC"/>
+              <w:bottom w:val="single" w:sz="4" w:space="0" w:color="CCCCCC"/>
+              <w:left w:val="single" w:sz="4" w:space="0" w:color="CCCCCC"/>
+              <w:right w:val="single" w:sz="4" w:space="0" w:color="CCCCCC"/>
+            </w:tcBorders>
+          </w:tcPr>
+          <w:p>
+            <w:pPr>
+              <w:spacing w:before="60" w:after="60" w:line="252" w:lineRule="auto"/>
+              <w:jc w:val="left"/>
+            </w:pPr>
+            <w:r/>
+            <w:r>
+              <w:t>NY Open 21-23</w:t>
+            </w:r>
+          </w:p>
+        </w:tc>
+        <w:tc>
+          <w:tcPr>
+            <w:tcW w:type="dxa" w:w="1440"/>
+            <w:shd w:fill="F8FAFC"/>
+            <w:tcMar>
+              <w:top w:w="100" w:type="dxa"/>
+              <w:bottom w:w="100" w:type="dxa"/>
+              <w:left w:w="120" w:type="dxa"/>
+              <w:right w:w="120" w:type="dxa"/>
+            </w:tcMar>
+            <w:tcBorders>
+              <w:top w:val="single" w:sz="4" w:space="0" w:color="CCCCCC"/>
+              <w:bottom w:val="single" w:sz="4" w:space="0" w:color="CCCCCC"/>
+              <w:left w:val="single" w:sz="4" w:space="0" w:color="CCCCCC"/>
+              <w:right w:val="single" w:sz="4" w:space="0" w:color="CCCCCC"/>
+            </w:tcBorders>
+          </w:tcPr>
+          <w:p>
+            <w:pPr>
+              <w:spacing w:before="60" w:after="60" w:line="252" w:lineRule="auto"/>
+              <w:jc w:val="left"/>
+            </w:pPr>
+            <w:r/>
+            <w:r>
+              <w:t>656.00</w:t>
+            </w:r>
+          </w:p>
+        </w:tc>
+        <w:tc>
+          <w:tcPr>
+            <w:tcW w:type="dxa" w:w="2016"/>
+            <w:shd w:fill="F8FAFC"/>
+            <w:tcMar>
+              <w:top w:w="100" w:type="dxa"/>
+              <w:bottom w:w="100" w:type="dxa"/>
+              <w:left w:w="120" w:type="dxa"/>
+              <w:right w:w="120" w:type="dxa"/>
+            </w:tcMar>
+            <w:tcBorders>
+              <w:top w:val="single" w:sz="4" w:space="0" w:color="CCCCCC"/>
+              <w:bottom w:val="single" w:sz="4" w:space="0" w:color="CCCCCC"/>
+              <w:left w:val="single" w:sz="4" w:space="0" w:color="CCCCCC"/>
+              <w:right w:val="single" w:sz="4" w:space="0" w:color="CCCCCC"/>
+            </w:tcBorders>
+          </w:tcPr>
+          <w:p>
+            <w:pPr>
+              <w:spacing w:before="60" w:after="60" w:line="252" w:lineRule="auto"/>
+              <w:jc w:val="left"/>
+            </w:pPr>
+            <w:r/>
+            <w:r>
+              <w:t>667.00</w:t>
+            </w:r>
+          </w:p>
+        </w:tc>
+        <w:tc>
+          <w:tcPr>
+            <w:tcW w:type="dxa" w:w="1152"/>
+            <w:shd w:fill="F8FAFC"/>
+            <w:tcMar>
+              <w:top w:w="100" w:type="dxa"/>
+              <w:bottom w:w="100" w:type="dxa"/>
+              <w:left w:w="120" w:type="dxa"/>
+              <w:right w:w="120" w:type="dxa"/>
+            </w:tcMar>
+            <w:tcBorders>
+              <w:top w:val="single" w:sz="4" w:space="0" w:color="CCCCCC"/>
+              <w:bottom w:val="single" w:sz="4" w:space="0" w:color="CCCCCC"/>
+              <w:left w:val="single" w:sz="4" w:space="0" w:color="CCCCCC"/>
+              <w:right w:val="single" w:sz="4" w:space="0" w:color="CCCCCC"/>
+            </w:tcBorders>
+          </w:tcPr>
+          <w:p>
+            <w:pPr>
+              <w:spacing w:before="60" w:after="60" w:line="252" w:lineRule="auto"/>
+              <w:jc w:val="left"/>
+            </w:pPr>
+            <w:r/>
+            <w:r>
+              <w:t>644.25</w:t>
+            </w:r>
+          </w:p>
+        </w:tc>
+        <w:tc>
+          <w:tcPr>
+            <w:tcW w:type="dxa" w:w="1728"/>
+            <w:shd w:fill="F8FAFC"/>
+            <w:tcMar>
+              <w:top w:w="100" w:type="dxa"/>
+              <w:bottom w:w="100" w:type="dxa"/>
+              <w:left w:w="120" w:type="dxa"/>
+              <w:right w:w="120" w:type="dxa"/>
+            </w:tcMar>
+            <w:tcBorders>
+              <w:top w:val="single" w:sz="4" w:space="0" w:color="CCCCCC"/>
+              <w:bottom w:val="single" w:sz="4" w:space="0" w:color="CCCCCC"/>
+              <w:left w:val="single" w:sz="4" w:space="0" w:color="CCCCCC"/>
+              <w:right w:val="single" w:sz="4" w:space="0" w:color="CCCCCC"/>
+            </w:tcBorders>
+          </w:tcPr>
+          <w:p>
+            <w:pPr>
+              <w:spacing w:before="60" w:after="60" w:line="252" w:lineRule="auto"/>
+              <w:jc w:val="left"/>
+            </w:pPr>
+            <w:r/>
+            <w:r>
+              <w:rPr>
+                <w:b/>
+              </w:rPr>
+              <w:t>659.50</w:t>
+            </w:r>
+          </w:p>
+        </w:tc>
+        <w:tc>
+          <w:tcPr>
+            <w:tcW w:type="dxa" w:w="3456"/>
+            <w:shd w:fill="F8FAFC"/>
+            <w:tcMar>
+              <w:top w:w="100" w:type="dxa"/>
+              <w:bottom w:w="100" w:type="dxa"/>
+              <w:left w:w="120" w:type="dxa"/>
+              <w:right w:w="120" w:type="dxa"/>
+            </w:tcMar>
+            <w:tcBorders>
+              <w:top w:val="single" w:sz="4" w:space="0" w:color="CCCCCC"/>
+              <w:bottom w:val="single" w:sz="4" w:space="0" w:color="CCCCCC"/>
+              <w:left w:val="single" w:sz="4" w:space="0" w:color="CCCCCC"/>
+              <w:right w:val="single" w:sz="4" w:space="0" w:color="CCCCCC"/>
+            </w:tcBorders>
+          </w:tcPr>
+          <w:p>
+            <w:pPr>
+              <w:spacing w:before="60" w:after="60" w:line="252" w:lineRule="auto"/>
+              <w:jc w:val="left"/>
+            </w:pPr>
+            <w:r/>
+            <w:r>
+              <w:rPr>
+                <w:b/>
+              </w:rPr>
+              <w:t>+3.50</w:t>
+            </w:r>
+          </w:p>
+        </w:tc>
+        <w:tc>
+          <w:tcPr>
+            <w:tcW w:type="dxa" w:w="1440"/>
+            <w:shd w:fill="F8FAFC"/>
+            <w:tcMar>
+              <w:top w:w="100" w:type="dxa"/>
+              <w:bottom w:w="100" w:type="dxa"/>
+              <w:left w:w="120" w:type="dxa"/>
+              <w:right w:w="120" w:type="dxa"/>
+            </w:tcMar>
+            <w:tcBorders>
+              <w:top w:val="single" w:sz="4" w:space="0" w:color="CCCCCC"/>
+              <w:bottom w:val="single" w:sz="4" w:space="0" w:color="CCCCCC"/>
+              <w:left w:val="single" w:sz="4" w:space="0" w:color="CCCCCC"/>
+              <w:right w:val="single" w:sz="4" w:space="0" w:color="CCCCCC"/>
+            </w:tcBorders>
+          </w:tcPr>
+          <w:p>
+            <w:pPr>
+              <w:spacing w:before="60" w:after="60" w:line="252" w:lineRule="auto"/>
+              <w:jc w:val="left"/>
+            </w:pPr>
+            <w:r/>
+            <w:r>
+              <w:t>BULL</w:t>
+            </w:r>
+          </w:p>
+        </w:tc>
+      </w:tr>
+      <w:tr>
+        <w:tc>
+          <w:tcPr>
+            <w:tcW w:type="dxa" w:w="1584"/>
+            <w:shd w:fill="FFFFFF"/>
+            <w:tcMar>
+              <w:top w:w="100" w:type="dxa"/>
+              <w:bottom w:w="100" w:type="dxa"/>
+              <w:left w:w="120" w:type="dxa"/>
+              <w:right w:w="120" w:type="dxa"/>
+            </w:tcMar>
+            <w:tcBorders>
+              <w:top w:val="single" w:sz="4" w:space="0" w:color="CCCCCC"/>
+              <w:bottom w:val="single" w:sz="4" w:space="0" w:color="CCCCCC"/>
+              <w:left w:val="single" w:sz="4" w:space="0" w:color="CCCCCC"/>
+              <w:right w:val="single" w:sz="4" w:space="0" w:color="CCCCCC"/>
+            </w:tcBorders>
+          </w:tcPr>
+          <w:p>
+            <w:pPr>
+              <w:spacing w:before="60" w:after="60" w:line="252" w:lineRule="auto"/>
+              <w:jc w:val="left"/>
+            </w:pPr>
+            <w:r/>
+            <w:r>
+              <w:rPr>
+                <w:b/>
+              </w:rPr>
+              <w:t>Thu 13/08</w:t>
+            </w:r>
+          </w:p>
+        </w:tc>
+        <w:tc>
+          <w:tcPr>
+            <w:tcW w:type="dxa" w:w="864"/>
+            <w:shd w:fill="FFFFFF"/>
+            <w:tcMar>
+              <w:top w:w="100" w:type="dxa"/>
+              <w:bottom w:w="100" w:type="dxa"/>
+              <w:left w:w="120" w:type="dxa"/>
+              <w:right w:w="120" w:type="dxa"/>
+            </w:tcMar>
+            <w:tcBorders>
+              <w:top w:val="single" w:sz="4" w:space="0" w:color="CCCCCC"/>
+              <w:bottom w:val="single" w:sz="4" w:space="0" w:color="CCCCCC"/>
+              <w:left w:val="single" w:sz="4" w:space="0" w:color="CCCCCC"/>
+              <w:right w:val="single" w:sz="4" w:space="0" w:color="CCCCCC"/>
+            </w:tcBorders>
+          </w:tcPr>
+          <w:p>
+            <w:pPr>
+              <w:spacing w:before="60" w:after="60" w:line="252" w:lineRule="auto"/>
+              <w:jc w:val="left"/>
+            </w:pPr>
+            <w:r/>
+            <w:r>
+              <w:t>NY Close 23-01</w:t>
+            </w:r>
+          </w:p>
+        </w:tc>
+        <w:tc>
+          <w:tcPr>
+            <w:tcW w:type="dxa" w:w="1440"/>
+            <w:shd w:fill="FFFFFF"/>
+            <w:tcMar>
+              <w:top w:w="100" w:type="dxa"/>
+              <w:bottom w:w="100" w:type="dxa"/>
+              <w:left w:w="120" w:type="dxa"/>
+              <w:right w:w="120" w:type="dxa"/>
+            </w:tcMar>
+            <w:tcBorders>
+              <w:top w:val="single" w:sz="4" w:space="0" w:color="CCCCCC"/>
+              <w:bottom w:val="single" w:sz="4" w:space="0" w:color="CCCCCC"/>
+              <w:left w:val="single" w:sz="4" w:space="0" w:color="CCCCCC"/>
+              <w:right w:val="single" w:sz="4" w:space="0" w:color="CCCCCC"/>
+            </w:tcBorders>
+          </w:tcPr>
+          <w:p>
+            <w:pPr>
+              <w:spacing w:before="60" w:after="60" w:line="252" w:lineRule="auto"/>
+              <w:jc w:val="left"/>
+            </w:pPr>
+            <w:r/>
+            <w:r>
+              <w:t>659.50</w:t>
+            </w:r>
+          </w:p>
+        </w:tc>
+        <w:tc>
+          <w:tcPr>
+            <w:tcW w:type="dxa" w:w="2016"/>
+            <w:shd w:fill="FFFFFF"/>
+            <w:tcMar>
+              <w:top w:w="100" w:type="dxa"/>
+              <w:bottom w:w="100" w:type="dxa"/>
+              <w:left w:w="120" w:type="dxa"/>
+              <w:right w:w="120" w:type="dxa"/>
+            </w:tcMar>
+            <w:tcBorders>
+              <w:top w:val="single" w:sz="4" w:space="0" w:color="CCCCCC"/>
+              <w:bottom w:val="single" w:sz="4" w:space="0" w:color="CCCCCC"/>
+              <w:left w:val="single" w:sz="4" w:space="0" w:color="CCCCCC"/>
+              <w:right w:val="single" w:sz="4" w:space="0" w:color="CCCCCC"/>
+            </w:tcBorders>
+          </w:tcPr>
+          <w:p>
+            <w:pPr>
+              <w:spacing w:before="60" w:after="60" w:line="252" w:lineRule="auto"/>
+              <w:jc w:val="left"/>
+            </w:pPr>
+            <w:r/>
+            <w:r>
+              <w:t>665.00</w:t>
+            </w:r>
+          </w:p>
+        </w:tc>
+        <w:tc>
+          <w:tcPr>
+            <w:tcW w:type="dxa" w:w="1152"/>
+            <w:shd w:fill="FFFFFF"/>
+            <w:tcMar>
+              <w:top w:w="100" w:type="dxa"/>
+              <w:bottom w:w="100" w:type="dxa"/>
+              <w:left w:w="120" w:type="dxa"/>
+              <w:right w:w="120" w:type="dxa"/>
+            </w:tcMar>
+            <w:tcBorders>
+              <w:top w:val="single" w:sz="4" w:space="0" w:color="CCCCCC"/>
+              <w:bottom w:val="single" w:sz="4" w:space="0" w:color="CCCCCC"/>
+              <w:left w:val="single" w:sz="4" w:space="0" w:color="CCCCCC"/>
+              <w:right w:val="single" w:sz="4" w:space="0" w:color="CCCCCC"/>
+            </w:tcBorders>
+          </w:tcPr>
+          <w:p>
+            <w:pPr>
+              <w:spacing w:before="60" w:after="60" w:line="252" w:lineRule="auto"/>
+              <w:jc w:val="left"/>
+            </w:pPr>
+            <w:r/>
+            <w:r>
+              <w:t>651.75</w:t>
+            </w:r>
+          </w:p>
+        </w:tc>
+        <w:tc>
+          <w:tcPr>
+            <w:tcW w:type="dxa" w:w="1728"/>
+            <w:shd w:fill="FFFFFF"/>
+            <w:tcMar>
+              <w:top w:w="100" w:type="dxa"/>
+              <w:bottom w:w="100" w:type="dxa"/>
+              <w:left w:w="120" w:type="dxa"/>
+              <w:right w:w="120" w:type="dxa"/>
+            </w:tcMar>
+            <w:tcBorders>
+              <w:top w:val="single" w:sz="4" w:space="0" w:color="CCCCCC"/>
+              <w:bottom w:val="single" w:sz="4" w:space="0" w:color="CCCCCC"/>
+              <w:left w:val="single" w:sz="4" w:space="0" w:color="CCCCCC"/>
+              <w:right w:val="single" w:sz="4" w:space="0" w:color="CCCCCC"/>
+            </w:tcBorders>
+          </w:tcPr>
+          <w:p>
+            <w:pPr>
+              <w:spacing w:before="60" w:after="60" w:line="252" w:lineRule="auto"/>
+              <w:jc w:val="left"/>
+            </w:pPr>
+            <w:r/>
+            <w:r>
+              <w:rPr>
+                <w:b/>
+              </w:rPr>
+              <w:t>660.25</w:t>
+            </w:r>
+          </w:p>
+        </w:tc>
+        <w:tc>
+          <w:tcPr>
+            <w:tcW w:type="dxa" w:w="3456"/>
+            <w:shd w:fill="FFFFFF"/>
+            <w:tcMar>
+              <w:top w:w="100" w:type="dxa"/>
+              <w:bottom w:w="100" w:type="dxa"/>
+              <w:left w:w="120" w:type="dxa"/>
+              <w:right w:w="120" w:type="dxa"/>
+            </w:tcMar>
+            <w:tcBorders>
+              <w:top w:val="single" w:sz="4" w:space="0" w:color="CCCCCC"/>
+              <w:bottom w:val="single" w:sz="4" w:space="0" w:color="CCCCCC"/>
+              <w:left w:val="single" w:sz="4" w:space="0" w:color="CCCCCC"/>
+              <w:right w:val="single" w:sz="4" w:space="0" w:color="CCCCCC"/>
+            </w:tcBorders>
+          </w:tcPr>
+          <w:p>
+            <w:pPr>
+              <w:spacing w:before="60" w:after="60" w:line="252" w:lineRule="auto"/>
+              <w:jc w:val="left"/>
+            </w:pPr>
+            <w:r/>
+            <w:r>
+              <w:rPr>
+                <w:b/>
+              </w:rPr>
+              <w:t>+0.75</w:t>
+            </w:r>
+          </w:p>
+        </w:tc>
+        <w:tc>
+          <w:tcPr>
+            <w:tcW w:type="dxa" w:w="1440"/>
+            <w:shd w:fill="FFFFFF"/>
+            <w:tcMar>
+              <w:top w:w="100" w:type="dxa"/>
+              <w:bottom w:w="100" w:type="dxa"/>
+              <w:left w:w="120" w:type="dxa"/>
+              <w:right w:w="120" w:type="dxa"/>
+            </w:tcMar>
+            <w:tcBorders>
+              <w:top w:val="single" w:sz="4" w:space="0" w:color="CCCCCC"/>
+              <w:bottom w:val="single" w:sz="4" w:space="0" w:color="CCCCCC"/>
+              <w:left w:val="single" w:sz="4" w:space="0" w:color="CCCCCC"/>
+              <w:right w:val="single" w:sz="4" w:space="0" w:color="CCCCCC"/>
+            </w:tcBorders>
+          </w:tcPr>
+          <w:p>
+            <w:pPr>
+              <w:spacing w:before="60" w:after="60" w:line="252" w:lineRule="auto"/>
+              <w:jc w:val="left"/>
+            </w:pPr>
+            <w:r/>
+            <w:r>
+              <w:t>BULL</w:t>
+            </w:r>
+          </w:p>
+        </w:tc>
+      </w:tr>
+      <w:tr>
+        <w:tc>
+          <w:tcPr>
+            <w:tcW w:type="dxa" w:w="1584"/>
+            <w:shd w:fill="F8FAFC"/>
+            <w:tcMar>
+              <w:top w:w="100" w:type="dxa"/>
+              <w:bottom w:w="100" w:type="dxa"/>
+              <w:left w:w="120" w:type="dxa"/>
+              <w:right w:w="120" w:type="dxa"/>
+            </w:tcMar>
+            <w:tcBorders>
+              <w:top w:val="single" w:sz="4" w:space="0" w:color="CCCCCC"/>
+              <w:bottom w:val="single" w:sz="4" w:space="0" w:color="CCCCCC"/>
+              <w:left w:val="single" w:sz="4" w:space="0" w:color="CCCCCC"/>
+              <w:right w:val="single" w:sz="4" w:space="0" w:color="CCCCCC"/>
+            </w:tcBorders>
+          </w:tcPr>
+          <w:p>
+            <w:pPr>
+              <w:spacing w:before="60" w:after="60" w:line="252" w:lineRule="auto"/>
+              <w:jc w:val="left"/>
+            </w:pPr>
+            <w:r/>
+            <w:r>
+              <w:rPr>
+                <w:b/>
+              </w:rPr>
+              <w:t>Fri 14/08</w:t>
+            </w:r>
+          </w:p>
+        </w:tc>
+        <w:tc>
+          <w:tcPr>
+            <w:tcW w:type="dxa" w:w="864"/>
+            <w:shd w:fill="F8FAFC"/>
+            <w:tcMar>
+              <w:top w:w="100" w:type="dxa"/>
+              <w:bottom w:w="100" w:type="dxa"/>
+              <w:left w:w="120" w:type="dxa"/>
+              <w:right w:w="120" w:type="dxa"/>
+            </w:tcMar>
+            <w:tcBorders>
+              <w:top w:val="single" w:sz="4" w:space="0" w:color="CCCCCC"/>
+              <w:bottom w:val="single" w:sz="4" w:space="0" w:color="CCCCCC"/>
+              <w:left w:val="single" w:sz="4" w:space="0" w:color="CCCCCC"/>
+              <w:right w:val="single" w:sz="4" w:space="0" w:color="CCCCCC"/>
+            </w:tcBorders>
+          </w:tcPr>
+          <w:p>
+            <w:pPr>
+              <w:spacing w:before="60" w:after="60" w:line="252" w:lineRule="auto"/>
+              <w:jc w:val="left"/>
+            </w:pPr>
+            <w:r/>
+            <w:r>
+              <w:t>Asia 07-11</w:t>
+            </w:r>
+          </w:p>
+        </w:tc>
+        <w:tc>
+          <w:tcPr>
+            <w:tcW w:type="dxa" w:w="1440"/>
+            <w:shd w:fill="F8FAFC"/>
+            <w:tcMar>
+              <w:top w:w="100" w:type="dxa"/>
+              <w:bottom w:w="100" w:type="dxa"/>
+              <w:left w:w="120" w:type="dxa"/>
+              <w:right w:w="120" w:type="dxa"/>
+            </w:tcMar>
+            <w:tcBorders>
+              <w:top w:val="single" w:sz="4" w:space="0" w:color="CCCCCC"/>
+              <w:bottom w:val="single" w:sz="4" w:space="0" w:color="CCCCCC"/>
+              <w:left w:val="single" w:sz="4" w:space="0" w:color="CCCCCC"/>
+              <w:right w:val="single" w:sz="4" w:space="0" w:color="CCCCCC"/>
+            </w:tcBorders>
+          </w:tcPr>
+          <w:p>
+            <w:pPr>
+              <w:spacing w:before="60" w:after="60" w:line="252" w:lineRule="auto"/>
+              <w:jc w:val="left"/>
+            </w:pPr>
+            <w:r/>
+            <w:r>
+              <w:t>660.25</w:t>
+            </w:r>
+          </w:p>
+        </w:tc>
+        <w:tc>
+          <w:tcPr>
+            <w:tcW w:type="dxa" w:w="2016"/>
+            <w:shd w:fill="F8FAFC"/>
+            <w:tcMar>
+              <w:top w:w="100" w:type="dxa"/>
+              <w:bottom w:w="100" w:type="dxa"/>
+              <w:left w:w="120" w:type="dxa"/>
+              <w:right w:w="120" w:type="dxa"/>
+            </w:tcMar>
+            <w:tcBorders>
+              <w:top w:val="single" w:sz="4" w:space="0" w:color="CCCCCC"/>
+              <w:bottom w:val="single" w:sz="4" w:space="0" w:color="CCCCCC"/>
+              <w:left w:val="single" w:sz="4" w:space="0" w:color="CCCCCC"/>
+              <w:right w:val="single" w:sz="4" w:space="0" w:color="CCCCCC"/>
+            </w:tcBorders>
+          </w:tcPr>
+          <w:p>
+            <w:pPr>
+              <w:spacing w:before="60" w:after="60" w:line="252" w:lineRule="auto"/>
+              <w:jc w:val="left"/>
+            </w:pPr>
+            <w:r/>
+            <w:r>
+              <w:t>669.50</w:t>
+            </w:r>
+          </w:p>
+        </w:tc>
+        <w:tc>
+          <w:tcPr>
+            <w:tcW w:type="dxa" w:w="1152"/>
+            <w:shd w:fill="F8FAFC"/>
+            <w:tcMar>
+              <w:top w:w="100" w:type="dxa"/>
+              <w:bottom w:w="100" w:type="dxa"/>
+              <w:left w:w="120" w:type="dxa"/>
+              <w:right w:w="120" w:type="dxa"/>
+            </w:tcMar>
+            <w:tcBorders>
+              <w:top w:val="single" w:sz="4" w:space="0" w:color="CCCCCC"/>
+              <w:bottom w:val="single" w:sz="4" w:space="0" w:color="CCCCCC"/>
+              <w:left w:val="single" w:sz="4" w:space="0" w:color="CCCCCC"/>
+              <w:right w:val="single" w:sz="4" w:space="0" w:color="CCCCCC"/>
+            </w:tcBorders>
+          </w:tcPr>
+          <w:p>
+            <w:pPr>
+              <w:spacing w:before="60" w:after="60" w:line="252" w:lineRule="auto"/>
+              <w:jc w:val="left"/>
+            </w:pPr>
+            <w:r/>
+            <w:r>
+              <w:t>653.75</w:t>
+            </w:r>
+          </w:p>
+        </w:tc>
+        <w:tc>
+          <w:tcPr>
+            <w:tcW w:type="dxa" w:w="1728"/>
+            <w:shd w:fill="F8FAFC"/>
+            <w:tcMar>
+              <w:top w:w="100" w:type="dxa"/>
+              <w:bottom w:w="100" w:type="dxa"/>
+              <w:left w:w="120" w:type="dxa"/>
+              <w:right w:w="120" w:type="dxa"/>
+            </w:tcMar>
+            <w:tcBorders>
+              <w:top w:val="single" w:sz="4" w:space="0" w:color="CCCCCC"/>
+              <w:bottom w:val="single" w:sz="4" w:space="0" w:color="CCCCCC"/>
+              <w:left w:val="single" w:sz="4" w:space="0" w:color="CCCCCC"/>
+              <w:right w:val="single" w:sz="4" w:space="0" w:color="CCCCCC"/>
+            </w:tcBorders>
+          </w:tcPr>
+          <w:p>
+            <w:pPr>
+              <w:spacing w:before="60" w:after="60" w:line="252" w:lineRule="auto"/>
+              <w:jc w:val="left"/>
+            </w:pPr>
+            <w:r/>
+            <w:r>
+              <w:rPr>
+                <w:b/>
+              </w:rPr>
+              <w:t>659.50</w:t>
+            </w:r>
+          </w:p>
+        </w:tc>
+        <w:tc>
+          <w:tcPr>
+            <w:tcW w:type="dxa" w:w="3456"/>
+            <w:shd w:fill="F8FAFC"/>
+            <w:tcMar>
+              <w:top w:w="100" w:type="dxa"/>
+              <w:bottom w:w="100" w:type="dxa"/>
+              <w:left w:w="120" w:type="dxa"/>
+              <w:right w:w="120" w:type="dxa"/>
+            </w:tcMar>
+            <w:tcBorders>
+              <w:top w:val="single" w:sz="4" w:space="0" w:color="CCCCCC"/>
+              <w:bottom w:val="single" w:sz="4" w:space="0" w:color="CCCCCC"/>
+              <w:left w:val="single" w:sz="4" w:space="0" w:color="CCCCCC"/>
+              <w:right w:val="single" w:sz="4" w:space="0" w:color="CCCCCC"/>
+            </w:tcBorders>
+          </w:tcPr>
+          <w:p>
+            <w:pPr>
+              <w:spacing w:before="60" w:after="60" w:line="252" w:lineRule="auto"/>
+              <w:jc w:val="left"/>
+            </w:pPr>
+            <w:r/>
+            <w:r>
+              <w:rPr>
+                <w:b/>
+              </w:rPr>
+              <w:t>-0.75</w:t>
+            </w:r>
+          </w:p>
+        </w:tc>
+        <w:tc>
+          <w:tcPr>
+            <w:tcW w:type="dxa" w:w="1440"/>
+            <w:shd w:fill="F8FAFC"/>
+            <w:tcMar>
+              <w:top w:w="100" w:type="dxa"/>
+              <w:bottom w:w="100" w:type="dxa"/>
+              <w:left w:w="120" w:type="dxa"/>
+              <w:right w:w="120" w:type="dxa"/>
+            </w:tcMar>
+            <w:tcBorders>
+              <w:top w:val="single" w:sz="4" w:space="0" w:color="CCCCCC"/>
+              <w:bottom w:val="single" w:sz="4" w:space="0" w:color="CCCCCC"/>
+              <w:left w:val="single" w:sz="4" w:space="0" w:color="CCCCCC"/>
+              <w:right w:val="single" w:sz="4" w:space="0" w:color="CCCCCC"/>
+            </w:tcBorders>
+          </w:tcPr>
+          <w:p>
+            <w:pPr>
+              <w:spacing w:before="60" w:after="60" w:line="252" w:lineRule="auto"/>
+              <w:jc w:val="left"/>
+            </w:pPr>
+            <w:r/>
+            <w:r>
+              <w:t>BEAR</w:t>
+            </w:r>
+          </w:p>
+        </w:tc>
+      </w:tr>
+      <w:tr>
+        <w:tc>
+          <w:tcPr>
+            <w:tcW w:type="dxa" w:w="1584"/>
+            <w:shd w:fill="FFFFFF"/>
+            <w:tcMar>
+              <w:top w:w="100" w:type="dxa"/>
+              <w:bottom w:w="100" w:type="dxa"/>
+              <w:left w:w="120" w:type="dxa"/>
+              <w:right w:w="120" w:type="dxa"/>
+            </w:tcMar>
+            <w:tcBorders>
+              <w:top w:val="single" w:sz="4" w:space="0" w:color="CCCCCC"/>
+              <w:bottom w:val="single" w:sz="4" w:space="0" w:color="CCCCCC"/>
+              <w:left w:val="single" w:sz="4" w:space="0" w:color="CCCCCC"/>
+              <w:right w:val="single" w:sz="4" w:space="0" w:color="CCCCCC"/>
+            </w:tcBorders>
+          </w:tcPr>
+          <w:p>
+            <w:pPr>
+              <w:spacing w:before="60" w:after="60" w:line="252" w:lineRule="auto"/>
+              <w:jc w:val="left"/>
+            </w:pPr>
+            <w:r/>
+            <w:r>
+              <w:rPr>
+                <w:b/>
+              </w:rPr>
+              <w:t>Fri 14/08</w:t>
+            </w:r>
+          </w:p>
+        </w:tc>
+        <w:tc>
+          <w:tcPr>
+            <w:tcW w:type="dxa" w:w="864"/>
+            <w:shd w:fill="FFFFFF"/>
+            <w:tcMar>
+              <w:top w:w="100" w:type="dxa"/>
+              <w:bottom w:w="100" w:type="dxa"/>
+              <w:left w:w="120" w:type="dxa"/>
+              <w:right w:w="120" w:type="dxa"/>
+            </w:tcMar>
+            <w:tcBorders>
+              <w:top w:val="single" w:sz="4" w:space="0" w:color="CCCCCC"/>
+              <w:bottom w:val="single" w:sz="4" w:space="0" w:color="CCCCCC"/>
+              <w:left w:val="single" w:sz="4" w:space="0" w:color="CCCCCC"/>
+              <w:right w:val="single" w:sz="4" w:space="0" w:color="CCCCCC"/>
+            </w:tcBorders>
+          </w:tcPr>
+          <w:p>
+            <w:pPr>
+              <w:spacing w:before="60" w:after="60" w:line="252" w:lineRule="auto"/>
+              <w:jc w:val="left"/>
+            </w:pPr>
+            <w:r/>
+            <w:r>
+              <w:t>Asia 11-15</w:t>
+            </w:r>
+          </w:p>
+        </w:tc>
+        <w:tc>
+          <w:tcPr>
+            <w:tcW w:type="dxa" w:w="1440"/>
+            <w:shd w:fill="FFFFFF"/>
+            <w:tcMar>
+              <w:top w:w="100" w:type="dxa"/>
+              <w:bottom w:w="100" w:type="dxa"/>
+              <w:left w:w="120" w:type="dxa"/>
+              <w:right w:w="120" w:type="dxa"/>
+            </w:tcMar>
+            <w:tcBorders>
+              <w:top w:val="single" w:sz="4" w:space="0" w:color="CCCCCC"/>
+              <w:bottom w:val="single" w:sz="4" w:space="0" w:color="CCCCCC"/>
+              <w:left w:val="single" w:sz="4" w:space="0" w:color="CCCCCC"/>
+              <w:right w:val="single" w:sz="4" w:space="0" w:color="CCCCCC"/>
+            </w:tcBorders>
+          </w:tcPr>
+          <w:p>
+            <w:pPr>
+              <w:spacing w:before="60" w:after="60" w:line="252" w:lineRule="auto"/>
+              <w:jc w:val="left"/>
+            </w:pPr>
+            <w:r/>
+            <w:r>
+              <w:t>659.50</w:t>
+            </w:r>
+          </w:p>
+        </w:tc>
+        <w:tc>
+          <w:tcPr>
+            <w:tcW w:type="dxa" w:w="2016"/>
+            <w:shd w:fill="FFFFFF"/>
+            <w:tcMar>
+              <w:top w:w="100" w:type="dxa"/>
+              <w:bottom w:w="100" w:type="dxa"/>
+              <w:left w:w="120" w:type="dxa"/>
+              <w:right w:w="120" w:type="dxa"/>
+            </w:tcMar>
+            <w:tcBorders>
+              <w:top w:val="single" w:sz="4" w:space="0" w:color="CCCCCC"/>
+              <w:bottom w:val="single" w:sz="4" w:space="0" w:color="CCCCCC"/>
+              <w:left w:val="single" w:sz="4" w:space="0" w:color="CCCCCC"/>
+              <w:right w:val="single" w:sz="4" w:space="0" w:color="CCCCCC"/>
+            </w:tcBorders>
+          </w:tcPr>
+          <w:p>
+            <w:pPr>
+              <w:spacing w:before="60" w:after="60" w:line="252" w:lineRule="auto"/>
+              <w:jc w:val="left"/>
+            </w:pPr>
+            <w:r/>
+            <w:r>
+              <w:t>667.00</w:t>
+            </w:r>
+          </w:p>
+        </w:tc>
+        <w:tc>
+          <w:tcPr>
+            <w:tcW w:type="dxa" w:w="1152"/>
+            <w:shd w:fill="FFFFFF"/>
+            <w:tcMar>
+              <w:top w:w="100" w:type="dxa"/>
+              <w:bottom w:w="100" w:type="dxa"/>
+              <w:left w:w="120" w:type="dxa"/>
+              <w:right w:w="120" w:type="dxa"/>
+            </w:tcMar>
+            <w:tcBorders>
+              <w:top w:val="single" w:sz="4" w:space="0" w:color="CCCCCC"/>
+              <w:bottom w:val="single" w:sz="4" w:space="0" w:color="CCCCCC"/>
+              <w:left w:val="single" w:sz="4" w:space="0" w:color="CCCCCC"/>
+              <w:right w:val="single" w:sz="4" w:space="0" w:color="CCCCCC"/>
+            </w:tcBorders>
+          </w:tcPr>
+          <w:p>
+            <w:pPr>
+              <w:spacing w:before="60" w:after="60" w:line="252" w:lineRule="auto"/>
+              <w:jc w:val="left"/>
+            </w:pPr>
+            <w:r/>
+            <w:r>
+              <w:t>653.50</w:t>
+            </w:r>
+          </w:p>
+        </w:tc>
+        <w:tc>
+          <w:tcPr>
+            <w:tcW w:type="dxa" w:w="1728"/>
+            <w:shd w:fill="FFFFFF"/>
+            <w:tcMar>
+              <w:top w:w="100" w:type="dxa"/>
+              <w:bottom w:w="100" w:type="dxa"/>
+              <w:left w:w="120" w:type="dxa"/>
+              <w:right w:w="120" w:type="dxa"/>
+            </w:tcMar>
+            <w:tcBorders>
+              <w:top w:val="single" w:sz="4" w:space="0" w:color="CCCCCC"/>
+              <w:bottom w:val="single" w:sz="4" w:space="0" w:color="CCCCCC"/>
+              <w:left w:val="single" w:sz="4" w:space="0" w:color="CCCCCC"/>
+              <w:right w:val="single" w:sz="4" w:space="0" w:color="CCCCCC"/>
+            </w:tcBorders>
+          </w:tcPr>
+          <w:p>
+            <w:pPr>
+              <w:spacing w:before="60" w:after="60" w:line="252" w:lineRule="auto"/>
+              <w:jc w:val="left"/>
+            </w:pPr>
+            <w:r/>
+            <w:r>
+              <w:rPr>
+                <w:b/>
+              </w:rPr>
+              <w:t>658.50</w:t>
+            </w:r>
+          </w:p>
+        </w:tc>
+        <w:tc>
+          <w:tcPr>
+            <w:tcW w:type="dxa" w:w="3456"/>
+            <w:shd w:fill="FFFFFF"/>
+            <w:tcMar>
+              <w:top w:w="100" w:type="dxa"/>
+              <w:bottom w:w="100" w:type="dxa"/>
+              <w:left w:w="120" w:type="dxa"/>
+              <w:right w:w="120" w:type="dxa"/>
+            </w:tcMar>
+            <w:tcBorders>
+              <w:top w:val="single" w:sz="4" w:space="0" w:color="CCCCCC"/>
+              <w:bottom w:val="single" w:sz="4" w:space="0" w:color="CCCCCC"/>
+              <w:left w:val="single" w:sz="4" w:space="0" w:color="CCCCCC"/>
+              <w:right w:val="single" w:sz="4" w:space="0" w:color="CCCCCC"/>
+            </w:tcBorders>
+          </w:tcPr>
+          <w:p>
+            <w:pPr>
+              <w:spacing w:before="60" w:after="60" w:line="252" w:lineRule="auto"/>
+              <w:jc w:val="left"/>
+            </w:pPr>
+            <w:r/>
+            <w:r>
+              <w:rPr>
+                <w:b/>
+              </w:rPr>
+              <w:t>-1.00</w:t>
+            </w:r>
+          </w:p>
+        </w:tc>
+        <w:tc>
+          <w:tcPr>
+            <w:tcW w:type="dxa" w:w="1440"/>
+            <w:shd w:fill="FFFFFF"/>
+            <w:tcMar>
+              <w:top w:w="100" w:type="dxa"/>
+              <w:bottom w:w="100" w:type="dxa"/>
+              <w:left w:w="120" w:type="dxa"/>
+              <w:right w:w="120" w:type="dxa"/>
+            </w:tcMar>
+            <w:tcBorders>
+              <w:top w:val="single" w:sz="4" w:space="0" w:color="CCCCCC"/>
+              <w:bottom w:val="single" w:sz="4" w:space="0" w:color="CCCCCC"/>
+              <w:left w:val="single" w:sz="4" w:space="0" w:color="CCCCCC"/>
+              <w:right w:val="single" w:sz="4" w:space="0" w:color="CCCCCC"/>
+            </w:tcBorders>
+          </w:tcPr>
+          <w:p>
+            <w:pPr>
+              <w:spacing w:before="60" w:after="60" w:line="252" w:lineRule="auto"/>
+              <w:jc w:val="left"/>
+            </w:pPr>
+            <w:r/>
+            <w:r>
+              <w:t>BEAR</w:t>
+            </w:r>
+          </w:p>
+        </w:tc>
+      </w:tr>
+      <w:tr>
+        <w:tc>
+          <w:tcPr>
+            <w:tcW w:type="dxa" w:w="1584"/>
+            <w:shd w:fill="F8FAFC"/>
+            <w:tcMar>
+              <w:top w:w="100" w:type="dxa"/>
+              <w:bottom w:w="100" w:type="dxa"/>
+              <w:left w:w="120" w:type="dxa"/>
+              <w:right w:w="120" w:type="dxa"/>
+            </w:tcMar>
+            <w:tcBorders>
+              <w:top w:val="single" w:sz="4" w:space="0" w:color="CCCCCC"/>
+              <w:bottom w:val="single" w:sz="4" w:space="0" w:color="CCCCCC"/>
+              <w:left w:val="single" w:sz="4" w:space="0" w:color="CCCCCC"/>
+              <w:right w:val="single" w:sz="4" w:space="0" w:color="CCCCCC"/>
+            </w:tcBorders>
+          </w:tcPr>
+          <w:p>
+            <w:pPr>
+              <w:spacing w:before="60" w:after="60" w:line="252" w:lineRule="auto"/>
+              <w:jc w:val="left"/>
+            </w:pPr>
+            <w:r/>
+            <w:r>
+              <w:rPr>
+                <w:b/>
+              </w:rPr>
+              <w:t>Fri 14/08</w:t>
+            </w:r>
+          </w:p>
+        </w:tc>
+        <w:tc>
+          <w:tcPr>
+            <w:tcW w:type="dxa" w:w="864"/>
+            <w:shd w:fill="F8FAFC"/>
+            <w:tcMar>
+              <w:top w:w="100" w:type="dxa"/>
+              <w:bottom w:w="100" w:type="dxa"/>
+              <w:left w:w="120" w:type="dxa"/>
+              <w:right w:w="120" w:type="dxa"/>
+            </w:tcMar>
+            <w:tcBorders>
+              <w:top w:val="single" w:sz="4" w:space="0" w:color="CCCCCC"/>
+              <w:bottom w:val="single" w:sz="4" w:space="0" w:color="CCCCCC"/>
+              <w:left w:val="single" w:sz="4" w:space="0" w:color="CCCCCC"/>
+              <w:right w:val="single" w:sz="4" w:space="0" w:color="CCCCCC"/>
+            </w:tcBorders>
+          </w:tcPr>
+          <w:p>
+            <w:pPr>
+              <w:spacing w:before="60" w:after="60" w:line="252" w:lineRule="auto"/>
+              <w:jc w:val="left"/>
+            </w:pPr>
+            <w:r/>
+            <w:r>
+              <w:t>London 15-19</w:t>
+            </w:r>
+          </w:p>
+        </w:tc>
+        <w:tc>
+          <w:tcPr>
+            <w:tcW w:type="dxa" w:w="1440"/>
+            <w:shd w:fill="F8FAFC"/>
+            <w:tcMar>
+              <w:top w:w="100" w:type="dxa"/>
+              <w:bottom w:w="100" w:type="dxa"/>
+              <w:left w:w="120" w:type="dxa"/>
+              <w:right w:w="120" w:type="dxa"/>
+            </w:tcMar>
+            <w:tcBorders>
+              <w:top w:val="single" w:sz="4" w:space="0" w:color="CCCCCC"/>
+              <w:bottom w:val="single" w:sz="4" w:space="0" w:color="CCCCCC"/>
+              <w:left w:val="single" w:sz="4" w:space="0" w:color="CCCCCC"/>
+              <w:right w:val="single" w:sz="4" w:space="0" w:color="CCCCCC"/>
+            </w:tcBorders>
+          </w:tcPr>
+          <w:p>
+            <w:pPr>
+              <w:spacing w:before="60" w:after="60" w:line="252" w:lineRule="auto"/>
+              <w:jc w:val="left"/>
+            </w:pPr>
+            <w:r/>
+            <w:r>
+              <w:t>658.50</w:t>
+            </w:r>
+          </w:p>
+        </w:tc>
+        <w:tc>
+          <w:tcPr>
+            <w:tcW w:type="dxa" w:w="2016"/>
+            <w:shd w:fill="F8FAFC"/>
+            <w:tcMar>
+              <w:top w:w="100" w:type="dxa"/>
+              <w:bottom w:w="100" w:type="dxa"/>
+              <w:left w:w="120" w:type="dxa"/>
+              <w:right w:w="120" w:type="dxa"/>
+            </w:tcMar>
+            <w:tcBorders>
+              <w:top w:val="single" w:sz="4" w:space="0" w:color="CCCCCC"/>
+              <w:bottom w:val="single" w:sz="4" w:space="0" w:color="CCCCCC"/>
+              <w:left w:val="single" w:sz="4" w:space="0" w:color="CCCCCC"/>
+              <w:right w:val="single" w:sz="4" w:space="0" w:color="CCCCCC"/>
+            </w:tcBorders>
+          </w:tcPr>
+          <w:p>
+            <w:pPr>
+              <w:spacing w:before="60" w:after="60" w:line="252" w:lineRule="auto"/>
+              <w:jc w:val="left"/>
+            </w:pPr>
+            <w:r/>
+            <w:r>
+              <w:t>665.50</w:t>
+            </w:r>
+          </w:p>
+        </w:tc>
+        <w:tc>
+          <w:tcPr>
+            <w:tcW w:type="dxa" w:w="1152"/>
+            <w:shd w:fill="F8FAFC"/>
+            <w:tcMar>
+              <w:top w:w="100" w:type="dxa"/>
+              <w:bottom w:w="100" w:type="dxa"/>
+              <w:left w:w="120" w:type="dxa"/>
+              <w:right w:w="120" w:type="dxa"/>
+            </w:tcMar>
+            <w:tcBorders>
+              <w:top w:val="single" w:sz="4" w:space="0" w:color="CCCCCC"/>
+              <w:bottom w:val="single" w:sz="4" w:space="0" w:color="CCCCCC"/>
+              <w:left w:val="single" w:sz="4" w:space="0" w:color="CCCCCC"/>
+              <w:right w:val="single" w:sz="4" w:space="0" w:color="CCCCCC"/>
+            </w:tcBorders>
+          </w:tcPr>
+          <w:p>
+            <w:pPr>
+              <w:spacing w:before="60" w:after="60" w:line="252" w:lineRule="auto"/>
+              <w:jc w:val="left"/>
+            </w:pPr>
+            <w:r/>
+            <w:r>
+              <w:t>645.00</w:t>
+            </w:r>
+          </w:p>
+        </w:tc>
+        <w:tc>
+          <w:tcPr>
+            <w:tcW w:type="dxa" w:w="1728"/>
+            <w:shd w:fill="F8FAFC"/>
+            <w:tcMar>
+              <w:top w:w="100" w:type="dxa"/>
+              <w:bottom w:w="100" w:type="dxa"/>
+              <w:left w:w="120" w:type="dxa"/>
+              <w:right w:w="120" w:type="dxa"/>
+            </w:tcMar>
+            <w:tcBorders>
+              <w:top w:val="single" w:sz="4" w:space="0" w:color="CCCCCC"/>
+              <w:bottom w:val="single" w:sz="4" w:space="0" w:color="CCCCCC"/>
+              <w:left w:val="single" w:sz="4" w:space="0" w:color="CCCCCC"/>
+              <w:right w:val="single" w:sz="4" w:space="0" w:color="CCCCCC"/>
+            </w:tcBorders>
+          </w:tcPr>
+          <w:p>
+            <w:pPr>
+              <w:spacing w:before="60" w:after="60" w:line="252" w:lineRule="auto"/>
+              <w:jc w:val="left"/>
+            </w:pPr>
+            <w:r/>
+            <w:r>
+              <w:rPr>
+                <w:b/>
+              </w:rPr>
+              <w:t>659.25</w:t>
+            </w:r>
+          </w:p>
+        </w:tc>
+        <w:tc>
+          <w:tcPr>
+            <w:tcW w:type="dxa" w:w="3456"/>
+            <w:shd w:fill="F8FAFC"/>
+            <w:tcMar>
+              <w:top w:w="100" w:type="dxa"/>
+              <w:bottom w:w="100" w:type="dxa"/>
+              <w:left w:w="120" w:type="dxa"/>
+              <w:right w:w="120" w:type="dxa"/>
+            </w:tcMar>
+            <w:tcBorders>
+              <w:top w:val="single" w:sz="4" w:space="0" w:color="CCCCCC"/>
+              <w:bottom w:val="single" w:sz="4" w:space="0" w:color="CCCCCC"/>
+              <w:left w:val="single" w:sz="4" w:space="0" w:color="CCCCCC"/>
+              <w:right w:val="single" w:sz="4" w:space="0" w:color="CCCCCC"/>
+            </w:tcBorders>
+          </w:tcPr>
+          <w:p>
+            <w:pPr>
+              <w:spacing w:before="60" w:after="60" w:line="252" w:lineRule="auto"/>
+              <w:jc w:val="left"/>
+            </w:pPr>
+            <w:r/>
+            <w:r>
+              <w:rPr>
+                <w:b/>
+              </w:rPr>
+              <w:t>+0.75</w:t>
+            </w:r>
+          </w:p>
+        </w:tc>
+        <w:tc>
+          <w:tcPr>
+            <w:tcW w:type="dxa" w:w="1440"/>
+            <w:shd w:fill="F8FAFC"/>
+            <w:tcMar>
+              <w:top w:w="100" w:type="dxa"/>
+              <w:bottom w:w="100" w:type="dxa"/>
+              <w:left w:w="120" w:type="dxa"/>
+              <w:right w:w="120" w:type="dxa"/>
+            </w:tcMar>
+            <w:tcBorders>
+              <w:top w:val="single" w:sz="4" w:space="0" w:color="CCCCCC"/>
+              <w:bottom w:val="single" w:sz="4" w:space="0" w:color="CCCCCC"/>
+              <w:left w:val="single" w:sz="4" w:space="0" w:color="CCCCCC"/>
+              <w:right w:val="single" w:sz="4" w:space="0" w:color="CCCCCC"/>
+            </w:tcBorders>
+          </w:tcPr>
+          <w:p>
+            <w:pPr>
+              <w:spacing w:before="60" w:after="60" w:line="252" w:lineRule="auto"/>
+              <w:jc w:val="left"/>
+            </w:pPr>
+            <w:r/>
+            <w:r>
+              <w:t>BULL</w:t>
+            </w:r>
+          </w:p>
+        </w:tc>
+      </w:tr>
+      <w:tr>
+        <w:tc>
+          <w:tcPr>
+            <w:tcW w:type="dxa" w:w="1584"/>
+            <w:shd w:fill="FFFFFF"/>
+            <w:tcMar>
+              <w:top w:w="100" w:type="dxa"/>
+              <w:bottom w:w="100" w:type="dxa"/>
+              <w:left w:w="120" w:type="dxa"/>
+              <w:right w:w="120" w:type="dxa"/>
+            </w:tcMar>
+            <w:tcBorders>
+              <w:top w:val="single" w:sz="4" w:space="0" w:color="CCCCCC"/>
+              <w:bottom w:val="single" w:sz="4" w:space="0" w:color="CCCCCC"/>
+              <w:left w:val="single" w:sz="4" w:space="0" w:color="CCCCCC"/>
+              <w:right w:val="single" w:sz="4" w:space="0" w:color="CCCCCC"/>
+            </w:tcBorders>
+          </w:tcPr>
+          <w:p>
+            <w:pPr>
+              <w:spacing w:before="60" w:after="60" w:line="252" w:lineRule="auto"/>
+              <w:jc w:val="left"/>
+            </w:pPr>
+            <w:r/>
+            <w:r>
+              <w:rPr>
+                <w:b/>
+              </w:rPr>
+              <w:t>Fri 14/08</w:t>
+            </w:r>
+          </w:p>
+        </w:tc>
+        <w:tc>
+          <w:tcPr>
+            <w:tcW w:type="dxa" w:w="864"/>
+            <w:shd w:fill="FFFFFF"/>
+            <w:tcMar>
+              <w:top w:w="100" w:type="dxa"/>
+              <w:bottom w:w="100" w:type="dxa"/>
+              <w:left w:w="120" w:type="dxa"/>
+              <w:right w:w="120" w:type="dxa"/>
+            </w:tcMar>
+            <w:tcBorders>
+              <w:top w:val="single" w:sz="4" w:space="0" w:color="CCCCCC"/>
+              <w:bottom w:val="single" w:sz="4" w:space="0" w:color="CCCCCC"/>
+              <w:left w:val="single" w:sz="4" w:space="0" w:color="CCCCCC"/>
+              <w:right w:val="single" w:sz="4" w:space="0" w:color="CCCCCC"/>
+            </w:tcBorders>
+          </w:tcPr>
+          <w:p>
+            <w:pPr>
+              <w:spacing w:before="60" w:after="60" w:line="252" w:lineRule="auto"/>
+              <w:jc w:val="left"/>
+            </w:pPr>
+            <w:r/>
+            <w:r>
+              <w:t>Pre-NY 19-21</w:t>
+            </w:r>
+          </w:p>
+        </w:tc>
+        <w:tc>
+          <w:tcPr>
+            <w:tcW w:type="dxa" w:w="1440"/>
+            <w:shd w:fill="FFFFFF"/>
+            <w:tcMar>
+              <w:top w:w="100" w:type="dxa"/>
+              <w:bottom w:w="100" w:type="dxa"/>
+              <w:left w:w="120" w:type="dxa"/>
+              <w:right w:w="120" w:type="dxa"/>
+            </w:tcMar>
+            <w:tcBorders>
+              <w:top w:val="single" w:sz="4" w:space="0" w:color="CCCCCC"/>
+              <w:bottom w:val="single" w:sz="4" w:space="0" w:color="CCCCCC"/>
+              <w:left w:val="single" w:sz="4" w:space="0" w:color="CCCCCC"/>
+              <w:right w:val="single" w:sz="4" w:space="0" w:color="CCCCCC"/>
+            </w:tcBorders>
+          </w:tcPr>
+          <w:p>
+            <w:pPr>
+              <w:spacing w:before="60" w:after="60" w:line="252" w:lineRule="auto"/>
+              <w:jc w:val="left"/>
+            </w:pPr>
+            <w:r/>
+            <w:r>
+              <w:t>659.25</w:t>
+            </w:r>
+          </w:p>
+        </w:tc>
+        <w:tc>
+          <w:tcPr>
+            <w:tcW w:type="dxa" w:w="2016"/>
+            <w:shd w:fill="FFFFFF"/>
+            <w:tcMar>
+              <w:top w:w="100" w:type="dxa"/>
+              <w:bottom w:w="100" w:type="dxa"/>
+              <w:left w:w="120" w:type="dxa"/>
+              <w:right w:w="120" w:type="dxa"/>
+            </w:tcMar>
+            <w:tcBorders>
+              <w:top w:val="single" w:sz="4" w:space="0" w:color="CCCCCC"/>
+              <w:bottom w:val="single" w:sz="4" w:space="0" w:color="CCCCCC"/>
+              <w:left w:val="single" w:sz="4" w:space="0" w:color="CCCCCC"/>
+              <w:right w:val="single" w:sz="4" w:space="0" w:color="CCCCCC"/>
+            </w:tcBorders>
+          </w:tcPr>
+          <w:p>
+            <w:pPr>
+              <w:spacing w:before="60" w:after="60" w:line="252" w:lineRule="auto"/>
+              <w:jc w:val="left"/>
+            </w:pPr>
+            <w:r/>
+            <w:r>
+              <w:t>668.50</w:t>
+            </w:r>
+          </w:p>
+        </w:tc>
+        <w:tc>
+          <w:tcPr>
+            <w:tcW w:type="dxa" w:w="1152"/>
+            <w:shd w:fill="FFFFFF"/>
+            <w:tcMar>
+              <w:top w:w="100" w:type="dxa"/>
+              <w:bottom w:w="100" w:type="dxa"/>
+              <w:left w:w="120" w:type="dxa"/>
+              <w:right w:w="120" w:type="dxa"/>
+            </w:tcMar>
+            <w:tcBorders>
+              <w:top w:val="single" w:sz="4" w:space="0" w:color="CCCCCC"/>
+              <w:bottom w:val="single" w:sz="4" w:space="0" w:color="CCCCCC"/>
+              <w:left w:val="single" w:sz="4" w:space="0" w:color="CCCCCC"/>
+              <w:right w:val="single" w:sz="4" w:space="0" w:color="CCCCCC"/>
+            </w:tcBorders>
+          </w:tcPr>
+          <w:p>
+            <w:pPr>
+              <w:spacing w:before="60" w:after="60" w:line="252" w:lineRule="auto"/>
+              <w:jc w:val="left"/>
+            </w:pPr>
+            <w:r/>
+            <w:r>
+              <w:t>652.00</w:t>
+            </w:r>
+          </w:p>
+        </w:tc>
+        <w:tc>
+          <w:tcPr>
+            <w:tcW w:type="dxa" w:w="1728"/>
+            <w:shd w:fill="FFFFFF"/>
+            <w:tcMar>
+              <w:top w:w="100" w:type="dxa"/>
+              <w:bottom w:w="100" w:type="dxa"/>
+              <w:left w:w="120" w:type="dxa"/>
+              <w:right w:w="120" w:type="dxa"/>
+            </w:tcMar>
+            <w:tcBorders>
+              <w:top w:val="single" w:sz="4" w:space="0" w:color="CCCCCC"/>
+              <w:bottom w:val="single" w:sz="4" w:space="0" w:color="CCCCCC"/>
+              <w:left w:val="single" w:sz="4" w:space="0" w:color="CCCCCC"/>
+              <w:right w:val="single" w:sz="4" w:space="0" w:color="CCCCCC"/>
+            </w:tcBorders>
+          </w:tcPr>
+          <w:p>
+            <w:pPr>
+              <w:spacing w:before="60" w:after="60" w:line="252" w:lineRule="auto"/>
+              <w:jc w:val="left"/>
+            </w:pPr>
+            <w:r/>
+            <w:r>
+              <w:rPr>
+                <w:b/>
+              </w:rPr>
+              <w:t>659.00</w:t>
+            </w:r>
+          </w:p>
+        </w:tc>
+        <w:tc>
+          <w:tcPr>
+            <w:tcW w:type="dxa" w:w="3456"/>
+            <w:shd w:fill="FFFFFF"/>
             <w:tcMar>
               <w:top w:w="100" w:type="dxa"/>
               <w:bottom w:w="100" w:type="dxa"/>
@@ -28702,7 +30817,7 @@
         <w:tc>
           <w:tcPr>
             <w:tcW w:type="dxa" w:w="1440"/>
-            <w:shd w:fill="F8FAFC"/>
+            <w:shd w:fill="FFFFFF"/>
             <w:tcMar>
               <w:top w:w="100" w:type="dxa"/>
               <w:bottom w:w="100" w:type="dxa"/>
@@ -28724,1181 +30839,6 @@
             <w:r/>
             <w:r>
               <w:t>BEAR</w:t>
-            </w:r>
-          </w:p>
-        </w:tc>
-      </w:tr>
-      <w:tr>
-        <w:tc>
-          <w:tcPr>
-            <w:tcW w:type="dxa" w:w="1584"/>
-            <w:shd w:fill="FFFFFF"/>
-            <w:tcMar>
-              <w:top w:w="100" w:type="dxa"/>
-              <w:bottom w:w="100" w:type="dxa"/>
-              <w:left w:w="120" w:type="dxa"/>
-              <w:right w:w="120" w:type="dxa"/>
-            </w:tcMar>
-            <w:tcBorders>
-              <w:top w:val="single" w:sz="4" w:space="0" w:color="CCCCCC"/>
-              <w:bottom w:val="single" w:sz="4" w:space="0" w:color="CCCCCC"/>
-              <w:left w:val="single" w:sz="4" w:space="0" w:color="CCCCCC"/>
-              <w:right w:val="single" w:sz="4" w:space="0" w:color="CCCCCC"/>
-            </w:tcBorders>
-          </w:tcPr>
-          <w:p>
-            <w:pPr>
-              <w:spacing w:before="60" w:after="60" w:line="252" w:lineRule="auto"/>
-              <w:jc w:val="left"/>
-            </w:pPr>
-            <w:r/>
-            <w:r>
-              <w:rPr>
-                <w:b/>
-              </w:rPr>
-              <w:t>Thu 13/08</w:t>
-            </w:r>
-          </w:p>
-        </w:tc>
-        <w:tc>
-          <w:tcPr>
-            <w:tcW w:type="dxa" w:w="864"/>
-            <w:shd w:fill="FFFFFF"/>
-            <w:tcMar>
-              <w:top w:w="100" w:type="dxa"/>
-              <w:bottom w:w="100" w:type="dxa"/>
-              <w:left w:w="120" w:type="dxa"/>
-              <w:right w:w="120" w:type="dxa"/>
-            </w:tcMar>
-            <w:tcBorders>
-              <w:top w:val="single" w:sz="4" w:space="0" w:color="CCCCCC"/>
-              <w:bottom w:val="single" w:sz="4" w:space="0" w:color="CCCCCC"/>
-              <w:left w:val="single" w:sz="4" w:space="0" w:color="CCCCCC"/>
-              <w:right w:val="single" w:sz="4" w:space="0" w:color="CCCCCC"/>
-            </w:tcBorders>
-          </w:tcPr>
-          <w:p>
-            <w:pPr>
-              <w:spacing w:before="60" w:after="60" w:line="252" w:lineRule="auto"/>
-              <w:jc w:val="left"/>
-            </w:pPr>
-            <w:r/>
-            <w:r>
-              <w:t>Asia 11-15</w:t>
-            </w:r>
-          </w:p>
-        </w:tc>
-        <w:tc>
-          <w:tcPr>
-            <w:tcW w:type="dxa" w:w="1440"/>
-            <w:shd w:fill="FFFFFF"/>
-            <w:tcMar>
-              <w:top w:w="100" w:type="dxa"/>
-              <w:bottom w:w="100" w:type="dxa"/>
-              <w:left w:w="120" w:type="dxa"/>
-              <w:right w:w="120" w:type="dxa"/>
-            </w:tcMar>
-            <w:tcBorders>
-              <w:top w:val="single" w:sz="4" w:space="0" w:color="CCCCCC"/>
-              <w:bottom w:val="single" w:sz="4" w:space="0" w:color="CCCCCC"/>
-              <w:left w:val="single" w:sz="4" w:space="0" w:color="CCCCCC"/>
-              <w:right w:val="single" w:sz="4" w:space="0" w:color="CCCCCC"/>
-            </w:tcBorders>
-          </w:tcPr>
-          <w:p>
-            <w:pPr>
-              <w:spacing w:before="60" w:after="60" w:line="252" w:lineRule="auto"/>
-              <w:jc w:val="left"/>
-            </w:pPr>
-            <w:r/>
-            <w:r>
-              <w:t>652.75</w:t>
-            </w:r>
-          </w:p>
-        </w:tc>
-        <w:tc>
-          <w:tcPr>
-            <w:tcW w:type="dxa" w:w="2016"/>
-            <w:shd w:fill="FFFFFF"/>
-            <w:tcMar>
-              <w:top w:w="100" w:type="dxa"/>
-              <w:bottom w:w="100" w:type="dxa"/>
-              <w:left w:w="120" w:type="dxa"/>
-              <w:right w:w="120" w:type="dxa"/>
-            </w:tcMar>
-            <w:tcBorders>
-              <w:top w:val="single" w:sz="4" w:space="0" w:color="CCCCCC"/>
-              <w:bottom w:val="single" w:sz="4" w:space="0" w:color="CCCCCC"/>
-              <w:left w:val="single" w:sz="4" w:space="0" w:color="CCCCCC"/>
-              <w:right w:val="single" w:sz="4" w:space="0" w:color="CCCCCC"/>
-            </w:tcBorders>
-          </w:tcPr>
-          <w:p>
-            <w:pPr>
-              <w:spacing w:before="60" w:after="60" w:line="252" w:lineRule="auto"/>
-              <w:jc w:val="left"/>
-            </w:pPr>
-            <w:r/>
-            <w:r>
-              <w:t>662.50</w:t>
-            </w:r>
-          </w:p>
-        </w:tc>
-        <w:tc>
-          <w:tcPr>
-            <w:tcW w:type="dxa" w:w="1152"/>
-            <w:shd w:fill="FFFFFF"/>
-            <w:tcMar>
-              <w:top w:w="100" w:type="dxa"/>
-              <w:bottom w:w="100" w:type="dxa"/>
-              <w:left w:w="120" w:type="dxa"/>
-              <w:right w:w="120" w:type="dxa"/>
-            </w:tcMar>
-            <w:tcBorders>
-              <w:top w:val="single" w:sz="4" w:space="0" w:color="CCCCCC"/>
-              <w:bottom w:val="single" w:sz="4" w:space="0" w:color="CCCCCC"/>
-              <w:left w:val="single" w:sz="4" w:space="0" w:color="CCCCCC"/>
-              <w:right w:val="single" w:sz="4" w:space="0" w:color="CCCCCC"/>
-            </w:tcBorders>
-          </w:tcPr>
-          <w:p>
-            <w:pPr>
-              <w:spacing w:before="60" w:after="60" w:line="252" w:lineRule="auto"/>
-              <w:jc w:val="left"/>
-            </w:pPr>
-            <w:r/>
-            <w:r>
-              <w:t>643.00</w:t>
-            </w:r>
-          </w:p>
-        </w:tc>
-        <w:tc>
-          <w:tcPr>
-            <w:tcW w:type="dxa" w:w="1728"/>
-            <w:shd w:fill="FFFFFF"/>
-            <w:tcMar>
-              <w:top w:w="100" w:type="dxa"/>
-              <w:bottom w:w="100" w:type="dxa"/>
-              <w:left w:w="120" w:type="dxa"/>
-              <w:right w:w="120" w:type="dxa"/>
-            </w:tcMar>
-            <w:tcBorders>
-              <w:top w:val="single" w:sz="4" w:space="0" w:color="CCCCCC"/>
-              <w:bottom w:val="single" w:sz="4" w:space="0" w:color="CCCCCC"/>
-              <w:left w:val="single" w:sz="4" w:space="0" w:color="CCCCCC"/>
-              <w:right w:val="single" w:sz="4" w:space="0" w:color="CCCCCC"/>
-            </w:tcBorders>
-          </w:tcPr>
-          <w:p>
-            <w:pPr>
-              <w:spacing w:before="60" w:after="60" w:line="252" w:lineRule="auto"/>
-              <w:jc w:val="left"/>
-            </w:pPr>
-            <w:r/>
-            <w:r>
-              <w:rPr>
-                <w:b/>
-              </w:rPr>
-              <w:t>653.25</w:t>
-            </w:r>
-          </w:p>
-        </w:tc>
-        <w:tc>
-          <w:tcPr>
-            <w:tcW w:type="dxa" w:w="3456"/>
-            <w:shd w:fill="FFFFFF"/>
-            <w:tcMar>
-              <w:top w:w="100" w:type="dxa"/>
-              <w:bottom w:w="100" w:type="dxa"/>
-              <w:left w:w="120" w:type="dxa"/>
-              <w:right w:w="120" w:type="dxa"/>
-            </w:tcMar>
-            <w:tcBorders>
-              <w:top w:val="single" w:sz="4" w:space="0" w:color="CCCCCC"/>
-              <w:bottom w:val="single" w:sz="4" w:space="0" w:color="CCCCCC"/>
-              <w:left w:val="single" w:sz="4" w:space="0" w:color="CCCCCC"/>
-              <w:right w:val="single" w:sz="4" w:space="0" w:color="CCCCCC"/>
-            </w:tcBorders>
-          </w:tcPr>
-          <w:p>
-            <w:pPr>
-              <w:spacing w:before="60" w:after="60" w:line="252" w:lineRule="auto"/>
-              <w:jc w:val="left"/>
-            </w:pPr>
-            <w:r/>
-            <w:r>
-              <w:rPr>
-                <w:b/>
-              </w:rPr>
-              <w:t>+0.50</w:t>
-            </w:r>
-          </w:p>
-        </w:tc>
-        <w:tc>
-          <w:tcPr>
-            <w:tcW w:type="dxa" w:w="1440"/>
-            <w:shd w:fill="FFFFFF"/>
-            <w:tcMar>
-              <w:top w:w="100" w:type="dxa"/>
-              <w:bottom w:w="100" w:type="dxa"/>
-              <w:left w:w="120" w:type="dxa"/>
-              <w:right w:w="120" w:type="dxa"/>
-            </w:tcMar>
-            <w:tcBorders>
-              <w:top w:val="single" w:sz="4" w:space="0" w:color="CCCCCC"/>
-              <w:bottom w:val="single" w:sz="4" w:space="0" w:color="CCCCCC"/>
-              <w:left w:val="single" w:sz="4" w:space="0" w:color="CCCCCC"/>
-              <w:right w:val="single" w:sz="4" w:space="0" w:color="CCCCCC"/>
-            </w:tcBorders>
-          </w:tcPr>
-          <w:p>
-            <w:pPr>
-              <w:spacing w:before="60" w:after="60" w:line="252" w:lineRule="auto"/>
-              <w:jc w:val="left"/>
-            </w:pPr>
-            <w:r/>
-            <w:r>
-              <w:t>BULL</w:t>
-            </w:r>
-          </w:p>
-        </w:tc>
-      </w:tr>
-      <w:tr>
-        <w:tc>
-          <w:tcPr>
-            <w:tcW w:type="dxa" w:w="1584"/>
-            <w:shd w:fill="F8FAFC"/>
-            <w:tcMar>
-              <w:top w:w="100" w:type="dxa"/>
-              <w:bottom w:w="100" w:type="dxa"/>
-              <w:left w:w="120" w:type="dxa"/>
-              <w:right w:w="120" w:type="dxa"/>
-            </w:tcMar>
-            <w:tcBorders>
-              <w:top w:val="single" w:sz="4" w:space="0" w:color="CCCCCC"/>
-              <w:bottom w:val="single" w:sz="4" w:space="0" w:color="CCCCCC"/>
-              <w:left w:val="single" w:sz="4" w:space="0" w:color="CCCCCC"/>
-              <w:right w:val="single" w:sz="4" w:space="0" w:color="CCCCCC"/>
-            </w:tcBorders>
-          </w:tcPr>
-          <w:p>
-            <w:pPr>
-              <w:spacing w:before="60" w:after="60" w:line="252" w:lineRule="auto"/>
-              <w:jc w:val="left"/>
-            </w:pPr>
-            <w:r/>
-            <w:r>
-              <w:rPr>
-                <w:b/>
-              </w:rPr>
-              <w:t>Thu 13/08</w:t>
-            </w:r>
-          </w:p>
-        </w:tc>
-        <w:tc>
-          <w:tcPr>
-            <w:tcW w:type="dxa" w:w="864"/>
-            <w:shd w:fill="F8FAFC"/>
-            <w:tcMar>
-              <w:top w:w="100" w:type="dxa"/>
-              <w:bottom w:w="100" w:type="dxa"/>
-              <w:left w:w="120" w:type="dxa"/>
-              <w:right w:w="120" w:type="dxa"/>
-            </w:tcMar>
-            <w:tcBorders>
-              <w:top w:val="single" w:sz="4" w:space="0" w:color="CCCCCC"/>
-              <w:bottom w:val="single" w:sz="4" w:space="0" w:color="CCCCCC"/>
-              <w:left w:val="single" w:sz="4" w:space="0" w:color="CCCCCC"/>
-              <w:right w:val="single" w:sz="4" w:space="0" w:color="CCCCCC"/>
-            </w:tcBorders>
-          </w:tcPr>
-          <w:p>
-            <w:pPr>
-              <w:spacing w:before="60" w:after="60" w:line="252" w:lineRule="auto"/>
-              <w:jc w:val="left"/>
-            </w:pPr>
-            <w:r/>
-            <w:r>
-              <w:t>London 15-19</w:t>
-            </w:r>
-          </w:p>
-        </w:tc>
-        <w:tc>
-          <w:tcPr>
-            <w:tcW w:type="dxa" w:w="1440"/>
-            <w:shd w:fill="F8FAFC"/>
-            <w:tcMar>
-              <w:top w:w="100" w:type="dxa"/>
-              <w:bottom w:w="100" w:type="dxa"/>
-              <w:left w:w="120" w:type="dxa"/>
-              <w:right w:w="120" w:type="dxa"/>
-            </w:tcMar>
-            <w:tcBorders>
-              <w:top w:val="single" w:sz="4" w:space="0" w:color="CCCCCC"/>
-              <w:bottom w:val="single" w:sz="4" w:space="0" w:color="CCCCCC"/>
-              <w:left w:val="single" w:sz="4" w:space="0" w:color="CCCCCC"/>
-              <w:right w:val="single" w:sz="4" w:space="0" w:color="CCCCCC"/>
-            </w:tcBorders>
-          </w:tcPr>
-          <w:p>
-            <w:pPr>
-              <w:spacing w:before="60" w:after="60" w:line="252" w:lineRule="auto"/>
-              <w:jc w:val="left"/>
-            </w:pPr>
-            <w:r/>
-            <w:r>
-              <w:t>653.25</w:t>
-            </w:r>
-          </w:p>
-        </w:tc>
-        <w:tc>
-          <w:tcPr>
-            <w:tcW w:type="dxa" w:w="2016"/>
-            <w:shd w:fill="F8FAFC"/>
-            <w:tcMar>
-              <w:top w:w="100" w:type="dxa"/>
-              <w:bottom w:w="100" w:type="dxa"/>
-              <w:left w:w="120" w:type="dxa"/>
-              <w:right w:w="120" w:type="dxa"/>
-            </w:tcMar>
-            <w:tcBorders>
-              <w:top w:val="single" w:sz="4" w:space="0" w:color="CCCCCC"/>
-              <w:bottom w:val="single" w:sz="4" w:space="0" w:color="CCCCCC"/>
-              <w:left w:val="single" w:sz="4" w:space="0" w:color="CCCCCC"/>
-              <w:right w:val="single" w:sz="4" w:space="0" w:color="CCCCCC"/>
-            </w:tcBorders>
-          </w:tcPr>
-          <w:p>
-            <w:pPr>
-              <w:spacing w:before="60" w:after="60" w:line="252" w:lineRule="auto"/>
-              <w:jc w:val="left"/>
-            </w:pPr>
-            <w:r/>
-            <w:r>
-              <w:t>664.00</w:t>
-            </w:r>
-          </w:p>
-        </w:tc>
-        <w:tc>
-          <w:tcPr>
-            <w:tcW w:type="dxa" w:w="1152"/>
-            <w:shd w:fill="F8FAFC"/>
-            <w:tcMar>
-              <w:top w:w="100" w:type="dxa"/>
-              <w:bottom w:w="100" w:type="dxa"/>
-              <w:left w:w="120" w:type="dxa"/>
-              <w:right w:w="120" w:type="dxa"/>
-            </w:tcMar>
-            <w:tcBorders>
-              <w:top w:val="single" w:sz="4" w:space="0" w:color="CCCCCC"/>
-              <w:bottom w:val="single" w:sz="4" w:space="0" w:color="CCCCCC"/>
-              <w:left w:val="single" w:sz="4" w:space="0" w:color="CCCCCC"/>
-              <w:right w:val="single" w:sz="4" w:space="0" w:color="CCCCCC"/>
-            </w:tcBorders>
-          </w:tcPr>
-          <w:p>
-            <w:pPr>
-              <w:spacing w:before="60" w:after="60" w:line="252" w:lineRule="auto"/>
-              <w:jc w:val="left"/>
-            </w:pPr>
-            <w:r/>
-            <w:r>
-              <w:t>646.00</w:t>
-            </w:r>
-          </w:p>
-        </w:tc>
-        <w:tc>
-          <w:tcPr>
-            <w:tcW w:type="dxa" w:w="1728"/>
-            <w:shd w:fill="F8FAFC"/>
-            <w:tcMar>
-              <w:top w:w="100" w:type="dxa"/>
-              <w:bottom w:w="100" w:type="dxa"/>
-              <w:left w:w="120" w:type="dxa"/>
-              <w:right w:w="120" w:type="dxa"/>
-            </w:tcMar>
-            <w:tcBorders>
-              <w:top w:val="single" w:sz="4" w:space="0" w:color="CCCCCC"/>
-              <w:bottom w:val="single" w:sz="4" w:space="0" w:color="CCCCCC"/>
-              <w:left w:val="single" w:sz="4" w:space="0" w:color="CCCCCC"/>
-              <w:right w:val="single" w:sz="4" w:space="0" w:color="CCCCCC"/>
-            </w:tcBorders>
-          </w:tcPr>
-          <w:p>
-            <w:pPr>
-              <w:spacing w:before="60" w:after="60" w:line="252" w:lineRule="auto"/>
-              <w:jc w:val="left"/>
-            </w:pPr>
-            <w:r/>
-            <w:r>
-              <w:rPr>
-                <w:b/>
-              </w:rPr>
-              <w:t>654.00</w:t>
-            </w:r>
-          </w:p>
-        </w:tc>
-        <w:tc>
-          <w:tcPr>
-            <w:tcW w:type="dxa" w:w="3456"/>
-            <w:shd w:fill="F8FAFC"/>
-            <w:tcMar>
-              <w:top w:w="100" w:type="dxa"/>
-              <w:bottom w:w="100" w:type="dxa"/>
-              <w:left w:w="120" w:type="dxa"/>
-              <w:right w:w="120" w:type="dxa"/>
-            </w:tcMar>
-            <w:tcBorders>
-              <w:top w:val="single" w:sz="4" w:space="0" w:color="CCCCCC"/>
-              <w:bottom w:val="single" w:sz="4" w:space="0" w:color="CCCCCC"/>
-              <w:left w:val="single" w:sz="4" w:space="0" w:color="CCCCCC"/>
-              <w:right w:val="single" w:sz="4" w:space="0" w:color="CCCCCC"/>
-            </w:tcBorders>
-          </w:tcPr>
-          <w:p>
-            <w:pPr>
-              <w:spacing w:before="60" w:after="60" w:line="252" w:lineRule="auto"/>
-              <w:jc w:val="left"/>
-            </w:pPr>
-            <w:r/>
-            <w:r>
-              <w:rPr>
-                <w:b/>
-              </w:rPr>
-              <w:t>+0.75</w:t>
-            </w:r>
-          </w:p>
-        </w:tc>
-        <w:tc>
-          <w:tcPr>
-            <w:tcW w:type="dxa" w:w="1440"/>
-            <w:shd w:fill="F8FAFC"/>
-            <w:tcMar>
-              <w:top w:w="100" w:type="dxa"/>
-              <w:bottom w:w="100" w:type="dxa"/>
-              <w:left w:w="120" w:type="dxa"/>
-              <w:right w:w="120" w:type="dxa"/>
-            </w:tcMar>
-            <w:tcBorders>
-              <w:top w:val="single" w:sz="4" w:space="0" w:color="CCCCCC"/>
-              <w:bottom w:val="single" w:sz="4" w:space="0" w:color="CCCCCC"/>
-              <w:left w:val="single" w:sz="4" w:space="0" w:color="CCCCCC"/>
-              <w:right w:val="single" w:sz="4" w:space="0" w:color="CCCCCC"/>
-            </w:tcBorders>
-          </w:tcPr>
-          <w:p>
-            <w:pPr>
-              <w:spacing w:before="60" w:after="60" w:line="252" w:lineRule="auto"/>
-              <w:jc w:val="left"/>
-            </w:pPr>
-            <w:r/>
-            <w:r>
-              <w:t>BULL</w:t>
-            </w:r>
-          </w:p>
-        </w:tc>
-      </w:tr>
-      <w:tr>
-        <w:tc>
-          <w:tcPr>
-            <w:tcW w:type="dxa" w:w="1584"/>
-            <w:shd w:fill="FFFFFF"/>
-            <w:tcMar>
-              <w:top w:w="100" w:type="dxa"/>
-              <w:bottom w:w="100" w:type="dxa"/>
-              <w:left w:w="120" w:type="dxa"/>
-              <w:right w:w="120" w:type="dxa"/>
-            </w:tcMar>
-            <w:tcBorders>
-              <w:top w:val="single" w:sz="4" w:space="0" w:color="CCCCCC"/>
-              <w:bottom w:val="single" w:sz="4" w:space="0" w:color="CCCCCC"/>
-              <w:left w:val="single" w:sz="4" w:space="0" w:color="CCCCCC"/>
-              <w:right w:val="single" w:sz="4" w:space="0" w:color="CCCCCC"/>
-            </w:tcBorders>
-          </w:tcPr>
-          <w:p>
-            <w:pPr>
-              <w:spacing w:before="60" w:after="60" w:line="252" w:lineRule="auto"/>
-              <w:jc w:val="left"/>
-            </w:pPr>
-            <w:r/>
-            <w:r>
-              <w:rPr>
-                <w:b/>
-              </w:rPr>
-              <w:t>Thu 13/08</w:t>
-            </w:r>
-          </w:p>
-        </w:tc>
-        <w:tc>
-          <w:tcPr>
-            <w:tcW w:type="dxa" w:w="864"/>
-            <w:shd w:fill="FFFFFF"/>
-            <w:tcMar>
-              <w:top w:w="100" w:type="dxa"/>
-              <w:bottom w:w="100" w:type="dxa"/>
-              <w:left w:w="120" w:type="dxa"/>
-              <w:right w:w="120" w:type="dxa"/>
-            </w:tcMar>
-            <w:tcBorders>
-              <w:top w:val="single" w:sz="4" w:space="0" w:color="CCCCCC"/>
-              <w:bottom w:val="single" w:sz="4" w:space="0" w:color="CCCCCC"/>
-              <w:left w:val="single" w:sz="4" w:space="0" w:color="CCCCCC"/>
-              <w:right w:val="single" w:sz="4" w:space="0" w:color="CCCCCC"/>
-            </w:tcBorders>
-          </w:tcPr>
-          <w:p>
-            <w:pPr>
-              <w:spacing w:before="60" w:after="60" w:line="252" w:lineRule="auto"/>
-              <w:jc w:val="left"/>
-            </w:pPr>
-            <w:r/>
-            <w:r>
-              <w:t>Pre-NY 19-21</w:t>
-            </w:r>
-          </w:p>
-        </w:tc>
-        <w:tc>
-          <w:tcPr>
-            <w:tcW w:type="dxa" w:w="1440"/>
-            <w:shd w:fill="FFFFFF"/>
-            <w:tcMar>
-              <w:top w:w="100" w:type="dxa"/>
-              <w:bottom w:w="100" w:type="dxa"/>
-              <w:left w:w="120" w:type="dxa"/>
-              <w:right w:w="120" w:type="dxa"/>
-            </w:tcMar>
-            <w:tcBorders>
-              <w:top w:val="single" w:sz="4" w:space="0" w:color="CCCCCC"/>
-              <w:bottom w:val="single" w:sz="4" w:space="0" w:color="CCCCCC"/>
-              <w:left w:val="single" w:sz="4" w:space="0" w:color="CCCCCC"/>
-              <w:right w:val="single" w:sz="4" w:space="0" w:color="CCCCCC"/>
-            </w:tcBorders>
-          </w:tcPr>
-          <w:p>
-            <w:pPr>
-              <w:spacing w:before="60" w:after="60" w:line="252" w:lineRule="auto"/>
-              <w:jc w:val="left"/>
-            </w:pPr>
-            <w:r/>
-            <w:r>
-              <w:t>654.00</w:t>
-            </w:r>
-          </w:p>
-        </w:tc>
-        <w:tc>
-          <w:tcPr>
-            <w:tcW w:type="dxa" w:w="2016"/>
-            <w:shd w:fill="FFFFFF"/>
-            <w:tcMar>
-              <w:top w:w="100" w:type="dxa"/>
-              <w:bottom w:w="100" w:type="dxa"/>
-              <w:left w:w="120" w:type="dxa"/>
-              <w:right w:w="120" w:type="dxa"/>
-            </w:tcMar>
-            <w:tcBorders>
-              <w:top w:val="single" w:sz="4" w:space="0" w:color="CCCCCC"/>
-              <w:bottom w:val="single" w:sz="4" w:space="0" w:color="CCCCCC"/>
-              <w:left w:val="single" w:sz="4" w:space="0" w:color="CCCCCC"/>
-              <w:right w:val="single" w:sz="4" w:space="0" w:color="CCCCCC"/>
-            </w:tcBorders>
-          </w:tcPr>
-          <w:p>
-            <w:pPr>
-              <w:spacing w:before="60" w:after="60" w:line="252" w:lineRule="auto"/>
-              <w:jc w:val="left"/>
-            </w:pPr>
-            <w:r/>
-            <w:r>
-              <w:t>660.50</w:t>
-            </w:r>
-          </w:p>
-        </w:tc>
-        <w:tc>
-          <w:tcPr>
-            <w:tcW w:type="dxa" w:w="1152"/>
-            <w:shd w:fill="FFFFFF"/>
-            <w:tcMar>
-              <w:top w:w="100" w:type="dxa"/>
-              <w:bottom w:w="100" w:type="dxa"/>
-              <w:left w:w="120" w:type="dxa"/>
-              <w:right w:w="120" w:type="dxa"/>
-            </w:tcMar>
-            <w:tcBorders>
-              <w:top w:val="single" w:sz="4" w:space="0" w:color="CCCCCC"/>
-              <w:bottom w:val="single" w:sz="4" w:space="0" w:color="CCCCCC"/>
-              <w:left w:val="single" w:sz="4" w:space="0" w:color="CCCCCC"/>
-              <w:right w:val="single" w:sz="4" w:space="0" w:color="CCCCCC"/>
-            </w:tcBorders>
-          </w:tcPr>
-          <w:p>
-            <w:pPr>
-              <w:spacing w:before="60" w:after="60" w:line="252" w:lineRule="auto"/>
-              <w:jc w:val="left"/>
-            </w:pPr>
-            <w:r/>
-            <w:r>
-              <w:t>645.50</w:t>
-            </w:r>
-          </w:p>
-        </w:tc>
-        <w:tc>
-          <w:tcPr>
-            <w:tcW w:type="dxa" w:w="1728"/>
-            <w:shd w:fill="FFFFFF"/>
-            <w:tcMar>
-              <w:top w:w="100" w:type="dxa"/>
-              <w:bottom w:w="100" w:type="dxa"/>
-              <w:left w:w="120" w:type="dxa"/>
-              <w:right w:w="120" w:type="dxa"/>
-            </w:tcMar>
-            <w:tcBorders>
-              <w:top w:val="single" w:sz="4" w:space="0" w:color="CCCCCC"/>
-              <w:bottom w:val="single" w:sz="4" w:space="0" w:color="CCCCCC"/>
-              <w:left w:val="single" w:sz="4" w:space="0" w:color="CCCCCC"/>
-              <w:right w:val="single" w:sz="4" w:space="0" w:color="CCCCCC"/>
-            </w:tcBorders>
-          </w:tcPr>
-          <w:p>
-            <w:pPr>
-              <w:spacing w:before="60" w:after="60" w:line="252" w:lineRule="auto"/>
-              <w:jc w:val="left"/>
-            </w:pPr>
-            <w:r/>
-            <w:r>
-              <w:rPr>
-                <w:b/>
-              </w:rPr>
-              <w:t>654.50</w:t>
-            </w:r>
-          </w:p>
-        </w:tc>
-        <w:tc>
-          <w:tcPr>
-            <w:tcW w:type="dxa" w:w="3456"/>
-            <w:shd w:fill="FFFFFF"/>
-            <w:tcMar>
-              <w:top w:w="100" w:type="dxa"/>
-              <w:bottom w:w="100" w:type="dxa"/>
-              <w:left w:w="120" w:type="dxa"/>
-              <w:right w:w="120" w:type="dxa"/>
-            </w:tcMar>
-            <w:tcBorders>
-              <w:top w:val="single" w:sz="4" w:space="0" w:color="CCCCCC"/>
-              <w:bottom w:val="single" w:sz="4" w:space="0" w:color="CCCCCC"/>
-              <w:left w:val="single" w:sz="4" w:space="0" w:color="CCCCCC"/>
-              <w:right w:val="single" w:sz="4" w:space="0" w:color="CCCCCC"/>
-            </w:tcBorders>
-          </w:tcPr>
-          <w:p>
-            <w:pPr>
-              <w:spacing w:before="60" w:after="60" w:line="252" w:lineRule="auto"/>
-              <w:jc w:val="left"/>
-            </w:pPr>
-            <w:r/>
-            <w:r>
-              <w:rPr>
-                <w:b/>
-              </w:rPr>
-              <w:t>+0.50</w:t>
-            </w:r>
-          </w:p>
-        </w:tc>
-        <w:tc>
-          <w:tcPr>
-            <w:tcW w:type="dxa" w:w="1440"/>
-            <w:shd w:fill="FFFFFF"/>
-            <w:tcMar>
-              <w:top w:w="100" w:type="dxa"/>
-              <w:bottom w:w="100" w:type="dxa"/>
-              <w:left w:w="120" w:type="dxa"/>
-              <w:right w:w="120" w:type="dxa"/>
-            </w:tcMar>
-            <w:tcBorders>
-              <w:top w:val="single" w:sz="4" w:space="0" w:color="CCCCCC"/>
-              <w:bottom w:val="single" w:sz="4" w:space="0" w:color="CCCCCC"/>
-              <w:left w:val="single" w:sz="4" w:space="0" w:color="CCCCCC"/>
-              <w:right w:val="single" w:sz="4" w:space="0" w:color="CCCCCC"/>
-            </w:tcBorders>
-          </w:tcPr>
-          <w:p>
-            <w:pPr>
-              <w:spacing w:before="60" w:after="60" w:line="252" w:lineRule="auto"/>
-              <w:jc w:val="left"/>
-            </w:pPr>
-            <w:r/>
-            <w:r>
-              <w:t>BULL</w:t>
-            </w:r>
-          </w:p>
-        </w:tc>
-      </w:tr>
-      <w:tr>
-        <w:tc>
-          <w:tcPr>
-            <w:tcW w:type="dxa" w:w="1584"/>
-            <w:shd w:fill="F8FAFC"/>
-            <w:tcMar>
-              <w:top w:w="100" w:type="dxa"/>
-              <w:bottom w:w="100" w:type="dxa"/>
-              <w:left w:w="120" w:type="dxa"/>
-              <w:right w:w="120" w:type="dxa"/>
-            </w:tcMar>
-            <w:tcBorders>
-              <w:top w:val="single" w:sz="4" w:space="0" w:color="CCCCCC"/>
-              <w:bottom w:val="single" w:sz="4" w:space="0" w:color="CCCCCC"/>
-              <w:left w:val="single" w:sz="4" w:space="0" w:color="CCCCCC"/>
-              <w:right w:val="single" w:sz="4" w:space="0" w:color="CCCCCC"/>
-            </w:tcBorders>
-          </w:tcPr>
-          <w:p>
-            <w:pPr>
-              <w:spacing w:before="60" w:after="60" w:line="252" w:lineRule="auto"/>
-              <w:jc w:val="left"/>
-            </w:pPr>
-            <w:r/>
-            <w:r>
-              <w:rPr>
-                <w:b/>
-              </w:rPr>
-              <w:t>Thu 13/08</w:t>
-            </w:r>
-          </w:p>
-        </w:tc>
-        <w:tc>
-          <w:tcPr>
-            <w:tcW w:type="dxa" w:w="864"/>
-            <w:shd w:fill="F8FAFC"/>
-            <w:tcMar>
-              <w:top w:w="100" w:type="dxa"/>
-              <w:bottom w:w="100" w:type="dxa"/>
-              <w:left w:w="120" w:type="dxa"/>
-              <w:right w:w="120" w:type="dxa"/>
-            </w:tcMar>
-            <w:tcBorders>
-              <w:top w:val="single" w:sz="4" w:space="0" w:color="CCCCCC"/>
-              <w:bottom w:val="single" w:sz="4" w:space="0" w:color="CCCCCC"/>
-              <w:left w:val="single" w:sz="4" w:space="0" w:color="CCCCCC"/>
-              <w:right w:val="single" w:sz="4" w:space="0" w:color="CCCCCC"/>
-            </w:tcBorders>
-          </w:tcPr>
-          <w:p>
-            <w:pPr>
-              <w:spacing w:before="60" w:after="60" w:line="252" w:lineRule="auto"/>
-              <w:jc w:val="left"/>
-            </w:pPr>
-            <w:r/>
-            <w:r>
-              <w:t>NY Open 21-23</w:t>
-            </w:r>
-          </w:p>
-        </w:tc>
-        <w:tc>
-          <w:tcPr>
-            <w:tcW w:type="dxa" w:w="1440"/>
-            <w:shd w:fill="F8FAFC"/>
-            <w:tcMar>
-              <w:top w:w="100" w:type="dxa"/>
-              <w:bottom w:w="100" w:type="dxa"/>
-              <w:left w:w="120" w:type="dxa"/>
-              <w:right w:w="120" w:type="dxa"/>
-            </w:tcMar>
-            <w:tcBorders>
-              <w:top w:val="single" w:sz="4" w:space="0" w:color="CCCCCC"/>
-              <w:bottom w:val="single" w:sz="4" w:space="0" w:color="CCCCCC"/>
-              <w:left w:val="single" w:sz="4" w:space="0" w:color="CCCCCC"/>
-              <w:right w:val="single" w:sz="4" w:space="0" w:color="CCCCCC"/>
-            </w:tcBorders>
-          </w:tcPr>
-          <w:p>
-            <w:pPr>
-              <w:spacing w:before="60" w:after="60" w:line="252" w:lineRule="auto"/>
-              <w:jc w:val="left"/>
-            </w:pPr>
-            <w:r/>
-            <w:r>
-              <w:t>654.50</w:t>
-            </w:r>
-          </w:p>
-        </w:tc>
-        <w:tc>
-          <w:tcPr>
-            <w:tcW w:type="dxa" w:w="2016"/>
-            <w:shd w:fill="F8FAFC"/>
-            <w:tcMar>
-              <w:top w:w="100" w:type="dxa"/>
-              <w:bottom w:w="100" w:type="dxa"/>
-              <w:left w:w="120" w:type="dxa"/>
-              <w:right w:w="120" w:type="dxa"/>
-            </w:tcMar>
-            <w:tcBorders>
-              <w:top w:val="single" w:sz="4" w:space="0" w:color="CCCCCC"/>
-              <w:bottom w:val="single" w:sz="4" w:space="0" w:color="CCCCCC"/>
-              <w:left w:val="single" w:sz="4" w:space="0" w:color="CCCCCC"/>
-              <w:right w:val="single" w:sz="4" w:space="0" w:color="CCCCCC"/>
-            </w:tcBorders>
-          </w:tcPr>
-          <w:p>
-            <w:pPr>
-              <w:spacing w:before="60" w:after="60" w:line="252" w:lineRule="auto"/>
-              <w:jc w:val="left"/>
-            </w:pPr>
-            <w:r/>
-            <w:r>
-              <w:t>665.50</w:t>
-            </w:r>
-          </w:p>
-        </w:tc>
-        <w:tc>
-          <w:tcPr>
-            <w:tcW w:type="dxa" w:w="1152"/>
-            <w:shd w:fill="F8FAFC"/>
-            <w:tcMar>
-              <w:top w:w="100" w:type="dxa"/>
-              <w:bottom w:w="100" w:type="dxa"/>
-              <w:left w:w="120" w:type="dxa"/>
-              <w:right w:w="120" w:type="dxa"/>
-            </w:tcMar>
-            <w:tcBorders>
-              <w:top w:val="single" w:sz="4" w:space="0" w:color="CCCCCC"/>
-              <w:bottom w:val="single" w:sz="4" w:space="0" w:color="CCCCCC"/>
-              <w:left w:val="single" w:sz="4" w:space="0" w:color="CCCCCC"/>
-              <w:right w:val="single" w:sz="4" w:space="0" w:color="CCCCCC"/>
-            </w:tcBorders>
-          </w:tcPr>
-          <w:p>
-            <w:pPr>
-              <w:spacing w:before="60" w:after="60" w:line="252" w:lineRule="auto"/>
-              <w:jc w:val="left"/>
-            </w:pPr>
-            <w:r/>
-            <w:r>
-              <w:t>642.75</w:t>
-            </w:r>
-          </w:p>
-        </w:tc>
-        <w:tc>
-          <w:tcPr>
-            <w:tcW w:type="dxa" w:w="1728"/>
-            <w:shd w:fill="F8FAFC"/>
-            <w:tcMar>
-              <w:top w:w="100" w:type="dxa"/>
-              <w:bottom w:w="100" w:type="dxa"/>
-              <w:left w:w="120" w:type="dxa"/>
-              <w:right w:w="120" w:type="dxa"/>
-            </w:tcMar>
-            <w:tcBorders>
-              <w:top w:val="single" w:sz="4" w:space="0" w:color="CCCCCC"/>
-              <w:bottom w:val="single" w:sz="4" w:space="0" w:color="CCCCCC"/>
-              <w:left w:val="single" w:sz="4" w:space="0" w:color="CCCCCC"/>
-              <w:right w:val="single" w:sz="4" w:space="0" w:color="CCCCCC"/>
-            </w:tcBorders>
-          </w:tcPr>
-          <w:p>
-            <w:pPr>
-              <w:spacing w:before="60" w:after="60" w:line="252" w:lineRule="auto"/>
-              <w:jc w:val="left"/>
-            </w:pPr>
-            <w:r/>
-            <w:r>
-              <w:rPr>
-                <w:b/>
-              </w:rPr>
-              <w:t>658.00</w:t>
-            </w:r>
-          </w:p>
-        </w:tc>
-        <w:tc>
-          <w:tcPr>
-            <w:tcW w:type="dxa" w:w="3456"/>
-            <w:shd w:fill="F8FAFC"/>
-            <w:tcMar>
-              <w:top w:w="100" w:type="dxa"/>
-              <w:bottom w:w="100" w:type="dxa"/>
-              <w:left w:w="120" w:type="dxa"/>
-              <w:right w:w="120" w:type="dxa"/>
-            </w:tcMar>
-            <w:tcBorders>
-              <w:top w:val="single" w:sz="4" w:space="0" w:color="CCCCCC"/>
-              <w:bottom w:val="single" w:sz="4" w:space="0" w:color="CCCCCC"/>
-              <w:left w:val="single" w:sz="4" w:space="0" w:color="CCCCCC"/>
-              <w:right w:val="single" w:sz="4" w:space="0" w:color="CCCCCC"/>
-            </w:tcBorders>
-          </w:tcPr>
-          <w:p>
-            <w:pPr>
-              <w:spacing w:before="60" w:after="60" w:line="252" w:lineRule="auto"/>
-              <w:jc w:val="left"/>
-            </w:pPr>
-            <w:r/>
-            <w:r>
-              <w:rPr>
-                <w:b/>
-              </w:rPr>
-              <w:t>+3.50</w:t>
-            </w:r>
-          </w:p>
-        </w:tc>
-        <w:tc>
-          <w:tcPr>
-            <w:tcW w:type="dxa" w:w="1440"/>
-            <w:shd w:fill="F8FAFC"/>
-            <w:tcMar>
-              <w:top w:w="100" w:type="dxa"/>
-              <w:bottom w:w="100" w:type="dxa"/>
-              <w:left w:w="120" w:type="dxa"/>
-              <w:right w:w="120" w:type="dxa"/>
-            </w:tcMar>
-            <w:tcBorders>
-              <w:top w:val="single" w:sz="4" w:space="0" w:color="CCCCCC"/>
-              <w:bottom w:val="single" w:sz="4" w:space="0" w:color="CCCCCC"/>
-              <w:left w:val="single" w:sz="4" w:space="0" w:color="CCCCCC"/>
-              <w:right w:val="single" w:sz="4" w:space="0" w:color="CCCCCC"/>
-            </w:tcBorders>
-          </w:tcPr>
-          <w:p>
-            <w:pPr>
-              <w:spacing w:before="60" w:after="60" w:line="252" w:lineRule="auto"/>
-              <w:jc w:val="left"/>
-            </w:pPr>
-            <w:r/>
-            <w:r>
-              <w:t>BULL</w:t>
-            </w:r>
-          </w:p>
-        </w:tc>
-      </w:tr>
-      <w:tr>
-        <w:tc>
-          <w:tcPr>
-            <w:tcW w:type="dxa" w:w="1584"/>
-            <w:shd w:fill="FFFFFF"/>
-            <w:tcMar>
-              <w:top w:w="100" w:type="dxa"/>
-              <w:bottom w:w="100" w:type="dxa"/>
-              <w:left w:w="120" w:type="dxa"/>
-              <w:right w:w="120" w:type="dxa"/>
-            </w:tcMar>
-            <w:tcBorders>
-              <w:top w:val="single" w:sz="4" w:space="0" w:color="CCCCCC"/>
-              <w:bottom w:val="single" w:sz="4" w:space="0" w:color="CCCCCC"/>
-              <w:left w:val="single" w:sz="4" w:space="0" w:color="CCCCCC"/>
-              <w:right w:val="single" w:sz="4" w:space="0" w:color="CCCCCC"/>
-            </w:tcBorders>
-          </w:tcPr>
-          <w:p>
-            <w:pPr>
-              <w:spacing w:before="60" w:after="60" w:line="252" w:lineRule="auto"/>
-              <w:jc w:val="left"/>
-            </w:pPr>
-            <w:r/>
-            <w:r>
-              <w:rPr>
-                <w:b/>
-              </w:rPr>
-              <w:t>Thu 13/08</w:t>
-            </w:r>
-          </w:p>
-        </w:tc>
-        <w:tc>
-          <w:tcPr>
-            <w:tcW w:type="dxa" w:w="864"/>
-            <w:shd w:fill="FFFFFF"/>
-            <w:tcMar>
-              <w:top w:w="100" w:type="dxa"/>
-              <w:bottom w:w="100" w:type="dxa"/>
-              <w:left w:w="120" w:type="dxa"/>
-              <w:right w:w="120" w:type="dxa"/>
-            </w:tcMar>
-            <w:tcBorders>
-              <w:top w:val="single" w:sz="4" w:space="0" w:color="CCCCCC"/>
-              <w:bottom w:val="single" w:sz="4" w:space="0" w:color="CCCCCC"/>
-              <w:left w:val="single" w:sz="4" w:space="0" w:color="CCCCCC"/>
-              <w:right w:val="single" w:sz="4" w:space="0" w:color="CCCCCC"/>
-            </w:tcBorders>
-          </w:tcPr>
-          <w:p>
-            <w:pPr>
-              <w:spacing w:before="60" w:after="60" w:line="252" w:lineRule="auto"/>
-              <w:jc w:val="left"/>
-            </w:pPr>
-            <w:r/>
-            <w:r>
-              <w:t>NY Close 23-01</w:t>
-            </w:r>
-          </w:p>
-        </w:tc>
-        <w:tc>
-          <w:tcPr>
-            <w:tcW w:type="dxa" w:w="1440"/>
-            <w:shd w:fill="FFFFFF"/>
-            <w:tcMar>
-              <w:top w:w="100" w:type="dxa"/>
-              <w:bottom w:w="100" w:type="dxa"/>
-              <w:left w:w="120" w:type="dxa"/>
-              <w:right w:w="120" w:type="dxa"/>
-            </w:tcMar>
-            <w:tcBorders>
-              <w:top w:val="single" w:sz="4" w:space="0" w:color="CCCCCC"/>
-              <w:bottom w:val="single" w:sz="4" w:space="0" w:color="CCCCCC"/>
-              <w:left w:val="single" w:sz="4" w:space="0" w:color="CCCCCC"/>
-              <w:right w:val="single" w:sz="4" w:space="0" w:color="CCCCCC"/>
-            </w:tcBorders>
-          </w:tcPr>
-          <w:p>
-            <w:pPr>
-              <w:spacing w:before="60" w:after="60" w:line="252" w:lineRule="auto"/>
-              <w:jc w:val="left"/>
-            </w:pPr>
-            <w:r/>
-            <w:r>
-              <w:t>658.00</w:t>
-            </w:r>
-          </w:p>
-        </w:tc>
-        <w:tc>
-          <w:tcPr>
-            <w:tcW w:type="dxa" w:w="2016"/>
-            <w:shd w:fill="FFFFFF"/>
-            <w:tcMar>
-              <w:top w:w="100" w:type="dxa"/>
-              <w:bottom w:w="100" w:type="dxa"/>
-              <w:left w:w="120" w:type="dxa"/>
-              <w:right w:w="120" w:type="dxa"/>
-            </w:tcMar>
-            <w:tcBorders>
-              <w:top w:val="single" w:sz="4" w:space="0" w:color="CCCCCC"/>
-              <w:bottom w:val="single" w:sz="4" w:space="0" w:color="CCCCCC"/>
-              <w:left w:val="single" w:sz="4" w:space="0" w:color="CCCCCC"/>
-              <w:right w:val="single" w:sz="4" w:space="0" w:color="CCCCCC"/>
-            </w:tcBorders>
-          </w:tcPr>
-          <w:p>
-            <w:pPr>
-              <w:spacing w:before="60" w:after="60" w:line="252" w:lineRule="auto"/>
-              <w:jc w:val="left"/>
-            </w:pPr>
-            <w:r/>
-            <w:r>
-              <w:t>663.50</w:t>
-            </w:r>
-          </w:p>
-        </w:tc>
-        <w:tc>
-          <w:tcPr>
-            <w:tcW w:type="dxa" w:w="1152"/>
-            <w:shd w:fill="FFFFFF"/>
-            <w:tcMar>
-              <w:top w:w="100" w:type="dxa"/>
-              <w:bottom w:w="100" w:type="dxa"/>
-              <w:left w:w="120" w:type="dxa"/>
-              <w:right w:w="120" w:type="dxa"/>
-            </w:tcMar>
-            <w:tcBorders>
-              <w:top w:val="single" w:sz="4" w:space="0" w:color="CCCCCC"/>
-              <w:bottom w:val="single" w:sz="4" w:space="0" w:color="CCCCCC"/>
-              <w:left w:val="single" w:sz="4" w:space="0" w:color="CCCCCC"/>
-              <w:right w:val="single" w:sz="4" w:space="0" w:color="CCCCCC"/>
-            </w:tcBorders>
-          </w:tcPr>
-          <w:p>
-            <w:pPr>
-              <w:spacing w:before="60" w:after="60" w:line="252" w:lineRule="auto"/>
-              <w:jc w:val="left"/>
-            </w:pPr>
-            <w:r/>
-            <w:r>
-              <w:t>650.25</w:t>
-            </w:r>
-          </w:p>
-        </w:tc>
-        <w:tc>
-          <w:tcPr>
-            <w:tcW w:type="dxa" w:w="1728"/>
-            <w:shd w:fill="FFFFFF"/>
-            <w:tcMar>
-              <w:top w:w="100" w:type="dxa"/>
-              <w:bottom w:w="100" w:type="dxa"/>
-              <w:left w:w="120" w:type="dxa"/>
-              <w:right w:w="120" w:type="dxa"/>
-            </w:tcMar>
-            <w:tcBorders>
-              <w:top w:val="single" w:sz="4" w:space="0" w:color="CCCCCC"/>
-              <w:bottom w:val="single" w:sz="4" w:space="0" w:color="CCCCCC"/>
-              <w:left w:val="single" w:sz="4" w:space="0" w:color="CCCCCC"/>
-              <w:right w:val="single" w:sz="4" w:space="0" w:color="CCCCCC"/>
-            </w:tcBorders>
-          </w:tcPr>
-          <w:p>
-            <w:pPr>
-              <w:spacing w:before="60" w:after="60" w:line="252" w:lineRule="auto"/>
-              <w:jc w:val="left"/>
-            </w:pPr>
-            <w:r/>
-            <w:r>
-              <w:rPr>
-                <w:b/>
-              </w:rPr>
-              <w:t>658.75</w:t>
-            </w:r>
-          </w:p>
-        </w:tc>
-        <w:tc>
-          <w:tcPr>
-            <w:tcW w:type="dxa" w:w="3456"/>
-            <w:shd w:fill="FFFFFF"/>
-            <w:tcMar>
-              <w:top w:w="100" w:type="dxa"/>
-              <w:bottom w:w="100" w:type="dxa"/>
-              <w:left w:w="120" w:type="dxa"/>
-              <w:right w:w="120" w:type="dxa"/>
-            </w:tcMar>
-            <w:tcBorders>
-              <w:top w:val="single" w:sz="4" w:space="0" w:color="CCCCCC"/>
-              <w:bottom w:val="single" w:sz="4" w:space="0" w:color="CCCCCC"/>
-              <w:left w:val="single" w:sz="4" w:space="0" w:color="CCCCCC"/>
-              <w:right w:val="single" w:sz="4" w:space="0" w:color="CCCCCC"/>
-            </w:tcBorders>
-          </w:tcPr>
-          <w:p>
-            <w:pPr>
-              <w:spacing w:before="60" w:after="60" w:line="252" w:lineRule="auto"/>
-              <w:jc w:val="left"/>
-            </w:pPr>
-            <w:r/>
-            <w:r>
-              <w:rPr>
-                <w:b/>
-              </w:rPr>
-              <w:t>+0.75</w:t>
-            </w:r>
-          </w:p>
-        </w:tc>
-        <w:tc>
-          <w:tcPr>
-            <w:tcW w:type="dxa" w:w="1440"/>
-            <w:shd w:fill="FFFFFF"/>
-            <w:tcMar>
-              <w:top w:w="100" w:type="dxa"/>
-              <w:bottom w:w="100" w:type="dxa"/>
-              <w:left w:w="120" w:type="dxa"/>
-              <w:right w:w="120" w:type="dxa"/>
-            </w:tcMar>
-            <w:tcBorders>
-              <w:top w:val="single" w:sz="4" w:space="0" w:color="CCCCCC"/>
-              <w:bottom w:val="single" w:sz="4" w:space="0" w:color="CCCCCC"/>
-              <w:left w:val="single" w:sz="4" w:space="0" w:color="CCCCCC"/>
-              <w:right w:val="single" w:sz="4" w:space="0" w:color="CCCCCC"/>
-            </w:tcBorders>
-          </w:tcPr>
-          <w:p>
-            <w:pPr>
-              <w:spacing w:before="60" w:after="60" w:line="252" w:lineRule="auto"/>
-              <w:jc w:val="left"/>
-            </w:pPr>
-            <w:r/>
-            <w:r>
-              <w:t>BULL</w:t>
             </w:r>
           </w:p>
         </w:tc>
@@ -29959,7 +30899,7 @@
             </w:pPr>
             <w:r/>
             <w:r>
-              <w:t>Asia 07-11</w:t>
+              <w:t>NY Open 21-23</w:t>
             </w:r>
           </w:p>
         </w:tc>
@@ -29987,7 +30927,7 @@
             </w:pPr>
             <w:r/>
             <w:r>
-              <w:t>658.75</w:t>
+              <w:t>659.00</w:t>
             </w:r>
           </w:p>
         </w:tc>
@@ -30015,7 +30955,7 @@
             </w:pPr>
             <w:r/>
             <w:r>
-              <w:t>668.00</w:t>
+              <w:t>667.50</w:t>
             </w:r>
           </w:p>
         </w:tc>
@@ -30043,7 +30983,7 @@
             </w:pPr>
             <w:r/>
             <w:r>
-              <w:t>652.25</w:t>
+              <w:t>645.00</w:t>
             </w:r>
           </w:p>
         </w:tc>
@@ -30074,7 +31014,7 @@
               <w:rPr>
                 <w:b/>
               </w:rPr>
-              <w:t>658.00</w:t>
+              <w:t>660.75</w:t>
             </w:r>
           </w:p>
         </w:tc>
@@ -30105,7 +31045,7 @@
               <w:rPr>
                 <w:b/>
               </w:rPr>
-              <w:t>-0.75</w:t>
+              <w:t>+1.75</w:t>
             </w:r>
           </w:p>
         </w:tc>
@@ -30133,7 +31073,7 @@
             </w:pPr>
             <w:r/>
             <w:r>
-              <w:t>BEAR</w:t>
+              <w:t>BULL</w:t>
             </w:r>
           </w:p>
         </w:tc>
@@ -30194,7 +31134,7 @@
             </w:pPr>
             <w:r/>
             <w:r>
-              <w:t>Asia 11-15</w:t>
+              <w:t>NY Close 23-01</w:t>
             </w:r>
           </w:p>
         </w:tc>
@@ -30222,7 +31162,7 @@
             </w:pPr>
             <w:r/>
             <w:r>
-              <w:t>658.00</w:t>
+              <w:t>660.75</w:t>
             </w:r>
           </w:p>
         </w:tc>
@@ -30250,7 +31190,7 @@
             </w:pPr>
             <w:r/>
             <w:r>
-              <w:t>665.50</w:t>
+              <w:t>667.00</w:t>
             </w:r>
           </w:p>
         </w:tc>
@@ -30278,7 +31218,7 @@
             </w:pPr>
             <w:r/>
             <w:r>
-              <w:t>652.00</w:t>
+              <w:t>654.25</w:t>
             </w:r>
           </w:p>
         </w:tc>
@@ -30309,947 +31249,7 @@
               <w:rPr>
                 <w:b/>
               </w:rPr>
-              <w:t>657.00</w:t>
-            </w:r>
-          </w:p>
-        </w:tc>
-        <w:tc>
-          <w:tcPr>
-            <w:tcW w:type="dxa" w:w="3456"/>
-            <w:shd w:fill="FFFFFF"/>
-            <w:tcMar>
-              <w:top w:w="100" w:type="dxa"/>
-              <w:bottom w:w="100" w:type="dxa"/>
-              <w:left w:w="120" w:type="dxa"/>
-              <w:right w:w="120" w:type="dxa"/>
-            </w:tcMar>
-            <w:tcBorders>
-              <w:top w:val="single" w:sz="4" w:space="0" w:color="CCCCCC"/>
-              <w:bottom w:val="single" w:sz="4" w:space="0" w:color="CCCCCC"/>
-              <w:left w:val="single" w:sz="4" w:space="0" w:color="CCCCCC"/>
-              <w:right w:val="single" w:sz="4" w:space="0" w:color="CCCCCC"/>
-            </w:tcBorders>
-          </w:tcPr>
-          <w:p>
-            <w:pPr>
-              <w:spacing w:before="60" w:after="60" w:line="252" w:lineRule="auto"/>
-              <w:jc w:val="left"/>
-            </w:pPr>
-            <w:r/>
-            <w:r>
-              <w:rPr>
-                <w:b/>
-              </w:rPr>
-              <w:t>-1.00</w:t>
-            </w:r>
-          </w:p>
-        </w:tc>
-        <w:tc>
-          <w:tcPr>
-            <w:tcW w:type="dxa" w:w="1440"/>
-            <w:shd w:fill="FFFFFF"/>
-            <w:tcMar>
-              <w:top w:w="100" w:type="dxa"/>
-              <w:bottom w:w="100" w:type="dxa"/>
-              <w:left w:w="120" w:type="dxa"/>
-              <w:right w:w="120" w:type="dxa"/>
-            </w:tcMar>
-            <w:tcBorders>
-              <w:top w:val="single" w:sz="4" w:space="0" w:color="CCCCCC"/>
-              <w:bottom w:val="single" w:sz="4" w:space="0" w:color="CCCCCC"/>
-              <w:left w:val="single" w:sz="4" w:space="0" w:color="CCCCCC"/>
-              <w:right w:val="single" w:sz="4" w:space="0" w:color="CCCCCC"/>
-            </w:tcBorders>
-          </w:tcPr>
-          <w:p>
-            <w:pPr>
-              <w:spacing w:before="60" w:after="60" w:line="252" w:lineRule="auto"/>
-              <w:jc w:val="left"/>
-            </w:pPr>
-            <w:r/>
-            <w:r>
-              <w:t>BEAR</w:t>
-            </w:r>
-          </w:p>
-        </w:tc>
-      </w:tr>
-      <w:tr>
-        <w:tc>
-          <w:tcPr>
-            <w:tcW w:type="dxa" w:w="1584"/>
-            <w:shd w:fill="F8FAFC"/>
-            <w:tcMar>
-              <w:top w:w="100" w:type="dxa"/>
-              <w:bottom w:w="100" w:type="dxa"/>
-              <w:left w:w="120" w:type="dxa"/>
-              <w:right w:w="120" w:type="dxa"/>
-            </w:tcMar>
-            <w:tcBorders>
-              <w:top w:val="single" w:sz="4" w:space="0" w:color="CCCCCC"/>
-              <w:bottom w:val="single" w:sz="4" w:space="0" w:color="CCCCCC"/>
-              <w:left w:val="single" w:sz="4" w:space="0" w:color="CCCCCC"/>
-              <w:right w:val="single" w:sz="4" w:space="0" w:color="CCCCCC"/>
-            </w:tcBorders>
-          </w:tcPr>
-          <w:p>
-            <w:pPr>
-              <w:spacing w:before="60" w:after="60" w:line="252" w:lineRule="auto"/>
-              <w:jc w:val="left"/>
-            </w:pPr>
-            <w:r/>
-            <w:r>
-              <w:rPr>
-                <w:b/>
-              </w:rPr>
-              <w:t>Fri 14/08</w:t>
-            </w:r>
-          </w:p>
-        </w:tc>
-        <w:tc>
-          <w:tcPr>
-            <w:tcW w:type="dxa" w:w="864"/>
-            <w:shd w:fill="F8FAFC"/>
-            <w:tcMar>
-              <w:top w:w="100" w:type="dxa"/>
-              <w:bottom w:w="100" w:type="dxa"/>
-              <w:left w:w="120" w:type="dxa"/>
-              <w:right w:w="120" w:type="dxa"/>
-            </w:tcMar>
-            <w:tcBorders>
-              <w:top w:val="single" w:sz="4" w:space="0" w:color="CCCCCC"/>
-              <w:bottom w:val="single" w:sz="4" w:space="0" w:color="CCCCCC"/>
-              <w:left w:val="single" w:sz="4" w:space="0" w:color="CCCCCC"/>
-              <w:right w:val="single" w:sz="4" w:space="0" w:color="CCCCCC"/>
-            </w:tcBorders>
-          </w:tcPr>
-          <w:p>
-            <w:pPr>
-              <w:spacing w:before="60" w:after="60" w:line="252" w:lineRule="auto"/>
-              <w:jc w:val="left"/>
-            </w:pPr>
-            <w:r/>
-            <w:r>
-              <w:t>London 15-19</w:t>
-            </w:r>
-          </w:p>
-        </w:tc>
-        <w:tc>
-          <w:tcPr>
-            <w:tcW w:type="dxa" w:w="1440"/>
-            <w:shd w:fill="F8FAFC"/>
-            <w:tcMar>
-              <w:top w:w="100" w:type="dxa"/>
-              <w:bottom w:w="100" w:type="dxa"/>
-              <w:left w:w="120" w:type="dxa"/>
-              <w:right w:w="120" w:type="dxa"/>
-            </w:tcMar>
-            <w:tcBorders>
-              <w:top w:val="single" w:sz="4" w:space="0" w:color="CCCCCC"/>
-              <w:bottom w:val="single" w:sz="4" w:space="0" w:color="CCCCCC"/>
-              <w:left w:val="single" w:sz="4" w:space="0" w:color="CCCCCC"/>
-              <w:right w:val="single" w:sz="4" w:space="0" w:color="CCCCCC"/>
-            </w:tcBorders>
-          </w:tcPr>
-          <w:p>
-            <w:pPr>
-              <w:spacing w:before="60" w:after="60" w:line="252" w:lineRule="auto"/>
-              <w:jc w:val="left"/>
-            </w:pPr>
-            <w:r/>
-            <w:r>
-              <w:t>657.00</w:t>
-            </w:r>
-          </w:p>
-        </w:tc>
-        <w:tc>
-          <w:tcPr>
-            <w:tcW w:type="dxa" w:w="2016"/>
-            <w:shd w:fill="F8FAFC"/>
-            <w:tcMar>
-              <w:top w:w="100" w:type="dxa"/>
-              <w:bottom w:w="100" w:type="dxa"/>
-              <w:left w:w="120" w:type="dxa"/>
-              <w:right w:w="120" w:type="dxa"/>
-            </w:tcMar>
-            <w:tcBorders>
-              <w:top w:val="single" w:sz="4" w:space="0" w:color="CCCCCC"/>
-              <w:bottom w:val="single" w:sz="4" w:space="0" w:color="CCCCCC"/>
-              <w:left w:val="single" w:sz="4" w:space="0" w:color="CCCCCC"/>
-              <w:right w:val="single" w:sz="4" w:space="0" w:color="CCCCCC"/>
-            </w:tcBorders>
-          </w:tcPr>
-          <w:p>
-            <w:pPr>
-              <w:spacing w:before="60" w:after="60" w:line="252" w:lineRule="auto"/>
-              <w:jc w:val="left"/>
-            </w:pPr>
-            <w:r/>
-            <w:r>
-              <w:t>664.00</w:t>
-            </w:r>
-          </w:p>
-        </w:tc>
-        <w:tc>
-          <w:tcPr>
-            <w:tcW w:type="dxa" w:w="1152"/>
-            <w:shd w:fill="F8FAFC"/>
-            <w:tcMar>
-              <w:top w:w="100" w:type="dxa"/>
-              <w:bottom w:w="100" w:type="dxa"/>
-              <w:left w:w="120" w:type="dxa"/>
-              <w:right w:w="120" w:type="dxa"/>
-            </w:tcMar>
-            <w:tcBorders>
-              <w:top w:val="single" w:sz="4" w:space="0" w:color="CCCCCC"/>
-              <w:bottom w:val="single" w:sz="4" w:space="0" w:color="CCCCCC"/>
-              <w:left w:val="single" w:sz="4" w:space="0" w:color="CCCCCC"/>
-              <w:right w:val="single" w:sz="4" w:space="0" w:color="CCCCCC"/>
-            </w:tcBorders>
-          </w:tcPr>
-          <w:p>
-            <w:pPr>
-              <w:spacing w:before="60" w:after="60" w:line="252" w:lineRule="auto"/>
-              <w:jc w:val="left"/>
-            </w:pPr>
-            <w:r/>
-            <w:r>
-              <w:t>643.50</w:t>
-            </w:r>
-          </w:p>
-        </w:tc>
-        <w:tc>
-          <w:tcPr>
-            <w:tcW w:type="dxa" w:w="1728"/>
-            <w:shd w:fill="F8FAFC"/>
-            <w:tcMar>
-              <w:top w:w="100" w:type="dxa"/>
-              <w:bottom w:w="100" w:type="dxa"/>
-              <w:left w:w="120" w:type="dxa"/>
-              <w:right w:w="120" w:type="dxa"/>
-            </w:tcMar>
-            <w:tcBorders>
-              <w:top w:val="single" w:sz="4" w:space="0" w:color="CCCCCC"/>
-              <w:bottom w:val="single" w:sz="4" w:space="0" w:color="CCCCCC"/>
-              <w:left w:val="single" w:sz="4" w:space="0" w:color="CCCCCC"/>
-              <w:right w:val="single" w:sz="4" w:space="0" w:color="CCCCCC"/>
-            </w:tcBorders>
-          </w:tcPr>
-          <w:p>
-            <w:pPr>
-              <w:spacing w:before="60" w:after="60" w:line="252" w:lineRule="auto"/>
-              <w:jc w:val="left"/>
-            </w:pPr>
-            <w:r/>
-            <w:r>
-              <w:rPr>
-                <w:b/>
-              </w:rPr>
-              <w:t>657.75</w:t>
-            </w:r>
-          </w:p>
-        </w:tc>
-        <w:tc>
-          <w:tcPr>
-            <w:tcW w:type="dxa" w:w="3456"/>
-            <w:shd w:fill="F8FAFC"/>
-            <w:tcMar>
-              <w:top w:w="100" w:type="dxa"/>
-              <w:bottom w:w="100" w:type="dxa"/>
-              <w:left w:w="120" w:type="dxa"/>
-              <w:right w:w="120" w:type="dxa"/>
-            </w:tcMar>
-            <w:tcBorders>
-              <w:top w:val="single" w:sz="4" w:space="0" w:color="CCCCCC"/>
-              <w:bottom w:val="single" w:sz="4" w:space="0" w:color="CCCCCC"/>
-              <w:left w:val="single" w:sz="4" w:space="0" w:color="CCCCCC"/>
-              <w:right w:val="single" w:sz="4" w:space="0" w:color="CCCCCC"/>
-            </w:tcBorders>
-          </w:tcPr>
-          <w:p>
-            <w:pPr>
-              <w:spacing w:before="60" w:after="60" w:line="252" w:lineRule="auto"/>
-              <w:jc w:val="left"/>
-            </w:pPr>
-            <w:r/>
-            <w:r>
-              <w:rPr>
-                <w:b/>
-              </w:rPr>
-              <w:t>+0.75</w:t>
-            </w:r>
-          </w:p>
-        </w:tc>
-        <w:tc>
-          <w:tcPr>
-            <w:tcW w:type="dxa" w:w="1440"/>
-            <w:shd w:fill="F8FAFC"/>
-            <w:tcMar>
-              <w:top w:w="100" w:type="dxa"/>
-              <w:bottom w:w="100" w:type="dxa"/>
-              <w:left w:w="120" w:type="dxa"/>
-              <w:right w:w="120" w:type="dxa"/>
-            </w:tcMar>
-            <w:tcBorders>
-              <w:top w:val="single" w:sz="4" w:space="0" w:color="CCCCCC"/>
-              <w:bottom w:val="single" w:sz="4" w:space="0" w:color="CCCCCC"/>
-              <w:left w:val="single" w:sz="4" w:space="0" w:color="CCCCCC"/>
-              <w:right w:val="single" w:sz="4" w:space="0" w:color="CCCCCC"/>
-            </w:tcBorders>
-          </w:tcPr>
-          <w:p>
-            <w:pPr>
-              <w:spacing w:before="60" w:after="60" w:line="252" w:lineRule="auto"/>
-              <w:jc w:val="left"/>
-            </w:pPr>
-            <w:r/>
-            <w:r>
-              <w:t>BULL</w:t>
-            </w:r>
-          </w:p>
-        </w:tc>
-      </w:tr>
-      <w:tr>
-        <w:tc>
-          <w:tcPr>
-            <w:tcW w:type="dxa" w:w="1584"/>
-            <w:shd w:fill="FFFFFF"/>
-            <w:tcMar>
-              <w:top w:w="100" w:type="dxa"/>
-              <w:bottom w:w="100" w:type="dxa"/>
-              <w:left w:w="120" w:type="dxa"/>
-              <w:right w:w="120" w:type="dxa"/>
-            </w:tcMar>
-            <w:tcBorders>
-              <w:top w:val="single" w:sz="4" w:space="0" w:color="CCCCCC"/>
-              <w:bottom w:val="single" w:sz="4" w:space="0" w:color="CCCCCC"/>
-              <w:left w:val="single" w:sz="4" w:space="0" w:color="CCCCCC"/>
-              <w:right w:val="single" w:sz="4" w:space="0" w:color="CCCCCC"/>
-            </w:tcBorders>
-          </w:tcPr>
-          <w:p>
-            <w:pPr>
-              <w:spacing w:before="60" w:after="60" w:line="252" w:lineRule="auto"/>
-              <w:jc w:val="left"/>
-            </w:pPr>
-            <w:r/>
-            <w:r>
-              <w:rPr>
-                <w:b/>
-              </w:rPr>
-              <w:t>Fri 14/08</w:t>
-            </w:r>
-          </w:p>
-        </w:tc>
-        <w:tc>
-          <w:tcPr>
-            <w:tcW w:type="dxa" w:w="864"/>
-            <w:shd w:fill="FFFFFF"/>
-            <w:tcMar>
-              <w:top w:w="100" w:type="dxa"/>
-              <w:bottom w:w="100" w:type="dxa"/>
-              <w:left w:w="120" w:type="dxa"/>
-              <w:right w:w="120" w:type="dxa"/>
-            </w:tcMar>
-            <w:tcBorders>
-              <w:top w:val="single" w:sz="4" w:space="0" w:color="CCCCCC"/>
-              <w:bottom w:val="single" w:sz="4" w:space="0" w:color="CCCCCC"/>
-              <w:left w:val="single" w:sz="4" w:space="0" w:color="CCCCCC"/>
-              <w:right w:val="single" w:sz="4" w:space="0" w:color="CCCCCC"/>
-            </w:tcBorders>
-          </w:tcPr>
-          <w:p>
-            <w:pPr>
-              <w:spacing w:before="60" w:after="60" w:line="252" w:lineRule="auto"/>
-              <w:jc w:val="left"/>
-            </w:pPr>
-            <w:r/>
-            <w:r>
-              <w:t>Pre-NY 19-21</w:t>
-            </w:r>
-          </w:p>
-        </w:tc>
-        <w:tc>
-          <w:tcPr>
-            <w:tcW w:type="dxa" w:w="1440"/>
-            <w:shd w:fill="FFFFFF"/>
-            <w:tcMar>
-              <w:top w:w="100" w:type="dxa"/>
-              <w:bottom w:w="100" w:type="dxa"/>
-              <w:left w:w="120" w:type="dxa"/>
-              <w:right w:w="120" w:type="dxa"/>
-            </w:tcMar>
-            <w:tcBorders>
-              <w:top w:val="single" w:sz="4" w:space="0" w:color="CCCCCC"/>
-              <w:bottom w:val="single" w:sz="4" w:space="0" w:color="CCCCCC"/>
-              <w:left w:val="single" w:sz="4" w:space="0" w:color="CCCCCC"/>
-              <w:right w:val="single" w:sz="4" w:space="0" w:color="CCCCCC"/>
-            </w:tcBorders>
-          </w:tcPr>
-          <w:p>
-            <w:pPr>
-              <w:spacing w:before="60" w:after="60" w:line="252" w:lineRule="auto"/>
-              <w:jc w:val="left"/>
-            </w:pPr>
-            <w:r/>
-            <w:r>
-              <w:t>657.75</w:t>
-            </w:r>
-          </w:p>
-        </w:tc>
-        <w:tc>
-          <w:tcPr>
-            <w:tcW w:type="dxa" w:w="2016"/>
-            <w:shd w:fill="FFFFFF"/>
-            <w:tcMar>
-              <w:top w:w="100" w:type="dxa"/>
-              <w:bottom w:w="100" w:type="dxa"/>
-              <w:left w:w="120" w:type="dxa"/>
-              <w:right w:w="120" w:type="dxa"/>
-            </w:tcMar>
-            <w:tcBorders>
-              <w:top w:val="single" w:sz="4" w:space="0" w:color="CCCCCC"/>
-              <w:bottom w:val="single" w:sz="4" w:space="0" w:color="CCCCCC"/>
-              <w:left w:val="single" w:sz="4" w:space="0" w:color="CCCCCC"/>
-              <w:right w:val="single" w:sz="4" w:space="0" w:color="CCCCCC"/>
-            </w:tcBorders>
-          </w:tcPr>
-          <w:p>
-            <w:pPr>
-              <w:spacing w:before="60" w:after="60" w:line="252" w:lineRule="auto"/>
-              <w:jc w:val="left"/>
-            </w:pPr>
-            <w:r/>
-            <w:r>
-              <w:t>667.00</w:t>
-            </w:r>
-          </w:p>
-        </w:tc>
-        <w:tc>
-          <w:tcPr>
-            <w:tcW w:type="dxa" w:w="1152"/>
-            <w:shd w:fill="FFFFFF"/>
-            <w:tcMar>
-              <w:top w:w="100" w:type="dxa"/>
-              <w:bottom w:w="100" w:type="dxa"/>
-              <w:left w:w="120" w:type="dxa"/>
-              <w:right w:w="120" w:type="dxa"/>
-            </w:tcMar>
-            <w:tcBorders>
-              <w:top w:val="single" w:sz="4" w:space="0" w:color="CCCCCC"/>
-              <w:bottom w:val="single" w:sz="4" w:space="0" w:color="CCCCCC"/>
-              <w:left w:val="single" w:sz="4" w:space="0" w:color="CCCCCC"/>
-              <w:right w:val="single" w:sz="4" w:space="0" w:color="CCCCCC"/>
-            </w:tcBorders>
-          </w:tcPr>
-          <w:p>
-            <w:pPr>
-              <w:spacing w:before="60" w:after="60" w:line="252" w:lineRule="auto"/>
-              <w:jc w:val="left"/>
-            </w:pPr>
-            <w:r/>
-            <w:r>
-              <w:t>650.50</w:t>
-            </w:r>
-          </w:p>
-        </w:tc>
-        <w:tc>
-          <w:tcPr>
-            <w:tcW w:type="dxa" w:w="1728"/>
-            <w:shd w:fill="FFFFFF"/>
-            <w:tcMar>
-              <w:top w:w="100" w:type="dxa"/>
-              <w:bottom w:w="100" w:type="dxa"/>
-              <w:left w:w="120" w:type="dxa"/>
-              <w:right w:w="120" w:type="dxa"/>
-            </w:tcMar>
-            <w:tcBorders>
-              <w:top w:val="single" w:sz="4" w:space="0" w:color="CCCCCC"/>
-              <w:bottom w:val="single" w:sz="4" w:space="0" w:color="CCCCCC"/>
-              <w:left w:val="single" w:sz="4" w:space="0" w:color="CCCCCC"/>
-              <w:right w:val="single" w:sz="4" w:space="0" w:color="CCCCCC"/>
-            </w:tcBorders>
-          </w:tcPr>
-          <w:p>
-            <w:pPr>
-              <w:spacing w:before="60" w:after="60" w:line="252" w:lineRule="auto"/>
-              <w:jc w:val="left"/>
-            </w:pPr>
-            <w:r/>
-            <w:r>
-              <w:rPr>
-                <w:b/>
-              </w:rPr>
-              <w:t>657.50</w:t>
-            </w:r>
-          </w:p>
-        </w:tc>
-        <w:tc>
-          <w:tcPr>
-            <w:tcW w:type="dxa" w:w="3456"/>
-            <w:shd w:fill="FFFFFF"/>
-            <w:tcMar>
-              <w:top w:w="100" w:type="dxa"/>
-              <w:bottom w:w="100" w:type="dxa"/>
-              <w:left w:w="120" w:type="dxa"/>
-              <w:right w:w="120" w:type="dxa"/>
-            </w:tcMar>
-            <w:tcBorders>
-              <w:top w:val="single" w:sz="4" w:space="0" w:color="CCCCCC"/>
-              <w:bottom w:val="single" w:sz="4" w:space="0" w:color="CCCCCC"/>
-              <w:left w:val="single" w:sz="4" w:space="0" w:color="CCCCCC"/>
-              <w:right w:val="single" w:sz="4" w:space="0" w:color="CCCCCC"/>
-            </w:tcBorders>
-          </w:tcPr>
-          <w:p>
-            <w:pPr>
-              <w:spacing w:before="60" w:after="60" w:line="252" w:lineRule="auto"/>
-              <w:jc w:val="left"/>
-            </w:pPr>
-            <w:r/>
-            <w:r>
-              <w:rPr>
-                <w:b/>
-              </w:rPr>
-              <w:t>-0.25</w:t>
-            </w:r>
-          </w:p>
-        </w:tc>
-        <w:tc>
-          <w:tcPr>
-            <w:tcW w:type="dxa" w:w="1440"/>
-            <w:shd w:fill="FFFFFF"/>
-            <w:tcMar>
-              <w:top w:w="100" w:type="dxa"/>
-              <w:bottom w:w="100" w:type="dxa"/>
-              <w:left w:w="120" w:type="dxa"/>
-              <w:right w:w="120" w:type="dxa"/>
-            </w:tcMar>
-            <w:tcBorders>
-              <w:top w:val="single" w:sz="4" w:space="0" w:color="CCCCCC"/>
-              <w:bottom w:val="single" w:sz="4" w:space="0" w:color="CCCCCC"/>
-              <w:left w:val="single" w:sz="4" w:space="0" w:color="CCCCCC"/>
-              <w:right w:val="single" w:sz="4" w:space="0" w:color="CCCCCC"/>
-            </w:tcBorders>
-          </w:tcPr>
-          <w:p>
-            <w:pPr>
-              <w:spacing w:before="60" w:after="60" w:line="252" w:lineRule="auto"/>
-              <w:jc w:val="left"/>
-            </w:pPr>
-            <w:r/>
-            <w:r>
-              <w:t>BEAR</w:t>
-            </w:r>
-          </w:p>
-        </w:tc>
-      </w:tr>
-      <w:tr>
-        <w:tc>
-          <w:tcPr>
-            <w:tcW w:type="dxa" w:w="1584"/>
-            <w:shd w:fill="F8FAFC"/>
-            <w:tcMar>
-              <w:top w:w="100" w:type="dxa"/>
-              <w:bottom w:w="100" w:type="dxa"/>
-              <w:left w:w="120" w:type="dxa"/>
-              <w:right w:w="120" w:type="dxa"/>
-            </w:tcMar>
-            <w:tcBorders>
-              <w:top w:val="single" w:sz="4" w:space="0" w:color="CCCCCC"/>
-              <w:bottom w:val="single" w:sz="4" w:space="0" w:color="CCCCCC"/>
-              <w:left w:val="single" w:sz="4" w:space="0" w:color="CCCCCC"/>
-              <w:right w:val="single" w:sz="4" w:space="0" w:color="CCCCCC"/>
-            </w:tcBorders>
-          </w:tcPr>
-          <w:p>
-            <w:pPr>
-              <w:spacing w:before="60" w:after="60" w:line="252" w:lineRule="auto"/>
-              <w:jc w:val="left"/>
-            </w:pPr>
-            <w:r/>
-            <w:r>
-              <w:rPr>
-                <w:b/>
-              </w:rPr>
-              <w:t>Fri 14/08</w:t>
-            </w:r>
-          </w:p>
-        </w:tc>
-        <w:tc>
-          <w:tcPr>
-            <w:tcW w:type="dxa" w:w="864"/>
-            <w:shd w:fill="F8FAFC"/>
-            <w:tcMar>
-              <w:top w:w="100" w:type="dxa"/>
-              <w:bottom w:w="100" w:type="dxa"/>
-              <w:left w:w="120" w:type="dxa"/>
-              <w:right w:w="120" w:type="dxa"/>
-            </w:tcMar>
-            <w:tcBorders>
-              <w:top w:val="single" w:sz="4" w:space="0" w:color="CCCCCC"/>
-              <w:bottom w:val="single" w:sz="4" w:space="0" w:color="CCCCCC"/>
-              <w:left w:val="single" w:sz="4" w:space="0" w:color="CCCCCC"/>
-              <w:right w:val="single" w:sz="4" w:space="0" w:color="CCCCCC"/>
-            </w:tcBorders>
-          </w:tcPr>
-          <w:p>
-            <w:pPr>
-              <w:spacing w:before="60" w:after="60" w:line="252" w:lineRule="auto"/>
-              <w:jc w:val="left"/>
-            </w:pPr>
-            <w:r/>
-            <w:r>
-              <w:t>NY Open 21-23</w:t>
-            </w:r>
-          </w:p>
-        </w:tc>
-        <w:tc>
-          <w:tcPr>
-            <w:tcW w:type="dxa" w:w="1440"/>
-            <w:shd w:fill="F8FAFC"/>
-            <w:tcMar>
-              <w:top w:w="100" w:type="dxa"/>
-              <w:bottom w:w="100" w:type="dxa"/>
-              <w:left w:w="120" w:type="dxa"/>
-              <w:right w:w="120" w:type="dxa"/>
-            </w:tcMar>
-            <w:tcBorders>
-              <w:top w:val="single" w:sz="4" w:space="0" w:color="CCCCCC"/>
-              <w:bottom w:val="single" w:sz="4" w:space="0" w:color="CCCCCC"/>
-              <w:left w:val="single" w:sz="4" w:space="0" w:color="CCCCCC"/>
-              <w:right w:val="single" w:sz="4" w:space="0" w:color="CCCCCC"/>
-            </w:tcBorders>
-          </w:tcPr>
-          <w:p>
-            <w:pPr>
-              <w:spacing w:before="60" w:after="60" w:line="252" w:lineRule="auto"/>
-              <w:jc w:val="left"/>
-            </w:pPr>
-            <w:r/>
-            <w:r>
-              <w:t>657.50</w:t>
-            </w:r>
-          </w:p>
-        </w:tc>
-        <w:tc>
-          <w:tcPr>
-            <w:tcW w:type="dxa" w:w="2016"/>
-            <w:shd w:fill="F8FAFC"/>
-            <w:tcMar>
-              <w:top w:w="100" w:type="dxa"/>
-              <w:bottom w:w="100" w:type="dxa"/>
-              <w:left w:w="120" w:type="dxa"/>
-              <w:right w:w="120" w:type="dxa"/>
-            </w:tcMar>
-            <w:tcBorders>
-              <w:top w:val="single" w:sz="4" w:space="0" w:color="CCCCCC"/>
-              <w:bottom w:val="single" w:sz="4" w:space="0" w:color="CCCCCC"/>
-              <w:left w:val="single" w:sz="4" w:space="0" w:color="CCCCCC"/>
-              <w:right w:val="single" w:sz="4" w:space="0" w:color="CCCCCC"/>
-            </w:tcBorders>
-          </w:tcPr>
-          <w:p>
-            <w:pPr>
-              <w:spacing w:before="60" w:after="60" w:line="252" w:lineRule="auto"/>
-              <w:jc w:val="left"/>
-            </w:pPr>
-            <w:r/>
-            <w:r>
-              <w:t>666.00</w:t>
-            </w:r>
-          </w:p>
-        </w:tc>
-        <w:tc>
-          <w:tcPr>
-            <w:tcW w:type="dxa" w:w="1152"/>
-            <w:shd w:fill="F8FAFC"/>
-            <w:tcMar>
-              <w:top w:w="100" w:type="dxa"/>
-              <w:bottom w:w="100" w:type="dxa"/>
-              <w:left w:w="120" w:type="dxa"/>
-              <w:right w:w="120" w:type="dxa"/>
-            </w:tcMar>
-            <w:tcBorders>
-              <w:top w:val="single" w:sz="4" w:space="0" w:color="CCCCCC"/>
-              <w:bottom w:val="single" w:sz="4" w:space="0" w:color="CCCCCC"/>
-              <w:left w:val="single" w:sz="4" w:space="0" w:color="CCCCCC"/>
-              <w:right w:val="single" w:sz="4" w:space="0" w:color="CCCCCC"/>
-            </w:tcBorders>
-          </w:tcPr>
-          <w:p>
-            <w:pPr>
-              <w:spacing w:before="60" w:after="60" w:line="252" w:lineRule="auto"/>
-              <w:jc w:val="left"/>
-            </w:pPr>
-            <w:r/>
-            <w:r>
-              <w:t>643.50</w:t>
-            </w:r>
-          </w:p>
-        </w:tc>
-        <w:tc>
-          <w:tcPr>
-            <w:tcW w:type="dxa" w:w="1728"/>
-            <w:shd w:fill="F8FAFC"/>
-            <w:tcMar>
-              <w:top w:w="100" w:type="dxa"/>
-              <w:bottom w:w="100" w:type="dxa"/>
-              <w:left w:w="120" w:type="dxa"/>
-              <w:right w:w="120" w:type="dxa"/>
-            </w:tcMar>
-            <w:tcBorders>
-              <w:top w:val="single" w:sz="4" w:space="0" w:color="CCCCCC"/>
-              <w:bottom w:val="single" w:sz="4" w:space="0" w:color="CCCCCC"/>
-              <w:left w:val="single" w:sz="4" w:space="0" w:color="CCCCCC"/>
-              <w:right w:val="single" w:sz="4" w:space="0" w:color="CCCCCC"/>
-            </w:tcBorders>
-          </w:tcPr>
-          <w:p>
-            <w:pPr>
-              <w:spacing w:before="60" w:after="60" w:line="252" w:lineRule="auto"/>
-              <w:jc w:val="left"/>
-            </w:pPr>
-            <w:r/>
-            <w:r>
-              <w:rPr>
-                <w:b/>
-              </w:rPr>
-              <w:t>659.25</w:t>
-            </w:r>
-          </w:p>
-        </w:tc>
-        <w:tc>
-          <w:tcPr>
-            <w:tcW w:type="dxa" w:w="3456"/>
-            <w:shd w:fill="F8FAFC"/>
-            <w:tcMar>
-              <w:top w:w="100" w:type="dxa"/>
-              <w:bottom w:w="100" w:type="dxa"/>
-              <w:left w:w="120" w:type="dxa"/>
-              <w:right w:w="120" w:type="dxa"/>
-            </w:tcMar>
-            <w:tcBorders>
-              <w:top w:val="single" w:sz="4" w:space="0" w:color="CCCCCC"/>
-              <w:bottom w:val="single" w:sz="4" w:space="0" w:color="CCCCCC"/>
-              <w:left w:val="single" w:sz="4" w:space="0" w:color="CCCCCC"/>
-              <w:right w:val="single" w:sz="4" w:space="0" w:color="CCCCCC"/>
-            </w:tcBorders>
-          </w:tcPr>
-          <w:p>
-            <w:pPr>
-              <w:spacing w:before="60" w:after="60" w:line="252" w:lineRule="auto"/>
-              <w:jc w:val="left"/>
-            </w:pPr>
-            <w:r/>
-            <w:r>
-              <w:rPr>
-                <w:b/>
-              </w:rPr>
-              <w:t>+1.75</w:t>
-            </w:r>
-          </w:p>
-        </w:tc>
-        <w:tc>
-          <w:tcPr>
-            <w:tcW w:type="dxa" w:w="1440"/>
-            <w:shd w:fill="F8FAFC"/>
-            <w:tcMar>
-              <w:top w:w="100" w:type="dxa"/>
-              <w:bottom w:w="100" w:type="dxa"/>
-              <w:left w:w="120" w:type="dxa"/>
-              <w:right w:w="120" w:type="dxa"/>
-            </w:tcMar>
-            <w:tcBorders>
-              <w:top w:val="single" w:sz="4" w:space="0" w:color="CCCCCC"/>
-              <w:bottom w:val="single" w:sz="4" w:space="0" w:color="CCCCCC"/>
-              <w:left w:val="single" w:sz="4" w:space="0" w:color="CCCCCC"/>
-              <w:right w:val="single" w:sz="4" w:space="0" w:color="CCCCCC"/>
-            </w:tcBorders>
-          </w:tcPr>
-          <w:p>
-            <w:pPr>
-              <w:spacing w:before="60" w:after="60" w:line="252" w:lineRule="auto"/>
-              <w:jc w:val="left"/>
-            </w:pPr>
-            <w:r/>
-            <w:r>
-              <w:t>BULL</w:t>
-            </w:r>
-          </w:p>
-        </w:tc>
-      </w:tr>
-      <w:tr>
-        <w:tc>
-          <w:tcPr>
-            <w:tcW w:type="dxa" w:w="1584"/>
-            <w:shd w:fill="FFFFFF"/>
-            <w:tcMar>
-              <w:top w:w="100" w:type="dxa"/>
-              <w:bottom w:w="100" w:type="dxa"/>
-              <w:left w:w="120" w:type="dxa"/>
-              <w:right w:w="120" w:type="dxa"/>
-            </w:tcMar>
-            <w:tcBorders>
-              <w:top w:val="single" w:sz="4" w:space="0" w:color="CCCCCC"/>
-              <w:bottom w:val="single" w:sz="4" w:space="0" w:color="CCCCCC"/>
-              <w:left w:val="single" w:sz="4" w:space="0" w:color="CCCCCC"/>
-              <w:right w:val="single" w:sz="4" w:space="0" w:color="CCCCCC"/>
-            </w:tcBorders>
-          </w:tcPr>
-          <w:p>
-            <w:pPr>
-              <w:spacing w:before="60" w:after="60" w:line="252" w:lineRule="auto"/>
-              <w:jc w:val="left"/>
-            </w:pPr>
-            <w:r/>
-            <w:r>
-              <w:rPr>
-                <w:b/>
-              </w:rPr>
-              <w:t>Fri 14/08</w:t>
-            </w:r>
-          </w:p>
-        </w:tc>
-        <w:tc>
-          <w:tcPr>
-            <w:tcW w:type="dxa" w:w="864"/>
-            <w:shd w:fill="FFFFFF"/>
-            <w:tcMar>
-              <w:top w:w="100" w:type="dxa"/>
-              <w:bottom w:w="100" w:type="dxa"/>
-              <w:left w:w="120" w:type="dxa"/>
-              <w:right w:w="120" w:type="dxa"/>
-            </w:tcMar>
-            <w:tcBorders>
-              <w:top w:val="single" w:sz="4" w:space="0" w:color="CCCCCC"/>
-              <w:bottom w:val="single" w:sz="4" w:space="0" w:color="CCCCCC"/>
-              <w:left w:val="single" w:sz="4" w:space="0" w:color="CCCCCC"/>
-              <w:right w:val="single" w:sz="4" w:space="0" w:color="CCCCCC"/>
-            </w:tcBorders>
-          </w:tcPr>
-          <w:p>
-            <w:pPr>
-              <w:spacing w:before="60" w:after="60" w:line="252" w:lineRule="auto"/>
-              <w:jc w:val="left"/>
-            </w:pPr>
-            <w:r/>
-            <w:r>
-              <w:t>NY Close 23-01</w:t>
-            </w:r>
-          </w:p>
-        </w:tc>
-        <w:tc>
-          <w:tcPr>
-            <w:tcW w:type="dxa" w:w="1440"/>
-            <w:shd w:fill="FFFFFF"/>
-            <w:tcMar>
-              <w:top w:w="100" w:type="dxa"/>
-              <w:bottom w:w="100" w:type="dxa"/>
-              <w:left w:w="120" w:type="dxa"/>
-              <w:right w:w="120" w:type="dxa"/>
-            </w:tcMar>
-            <w:tcBorders>
-              <w:top w:val="single" w:sz="4" w:space="0" w:color="CCCCCC"/>
-              <w:bottom w:val="single" w:sz="4" w:space="0" w:color="CCCCCC"/>
-              <w:left w:val="single" w:sz="4" w:space="0" w:color="CCCCCC"/>
-              <w:right w:val="single" w:sz="4" w:space="0" w:color="CCCCCC"/>
-            </w:tcBorders>
-          </w:tcPr>
-          <w:p>
-            <w:pPr>
-              <w:spacing w:before="60" w:after="60" w:line="252" w:lineRule="auto"/>
-              <w:jc w:val="left"/>
-            </w:pPr>
-            <w:r/>
-            <w:r>
-              <w:t>659.25</w:t>
-            </w:r>
-          </w:p>
-        </w:tc>
-        <w:tc>
-          <w:tcPr>
-            <w:tcW w:type="dxa" w:w="2016"/>
-            <w:shd w:fill="FFFFFF"/>
-            <w:tcMar>
-              <w:top w:w="100" w:type="dxa"/>
-              <w:bottom w:w="100" w:type="dxa"/>
-              <w:left w:w="120" w:type="dxa"/>
-              <w:right w:w="120" w:type="dxa"/>
-            </w:tcMar>
-            <w:tcBorders>
-              <w:top w:val="single" w:sz="4" w:space="0" w:color="CCCCCC"/>
-              <w:bottom w:val="single" w:sz="4" w:space="0" w:color="CCCCCC"/>
-              <w:left w:val="single" w:sz="4" w:space="0" w:color="CCCCCC"/>
-              <w:right w:val="single" w:sz="4" w:space="0" w:color="CCCCCC"/>
-            </w:tcBorders>
-          </w:tcPr>
-          <w:p>
-            <w:pPr>
-              <w:spacing w:before="60" w:after="60" w:line="252" w:lineRule="auto"/>
-              <w:jc w:val="left"/>
-            </w:pPr>
-            <w:r/>
-            <w:r>
-              <w:t>665.50</w:t>
-            </w:r>
-          </w:p>
-        </w:tc>
-        <w:tc>
-          <w:tcPr>
-            <w:tcW w:type="dxa" w:w="1152"/>
-            <w:shd w:fill="FFFFFF"/>
-            <w:tcMar>
-              <w:top w:w="100" w:type="dxa"/>
-              <w:bottom w:w="100" w:type="dxa"/>
-              <w:left w:w="120" w:type="dxa"/>
-              <w:right w:w="120" w:type="dxa"/>
-            </w:tcMar>
-            <w:tcBorders>
-              <w:top w:val="single" w:sz="4" w:space="0" w:color="CCCCCC"/>
-              <w:bottom w:val="single" w:sz="4" w:space="0" w:color="CCCCCC"/>
-              <w:left w:val="single" w:sz="4" w:space="0" w:color="CCCCCC"/>
-              <w:right w:val="single" w:sz="4" w:space="0" w:color="CCCCCC"/>
-            </w:tcBorders>
-          </w:tcPr>
-          <w:p>
-            <w:pPr>
-              <w:spacing w:before="60" w:after="60" w:line="252" w:lineRule="auto"/>
-              <w:jc w:val="left"/>
-            </w:pPr>
-            <w:r/>
-            <w:r>
-              <w:t>652.75</w:t>
-            </w:r>
-          </w:p>
-        </w:tc>
-        <w:tc>
-          <w:tcPr>
-            <w:tcW w:type="dxa" w:w="1728"/>
-            <w:shd w:fill="FFFFFF"/>
-            <w:tcMar>
-              <w:top w:w="100" w:type="dxa"/>
-              <w:bottom w:w="100" w:type="dxa"/>
-              <w:left w:w="120" w:type="dxa"/>
-              <w:right w:w="120" w:type="dxa"/>
-            </w:tcMar>
-            <w:tcBorders>
-              <w:top w:val="single" w:sz="4" w:space="0" w:color="CCCCCC"/>
-              <w:bottom w:val="single" w:sz="4" w:space="0" w:color="CCCCCC"/>
-              <w:left w:val="single" w:sz="4" w:space="0" w:color="CCCCCC"/>
-              <w:right w:val="single" w:sz="4" w:space="0" w:color="CCCCCC"/>
-            </w:tcBorders>
-          </w:tcPr>
-          <w:p>
-            <w:pPr>
-              <w:spacing w:before="60" w:after="60" w:line="252" w:lineRule="auto"/>
-              <w:jc w:val="left"/>
-            </w:pPr>
-            <w:r/>
-            <w:r>
-              <w:rPr>
-                <w:b/>
-              </w:rPr>
-              <w:t>658.50</w:t>
+              <w:t>660.00</w:t>
             </w:r>
           </w:p>
         </w:tc>

--- a/Daily Reports/09_08_2026-CBOT Reports.docx
+++ b/Daily Reports/09_08_2026-CBOT Reports.docx
@@ -104,7 +104,7 @@
           <w:color w:val="5C768D"/>
           <w:sz w:val="19"/>
         </w:rPr>
-        <w:t>Cập nhật tự động qua `macro_tracker.py` vào lúc 15:51 ICT ngày 09/08/2026</w:t>
+        <w:t>Cập nhật tự động qua `macro_tracker.py` vào lúc 16:46 ICT ngày 09/08/2026</w:t>
       </w:r>
     </w:p>
     <w:tbl>
@@ -1316,7 +1316,7 @@
           <w:color w:val="5C768D"/>
           <w:sz w:val="19"/>
         </w:rPr>
-        <w:t>Cập nhật tự động lúc 15:51 ICT ngày 09/08/2026 — Nguồn: NOAA, USDA, BOM Australia</w:t>
+        <w:t>Cập nhật tự động lúc 16:46 ICT ngày 09/08/2026 — Nguồn: NOAA, USDA, BOM Australia</w:t>
       </w:r>
     </w:p>
     <w:p>

--- a/Daily Reports/09_08_2026-CBOT Reports.docx
+++ b/Daily Reports/09_08_2026-CBOT Reports.docx
@@ -104,7 +104,7 @@
           <w:color w:val="5C768D"/>
           <w:sz w:val="19"/>
         </w:rPr>
-        <w:t>Cập nhật tự động qua `macro_tracker.py` vào lúc 16:46 ICT ngày 09/08/2026</w:t>
+        <w:t>Cập nhật tự động qua `macro_tracker.py` vào lúc 18:16 ICT ngày 09/08/2026</w:t>
       </w:r>
     </w:p>
     <w:tbl>
@@ -1316,7 +1316,7 @@
           <w:color w:val="5C768D"/>
           <w:sz w:val="19"/>
         </w:rPr>
-        <w:t>Cập nhật tự động lúc 16:46 ICT ngày 09/08/2026 — Nguồn: NOAA, USDA, BOM Australia</w:t>
+        <w:t>Cập nhật tự động lúc 18:16 ICT ngày 09/08/2026 — Nguồn: NOAA, USDA, BOM Australia</w:t>
       </w:r>
     </w:p>
     <w:p>

--- a/Daily Reports/09_08_2026-CBOT Reports.docx
+++ b/Daily Reports/09_08_2026-CBOT Reports.docx
@@ -104,7 +104,7 @@
           <w:color w:val="5C768D"/>
           <w:sz w:val="19"/>
         </w:rPr>
-        <w:t>Cập nhật tự động qua `macro_tracker.py` vào lúc 18:16 ICT ngày 09/08/2026</w:t>
+        <w:t>Cập nhật tự động qua `macro_tracker.py` vào lúc 19:11 ICT ngày 09/08/2026</w:t>
       </w:r>
     </w:p>
     <w:tbl>
@@ -1316,7 +1316,7 @@
           <w:color w:val="5C768D"/>
           <w:sz w:val="19"/>
         </w:rPr>
-        <w:t>Cập nhật tự động lúc 18:16 ICT ngày 09/08/2026 — Nguồn: NOAA, USDA, BOM Australia</w:t>
+        <w:t>Cập nhật tự động lúc 19:11 ICT ngày 09/08/2026 — Nguồn: NOAA, USDA, BOM Australia</w:t>
       </w:r>
     </w:p>
     <w:p>

--- a/Daily Reports/09_08_2026-CBOT Reports.docx
+++ b/Daily Reports/09_08_2026-CBOT Reports.docx
@@ -104,7 +104,7 @@
           <w:color w:val="5C768D"/>
           <w:sz w:val="19"/>
         </w:rPr>
-        <w:t>Cập nhật tự động qua `macro_tracker.py` vào lúc 19:11 ICT ngày 09/08/2026</w:t>
+        <w:t>Cập nhật tự động qua `macro_tracker.py` vào lúc 20:01 ICT ngày 09/08/2026</w:t>
       </w:r>
     </w:p>
     <w:tbl>
@@ -1316,7 +1316,7 @@
           <w:color w:val="5C768D"/>
           <w:sz w:val="19"/>
         </w:rPr>
-        <w:t>Cập nhật tự động lúc 19:11 ICT ngày 09/08/2026 — Nguồn: NOAA, USDA, BOM Australia</w:t>
+        <w:t>Cập nhật tự động lúc 20:01 ICT ngày 09/08/2026 — Nguồn: NOAA, USDA, BOM Australia</w:t>
       </w:r>
     </w:p>
     <w:p>

--- a/Daily Reports/09_08_2026-CBOT Reports.docx
+++ b/Daily Reports/09_08_2026-CBOT Reports.docx
@@ -104,7 +104,7 @@
           <w:color w:val="5C768D"/>
           <w:sz w:val="19"/>
         </w:rPr>
-        <w:t>Cập nhật tự động qua `macro_tracker.py` vào lúc 20:01 ICT ngày 09/08/2026</w:t>
+        <w:t>Cập nhật tự động qua `macro_tracker.py` vào lúc 21:01 ICT ngày 09/08/2026</w:t>
       </w:r>
     </w:p>
     <w:tbl>
@@ -1316,7 +1316,7 @@
           <w:color w:val="5C768D"/>
           <w:sz w:val="19"/>
         </w:rPr>
-        <w:t>Cập nhật tự động lúc 20:01 ICT ngày 09/08/2026 — Nguồn: NOAA, USDA, BOM Australia</w:t>
+        <w:t>Cập nhật tự động lúc 21:01 ICT ngày 09/08/2026 — Nguồn: NOAA, USDA, BOM Australia</w:t>
       </w:r>
     </w:p>
     <w:p>

--- a/Daily Reports/09_08_2026-CBOT Reports.docx
+++ b/Daily Reports/09_08_2026-CBOT Reports.docx
@@ -104,7 +104,7 @@
           <w:color w:val="5C768D"/>
           <w:sz w:val="19"/>
         </w:rPr>
-        <w:t>Cập nhật tự động qua `macro_tracker.py` vào lúc 21:01 ICT ngày 09/08/2026</w:t>
+        <w:t>Cập nhật tự động qua `macro_tracker.py` vào lúc 22:00 ICT ngày 09/08/2026</w:t>
       </w:r>
     </w:p>
     <w:tbl>
@@ -1316,7 +1316,7 @@
           <w:color w:val="5C768D"/>
           <w:sz w:val="19"/>
         </w:rPr>
-        <w:t>Cập nhật tự động lúc 21:01 ICT ngày 09/08/2026 — Nguồn: NOAA, USDA, BOM Australia</w:t>
+        <w:t>Cập nhật tự động lúc 22:00 ICT ngày 09/08/2026 — Nguồn: NOAA, USDA, BOM Australia</w:t>
       </w:r>
     </w:p>
     <w:p>

--- a/Daily Reports/09_08_2026-CBOT Reports.docx
+++ b/Daily Reports/09_08_2026-CBOT Reports.docx
@@ -104,7 +104,7 @@
           <w:color w:val="5C768D"/>
           <w:sz w:val="19"/>
         </w:rPr>
-        <w:t>Cập nhật tự động qua `macro_tracker.py` vào lúc 22:00 ICT ngày 09/08/2026</w:t>
+        <w:t>Cập nhật tự động qua `macro_tracker.py` vào lúc 23:01 ICT ngày 09/08/2026</w:t>
       </w:r>
     </w:p>
     <w:tbl>
@@ -1316,7 +1316,7 @@
           <w:color w:val="5C768D"/>
           <w:sz w:val="19"/>
         </w:rPr>
-        <w:t>Cập nhật tự động lúc 22:00 ICT ngày 09/08/2026 — Nguồn: NOAA, USDA, BOM Australia</w:t>
+        <w:t>Cập nhật tự động lúc 23:01 ICT ngày 09/08/2026 — Nguồn: NOAA, USDA, BOM Australia</w:t>
       </w:r>
     </w:p>
     <w:p>
